--- a/out/02_HR/SNX-HR-SOP-13 Mutation (Rev00 DRAFT).docx
+++ b/out/02_HR/SNX-HR-SOP-13 Mutation (Rev00 DRAFT).docx
@@ -2267,7 +2267,7 @@
             <w:br/>
             <w:t xml:space="preserve">6.1 Pengajuan usulan</w:t>
             <w:br/>
-            <w:t xml:space="preserve">6.2 Penilaian usulan</w:t>
+            <w:t xml:space="preserve">6.2 Pemeriksaan usulan dan kualifikasi</w:t>
             <w:br/>
             <w:t xml:space="preserve">6.3 Persetujuan</w:t>
             <w:br/>
@@ -2442,7 +2442,7 @@
           <w:sz w:val="24"/>
           <w:szCs w:val="24"/>
         </w:rPr>
-        <w:t xml:space="preserve">Karyawan yang dimutasi menerima uraian jabatan, garis lapor, dan lokasi operasional barunya sebelum tanggal berlaku, dan Atasan Langsung Tujuan mengajukan perubahan hak aksesnya.</w:t>
+        <w:t xml:space="preserve">Karyawan yang dimutasi mengetahui tanggung jawab barunya sebelum tanggal berlaku, dan Atasan Langsung Tujuan mengajukan perubahan hak aksesnya.</w:t>
       </w:r>
     </w:p>
     <w:p>
@@ -2505,7 +2505,7 @@
           <w:sz w:val="24"/>
           <w:szCs w:val="24"/>
         </w:rPr>
-        <w:t xml:space="preserve">Dikecualikan dari SOP ini: kenaikan jabatan (SNX-HR-SOP-10); penurunan jabatan (SNX-HR-SOP-11); perpindahan tugas atau fungsi yang tidak mengubah unit kerja, divisi, atau lokasi operasional (SNX-HR-SOP-12); pemindahan atas permintaan karyawan dan pemindahan sebagai sanksi disiplin (USULAN); penetapan gaji, tunjangan, dan biaya yang timbul karena mutasi (USULAN); mutasi Direktur Utama (JA-01), karena SNX-HR-JA-01 menaruh atasan jabatan itu pada organ perusahaan menurut anggaran dasar (USULAN).</w:t>
+        <w:t xml:space="preserve">Dikecualikan dari SOP ini: kenaikan jabatan (SNX-HR-SOP-10); penurunan jabatan (SNX-HR-SOP-11); perpindahan tugas atau fungsi pada unit kerja, divisi, lokasi operasional, dan tingkatan jabatan yang sama (SNX-HR-SOP-12); pemindahan atas permintaan karyawan dan pemindahan sebagai sanksi disiplin (USULAN); penetapan gaji, tunjangan, dan biaya yang timbul karena mutasi (USULAN); mutasi Direktur Utama (JA-01), karena SNX-HR-JA-01 menaruh atasan jabatan itu pada organ perusahaan menurut anggaran dasar (USULAN).</w:t>
       </w:r>
     </w:p>
     <w:p>
@@ -2689,7 +2689,7 @@
                 <w:sz w:val="24"/>
                 <w:szCs w:val="24"/>
               </w:rPr>
-              <w:t>Jabatan yang menjadi tujuan garis lapor dari jabatan asal.</w:t>
+              <w:t>Jabatan yang menjadi tujuan garis lapor dari jabatan asal (USULAN).</w:t>
             </w:r>
           </w:p>
         </w:tc>
@@ -2738,7 +2738,7 @@
                 <w:sz w:val="24"/>
                 <w:szCs w:val="24"/>
               </w:rPr>
-              <w:t>Jabatan yang menjadi tujuan garis lapor dari jabatan tujuan.</w:t>
+              <w:t>Jabatan yang menjadi tujuan garis lapor dari jabatan tujuan (USULAN).</w:t>
             </w:r>
           </w:p>
         </w:tc>
@@ -2787,7 +2787,7 @@
                 <w:sz w:val="24"/>
                 <w:szCs w:val="24"/>
               </w:rPr>
-              <w:t>Divisi Operation beserta sub divisinya, yaitu NOC, SOC, serta SD dan PM, menurut SNX-HR-ORG-01.</w:t>
+              <w:t>Divisi Operation beserta sub divisinya, yaitu NOC, SOC, serta SD dan PM. Susunan ini mengikuti SNX-HR-ORG-01, yang menandainya (USULAN).</w:t>
             </w:r>
           </w:p>
         </w:tc>
@@ -2912,7 +2912,7 @@
                 <w:sz w:val="24"/>
                 <w:szCs w:val="24"/>
               </w:rPr>
-              <w:t>Jabatan asal</w:t>
+              <w:t>Informasi jabatan baru</w:t>
             </w:r>
           </w:p>
         </w:tc>
@@ -2934,7 +2934,7 @@
                 <w:sz w:val="24"/>
                 <w:szCs w:val="24"/>
               </w:rPr>
-              <w:t>Jabatan di SNX-HR-ORG-01 yang dipegang karyawan sebelum mutasi.</w:t>
+              <w:t>Uraian jabatan tujuan dari SNX-HR-JA-01, garis lapor baru, dan lokasi operasional tujuan, yang diberikan kepada karyawan yang dimutasi.</w:t>
             </w:r>
           </w:p>
         </w:tc>
@@ -2961,7 +2961,7 @@
                 <w:sz w:val="24"/>
                 <w:szCs w:val="24"/>
               </w:rPr>
-              <w:t>Jabatan tujuan</w:t>
+              <w:t>Jabatan asal</w:t>
             </w:r>
           </w:p>
         </w:tc>
@@ -2983,7 +2983,7 @@
                 <w:sz w:val="24"/>
                 <w:szCs w:val="24"/>
               </w:rPr>
-              <w:t>Jabatan di SNX-HR-ORG-01 yang dipegang karyawan sesudah mutasi.</w:t>
+              <w:t>Jabatan di SNX-HR-ORG-01 yang dipegang karyawan sebelum mutasi.</w:t>
             </w:r>
           </w:p>
         </w:tc>
@@ -3010,7 +3010,7 @@
                 <w:sz w:val="24"/>
                 <w:szCs w:val="24"/>
               </w:rPr>
-              <w:t>Karyawan yang dimutasi</w:t>
+              <w:t>Jabatan tujuan</w:t>
             </w:r>
           </w:p>
         </w:tc>
@@ -3032,7 +3032,7 @@
                 <w:sz w:val="24"/>
                 <w:szCs w:val="24"/>
               </w:rPr>
-              <w:t>Karyawan SINUX yang namanya tertulis di usulan mutasi, sejak usulan dibuat sampai mutasi berlaku.</w:t>
+              <w:t>Jabatan di SNX-HR-ORG-01 yang dipegang karyawan sesudah mutasi.</w:t>
             </w:r>
           </w:p>
         </w:tc>
@@ -3059,7 +3059,7 @@
                 <w:sz w:val="24"/>
                 <w:szCs w:val="24"/>
               </w:rPr>
-              <w:t>Kebutuhan organisasi</w:t>
+              <w:t>Karyawan yang dimutasi</w:t>
             </w:r>
           </w:p>
         </w:tc>
@@ -3081,7 +3081,7 @@
                 <w:sz w:val="24"/>
                 <w:szCs w:val="24"/>
               </w:rPr>
-              <w:t>Keperluan SINUX akan tenaga kerja di unit kerja, divisi, atau lokasi operasional tujuan, yang menjadi dasar usulan mutasi.</w:t>
+              <w:t>Karyawan SINUX yang namanya tertulis di usulan mutasi, sejak usulan dibuat sampai mutasi berlaku.</w:t>
             </w:r>
           </w:p>
         </w:tc>
@@ -3108,7 +3108,7 @@
                 <w:sz w:val="24"/>
                 <w:szCs w:val="24"/>
               </w:rPr>
-              <w:t>Keputusan mutasi</w:t>
+              <w:t>Kebutuhan organisasi</w:t>
             </w:r>
           </w:p>
         </w:tc>
@@ -3130,7 +3130,7 @@
                 <w:sz w:val="24"/>
                 <w:szCs w:val="24"/>
               </w:rPr>
-              <w:t>Persetujuan, persetujuan dengan syarat, atau penolakan tertulis atas usulan mutasi, disingkat keputusan.</w:t>
+              <w:t>Keperluan SINUX akan tenaga kerja di unit kerja, divisi, atau lokasi operasional tujuan, yang menjadi dasar usulan mutasi.</w:t>
             </w:r>
           </w:p>
         </w:tc>
@@ -3157,7 +3157,7 @@
                 <w:sz w:val="24"/>
                 <w:szCs w:val="24"/>
               </w:rPr>
-              <w:t>Kualifikasi</w:t>
+              <w:t>Keputusan mutasi</w:t>
             </w:r>
           </w:p>
         </w:tc>
@@ -3179,7 +3179,7 @@
                 <w:sz w:val="24"/>
                 <w:szCs w:val="24"/>
               </w:rPr>
-              <w:t>Pendidikan, pengalaman, persyaratan tambahan, dan kompetensi yang dibutuhkan sebuah jabatan menurut SNX-HR-JA-01.</w:t>
+              <w:t>Persetujuan, persetujuan dengan syarat, atau penolakan tertulis atas usulan mutasi, disingkat keputusan.</w:t>
             </w:r>
           </w:p>
         </w:tc>
@@ -3206,7 +3206,7 @@
                 <w:sz w:val="24"/>
                 <w:szCs w:val="24"/>
               </w:rPr>
-              <w:t>Lokasi operasional</w:t>
+              <w:t>Kualifikasi</w:t>
             </w:r>
           </w:p>
         </w:tc>
@@ -3228,7 +3228,7 @@
                 <w:sz w:val="24"/>
                 <w:szCs w:val="24"/>
               </w:rPr>
-              <w:t>Tempat karyawan menjalankan pekerjaannya. Lokasi kerja utama semua jabatan tercantum di SNX-HR-JA-01 butir 4.10; lokasi operasional lain adalah tempat kerja selain itu yang disebut di keputusan mutasi.</w:t>
+              <w:t>Pendidikan, pengalaman, persyaratan tambahan, dan kompetensi yang dibutuhkan sebuah jabatan menurut SNX-HR-JA-01.</w:t>
             </w:r>
           </w:p>
         </w:tc>
@@ -3255,7 +3255,7 @@
                 <w:sz w:val="24"/>
                 <w:szCs w:val="24"/>
               </w:rPr>
-              <w:t>Mutasi</w:t>
+              <w:t>Lokasi operasional</w:t>
             </w:r>
           </w:p>
         </w:tc>
@@ -3277,7 +3277,7 @@
                 <w:sz w:val="24"/>
                 <w:szCs w:val="24"/>
               </w:rPr>
-              <w:t>Pemindahan karyawan ke unit kerja, divisi, atau lokasi operasional lain.</w:t>
+              <w:t>Tempat karyawan menjalankan pekerjaannya. Lokasi kerja utama semua jabatan tercantum di SNX-HR-JA-01 butir 4.10; lokasi operasional lain adalah tempat kerja selain itu yang disebut di keputusan mutasi.</w:t>
             </w:r>
           </w:p>
         </w:tc>
@@ -3304,7 +3304,7 @@
                 <w:sz w:val="24"/>
                 <w:szCs w:val="24"/>
               </w:rPr>
-              <w:t>Personal file</w:t>
+              <w:t>Mutasi</w:t>
             </w:r>
           </w:p>
         </w:tc>
@@ -3326,7 +3326,7 @@
                 <w:sz w:val="24"/>
                 <w:szCs w:val="24"/>
               </w:rPr>
-              <w:t>Berkas kepegawaian setiap karyawan yang dipelihara HRGA Officer.</w:t>
+              <w:t>Pemindahan karyawan ke unit kerja, divisi, atau lokasi operasional lain.</w:t>
             </w:r>
           </w:p>
         </w:tc>
@@ -3353,7 +3353,7 @@
                 <w:sz w:val="24"/>
                 <w:szCs w:val="24"/>
               </w:rPr>
-              <w:t>Tanggal berlaku</w:t>
+              <w:t>Penanggap alternatif</w:t>
             </w:r>
           </w:p>
         </w:tc>
@@ -3375,7 +3375,7 @@
                 <w:sz w:val="24"/>
                 <w:szCs w:val="24"/>
               </w:rPr>
-              <w:t>Tanggal mutasi mulai berlaku, tertulis di keputusan mutasi.</w:t>
+              <w:t>Jabatan yang menjadi tujuan garis lapor dari Atasan Langsung Asal, menurut kolom Melapor ke di SNX-HR-ORG-01 (USULAN).</w:t>
             </w:r>
           </w:p>
         </w:tc>
@@ -3402,7 +3402,7 @@
                 <w:sz w:val="24"/>
                 <w:szCs w:val="24"/>
               </w:rPr>
-              <w:t>Unit kerja</w:t>
+              <w:t>Personal file</w:t>
             </w:r>
           </w:p>
         </w:tc>
@@ -3424,7 +3424,7 @@
                 <w:sz w:val="24"/>
                 <w:szCs w:val="24"/>
               </w:rPr>
-              <w:t>Unit yang tercantum di kolom Unit pada Daftar Jabatan SNX-HR-ORG-01.</w:t>
+              <w:t>Berkas kepegawaian setiap karyawan yang dipelihara HRGA Officer.</w:t>
             </w:r>
           </w:p>
         </w:tc>
@@ -3451,6 +3451,153 @@
                 <w:sz w:val="24"/>
                 <w:szCs w:val="24"/>
               </w:rPr>
+              <w:t>Tanggal berlaku</w:t>
+            </w:r>
+          </w:p>
+        </w:tc>
+        <w:tc>
+          <w:tcPr>
+            <w:tcW w:w="6803" w:type="dxa"/>
+            <w:vAlign w:val="center"/>
+          </w:tcPr>
+          <w:p>
+            <w:pPr>
+              <w:rPr>
+                <w:sz w:val="24"/>
+                <w:szCs w:val="24"/>
+              </w:rPr>
+            </w:pPr>
+            <w:r>
+              <w:rPr>
+                <w:b w:val="0"/>
+                <w:sz w:val="24"/>
+                <w:szCs w:val="24"/>
+              </w:rPr>
+              <w:t>Tanggal mutasi mulai berlaku, tertulis di keputusan mutasi.</w:t>
+            </w:r>
+          </w:p>
+        </w:tc>
+      </w:tr>
+      <w:tr>
+        <w:trPr>
+          <w:jc w:val="center"/>
+        </w:trPr>
+        <w:tc>
+          <w:tcPr>
+            <w:tcW w:w="2268" w:type="dxa"/>
+            <w:vAlign w:val="center"/>
+          </w:tcPr>
+          <w:p>
+            <w:pPr>
+              <w:rPr>
+                <w:sz w:val="24"/>
+                <w:szCs w:val="24"/>
+              </w:rPr>
+            </w:pPr>
+            <w:r>
+              <w:rPr>
+                <w:b w:val="0"/>
+                <w:sz w:val="24"/>
+                <w:szCs w:val="24"/>
+              </w:rPr>
+              <w:t>Tingkatan jabatan</w:t>
+            </w:r>
+          </w:p>
+        </w:tc>
+        <w:tc>
+          <w:tcPr>
+            <w:tcW w:w="6803" w:type="dxa"/>
+            <w:vAlign w:val="center"/>
+          </w:tcPr>
+          <w:p>
+            <w:pPr>
+              <w:rPr>
+                <w:sz w:val="24"/>
+                <w:szCs w:val="24"/>
+              </w:rPr>
+            </w:pPr>
+            <w:r>
+              <w:rPr>
+                <w:b w:val="0"/>
+                <w:sz w:val="24"/>
+                <w:szCs w:val="24"/>
+              </w:rPr>
+              <w:t>Jenjang sebuah jabatan di SNX-HR-ORG-01, dihitung dari jumlah garis lapor sampai Direktur Utama (JA-01). Dua jabatan satu tingkatan bila jumlah garis lapornya sama. SNX-HR-JA-01 tidak memuat grading, sehingga ukuran ini (USULAN).</w:t>
+            </w:r>
+          </w:p>
+        </w:tc>
+      </w:tr>
+      <w:tr>
+        <w:trPr>
+          <w:jc w:val="center"/>
+        </w:trPr>
+        <w:tc>
+          <w:tcPr>
+            <w:tcW w:w="2268" w:type="dxa"/>
+            <w:vAlign w:val="center"/>
+          </w:tcPr>
+          <w:p>
+            <w:pPr>
+              <w:rPr>
+                <w:sz w:val="24"/>
+                <w:szCs w:val="24"/>
+              </w:rPr>
+            </w:pPr>
+            <w:r>
+              <w:rPr>
+                <w:b w:val="0"/>
+                <w:sz w:val="24"/>
+                <w:szCs w:val="24"/>
+              </w:rPr>
+              <w:t>Unit kerja</w:t>
+            </w:r>
+          </w:p>
+        </w:tc>
+        <w:tc>
+          <w:tcPr>
+            <w:tcW w:w="6803" w:type="dxa"/>
+            <w:vAlign w:val="center"/>
+          </w:tcPr>
+          <w:p>
+            <w:pPr>
+              <w:rPr>
+                <w:sz w:val="24"/>
+                <w:szCs w:val="24"/>
+              </w:rPr>
+            </w:pPr>
+            <w:r>
+              <w:rPr>
+                <w:b w:val="0"/>
+                <w:sz w:val="24"/>
+                <w:szCs w:val="24"/>
+              </w:rPr>
+              <w:t>Unit yang tercantum di kolom Unit pada Daftar Jabatan SNX-HR-ORG-01.</w:t>
+            </w:r>
+          </w:p>
+        </w:tc>
+      </w:tr>
+      <w:tr>
+        <w:trPr>
+          <w:jc w:val="center"/>
+        </w:trPr>
+        <w:tc>
+          <w:tcPr>
+            <w:tcW w:w="2268" w:type="dxa"/>
+            <w:vAlign w:val="center"/>
+          </w:tcPr>
+          <w:p>
+            <w:pPr>
+              <w:rPr>
+                <w:sz w:val="24"/>
+                <w:szCs w:val="24"/>
+              </w:rPr>
+            </w:pPr>
+            <w:r>
+              <w:rPr>
+                <w:b w:val="0"/>
+                <w:sz w:val="24"/>
+                <w:szCs w:val="24"/>
+              </w:rPr>
               <w:t>Usulan mutasi</w:t>
             </w:r>
           </w:p>
@@ -3473,7 +3620,7 @@
                 <w:sz w:val="24"/>
                 <w:szCs w:val="24"/>
               </w:rPr>
-              <w:t>Pengajuan tertulis dari Atasan Langsung Tujuan untuk memindahkan seorang karyawan, disingkat usulan.</w:t>
+              <w:t>Pengajuan tertulis dari Atasan Langsung Tujuan untuk memindahkan seorang karyawan, disingkat usulan (USULAN).</w:t>
             </w:r>
           </w:p>
         </w:tc>
@@ -3531,7 +3678,7 @@
           <w:sz w:val="24"/>
           <w:szCs w:val="24"/>
         </w:rPr>
-        <w:t xml:space="preserve">4.1 Dasar mutasi (ISO 9001:2015 7.1.2): mutasi dilakukan hanya karena kebutuhan organisasi. Atasan Langsung Tujuan menulis kebutuhan itu di usulan (butir 6.1).</w:t>
+        <w:t xml:space="preserve">4.1 Dasar mutasi (ISO 9001:2015 7.1.2): Atasan Langsung Tujuan mengusulkan mutasi hanya karena kebutuhan organisasi dan menulis kebutuhan itu di usulan (butir 6.1) (USULAN).</w:t>
       </w:r>
     </w:p>
     <w:p>
@@ -3555,7 +3702,7 @@
           <w:sz w:val="24"/>
           <w:szCs w:val="24"/>
         </w:rPr>
-        <w:t xml:space="preserve">4.2 Tujuan mutasi: usulan menyebut satu tujuan atau lebih, yaitu unit kerja, divisi, atau lokasi operasional. Mutasi ke unit kerja atau divisi lain menyebut jabatan tujuan di SNX-HR-ORG-01 dan Atasan Langsung Tujuan menurut kolom Melapor ke. Mutasi ke lokasi operasional lain menyebut lokasi tujuan, dan jabatan tujuan sama dengan jabatan asal.</w:t>
+        <w:t xml:space="preserve">4.2 Tujuan mutasi: usulan menyebut satu tujuan atau lebih, yaitu unit kerja, divisi, atau lokasi operasional. Mutasi ke unit kerja atau divisi lain menyebut jabatan tujuan di SNX-HR-ORG-01 dan Atasan Langsung Tujuan menurut kolom Melapor ke (USULAN). Mutasi yang hanya mengubah lokasi operasional menyebut lokasi tujuan, dan jabatan tujuan sama dengan jabatan asal (USULAN).</w:t>
       </w:r>
     </w:p>
     <w:p>
@@ -3579,7 +3726,7 @@
           <w:sz w:val="24"/>
           <w:szCs w:val="24"/>
         </w:rPr>
-        <w:t xml:space="preserve">4.3 Pemisahan peran (ISO 9001:2015 5.3): Atasan Langsung Tujuan mengusulkan dan Atasan Langsung Asal menanggapi. HR Manager menilai dan merekomendasikan, lalu Direktur Utama menetapkan keputusan. HRGA Officer mencatat dan mengarsipkan setiap tahap (butir 6.2 sampai 6.4).</w:t>
+        <w:t xml:space="preserve">4.3 Pemisahan peran (ISO 9001:2015 5.3): jabatan yang mengusulkan, menanggapi, menyimpulkan kualifikasi, menetapkan keputusan, dan mencatat mutasi berbeda satu sama lain; pembagiannya ada di bagian 5. Bila Atasan Langsung Tujuan dan Atasan Langsung Asal adalah jabatan yang sama, Penanggap alternatif menanggapi usulan menurut bagian 9 (USULAN).</w:t>
       </w:r>
     </w:p>
     <w:p>
@@ -3603,7 +3750,7 @@
           <w:sz w:val="24"/>
           <w:szCs w:val="24"/>
         </w:rPr>
-        <w:t xml:space="preserve">4.4 Kualifikasi (ISO 9001:2015 7.2): HR Manager menilai kualifikasi karyawan terhadap persyaratan jabatan tujuan di SNX-HR-JA-01 dan mencatat kesenjangan kompetensi beserta tindakannya. SNX-HR-JA-01 butir 4.7 menyatakan masa pengalaman minimum ditentukan sesudah job evaluation. Sampai masa itu ditetapkan, HR Manager menilai pengalaman dari persyaratan pendidikan dan pengalaman jabatan tujuan dan menulis alasannya (USULAN).</w:t>
+        <w:t xml:space="preserve">4.4 Kualifikasi (ISO 9001:2015 7.2): HR Manager menyimpulkan kualifikasi karyawan terhadap persyaratan jabatan tujuan di SNX-HR-JA-01 dan mencatat kesenjangan kompetensi beserta tindakannya. SNX-HR-JA-01 butir 4.7 menyatakan masa pengalaman minimum ditentukan sesudah job evaluation. Sampai masa itu ditetapkan, HR Manager menyimpulkan pengalaman dari persyaratan pendidikan dan pengalaman jabatan tujuan dan menulis alasannya (USULAN).</w:t>
       </w:r>
     </w:p>
     <w:p>
@@ -3675,7 +3822,7 @@
           <w:sz w:val="24"/>
           <w:szCs w:val="24"/>
         </w:rPr>
-        <w:t xml:space="preserve">4.7 Komunikasi tanggung jawab (ISO 9001:2015 5.3): karyawan yang dimutasi menerima uraian jabatan tujuan, garis lapor, dan lokasi operasional barunya, lalu mengonfirmasi secara tertulis bahwa ia memahaminya sebelum tanggal berlaku (butir 6.4) (USULAN).</w:t>
+        <w:t xml:space="preserve">4.7 Komunikasi tanggung jawab (ISO 9001:2015 5.3): karyawan yang dimutasi menerima informasi jabatan baru dan mengonfirmasi secara tertulis bahwa ia memahaminya sebelum tanggal berlaku (butir 6.4) (USULAN).</w:t>
       </w:r>
     </w:p>
     <w:p>
@@ -4053,7 +4200,7 @@
                 <w:sz w:val="24"/>
                 <w:szCs w:val="24"/>
               </w:rPr>
-              <w:t>Memeriksa kelengkapan usulan, meneruskannya ke Atasan Langsung Asal, memberikan uraian jabatan tujuan kepada karyawan, memperbarui data kepegawaian, mengarsipkan rekaman di personal file, dan memberi tahu Atasan Langsung Tujuan tentang mutasi (butir 6.2 dan 6.4).</w:t>
+              <w:t>Memeriksa kelengkapan usulan, meneruskannya ke Atasan Langsung Asal, memberikan informasi jabatan baru kepada karyawan, memperbarui data kepegawaian, mengarsipkan rekaman di personal file, dan memberi tahu Atasan Langsung Tujuan tentang mutasi (butir 6.2 dan 6.4).</w:t>
             </w:r>
           </w:p>
         </w:tc>
@@ -4241,7 +4388,7 @@
                 <w:sz w:val="24"/>
                 <w:szCs w:val="24"/>
               </w:rPr>
-              <w:t>Menulis kebutuhan organisasi, mengisi dan mengirim usulan, menerima keputusan, dan mengajukan perubahan hak akses menurut SNX-ISMS-SOP-02 (butir 6.1, 6.3, dan 6.4).</w:t>
+              <w:t>Pengusul (USULAN). Menulis kebutuhan organisasi, mengisi dan mengirim usulan, menerima keputusan, dan mengajukan perubahan hak akses menurut SNX-ISMS-SOP-02 (butir 6.1, 6.3, dan 6.4).</w:t>
             </w:r>
           </w:p>
         </w:tc>
@@ -4335,7 +4482,7 @@
                 <w:sz w:val="24"/>
                 <w:szCs w:val="24"/>
               </w:rPr>
-              <w:t>Menanggapi usulan, menunjuk pengganti, dan mencatat serah terima pekerjaan karyawan yang dimutasi (butir 6.2 dan 6.4).</w:t>
+              <w:t>Penanggap (USULAN). Menanggapi usulan, menunjuk pengganti, dan mencatat serah terima pekerjaan karyawan yang dimutasi (butir 6.2 dan 6.4).</w:t>
             </w:r>
           </w:p>
         </w:tc>
@@ -4399,6 +4546,100 @@
                 <w:sz w:val="24"/>
                 <w:szCs w:val="24"/>
               </w:rPr>
+              <w:t>Penanggap alternatif</w:t>
+            </w:r>
+          </w:p>
+        </w:tc>
+        <w:tc>
+          <w:tcPr>
+            <w:tcW w:w="3750" w:type="dxa"/>
+            <w:tcBorders>
+              <w:top w:val="single" w:sz="8" w:space="0" w:color="000000"/>
+              <w:left w:val="single" w:sz="8" w:space="0" w:color="000000"/>
+              <w:bottom w:val="single" w:sz="8" w:space="0" w:color="000000"/>
+              <w:right w:val="single" w:sz="8" w:space="0" w:color="000000"/>
+            </w:tcBorders>
+            <w:shd w:val="clear" w:color="auto" w:fill="FFFFFF"/>
+            <w:vAlign w:val="center"/>
+          </w:tcPr>
+          <w:p>
+            <w:pPr>
+              <w:jc w:val="both"/>
+              <w:rPr>
+                <w:sz w:val="24"/>
+                <w:szCs w:val="24"/>
+              </w:rPr>
+            </w:pPr>
+            <w:r>
+              <w:rPr>
+                <w:b w:val="0"/>
+                <w:sz w:val="24"/>
+                <w:szCs w:val="24"/>
+              </w:rPr>
+              <w:t>Menanggapi usulan sebagai ganti Atasan Langsung Asal bila Atasan Langsung Tujuan dan Atasan Langsung Asal adalah jabatan yang sama (bagian 9) (USULAN).</w:t>
+            </w:r>
+          </w:p>
+        </w:tc>
+        <w:tc>
+          <w:tcPr>
+            <w:tcW w:w="2670" w:type="dxa"/>
+            <w:tcBorders>
+              <w:top w:val="single" w:sz="8" w:space="0" w:color="000000"/>
+              <w:left w:val="single" w:sz="8" w:space="0" w:color="000000"/>
+              <w:bottom w:val="single" w:sz="8" w:space="0" w:color="000000"/>
+              <w:right w:val="single" w:sz="8" w:space="0" w:color="000000"/>
+            </w:tcBorders>
+            <w:shd w:val="clear" w:color="auto" w:fill="FFFFFF"/>
+            <w:vAlign w:val="center"/>
+          </w:tcPr>
+          <w:p>
+            <w:pPr>
+              <w:jc w:val="both"/>
+              <w:rPr>
+                <w:sz w:val="24"/>
+                <w:szCs w:val="24"/>
+              </w:rPr>
+            </w:pPr>
+            <w:r>
+              <w:rPr>
+                <w:b w:val="0"/>
+                <w:sz w:val="24"/>
+                <w:szCs w:val="24"/>
+              </w:rPr>
+              <w:t>Menyatakan keberatan atas pelepasan karyawan; tidak memutuskan mutasi.</w:t>
+            </w:r>
+          </w:p>
+        </w:tc>
+      </w:tr>
+      <w:tr>
+        <w:trPr>
+          <w:jc w:val="center"/>
+        </w:trPr>
+        <w:tc>
+          <w:tcPr>
+            <w:tcW w:w="3135" w:type="dxa"/>
+            <w:tcBorders>
+              <w:top w:val="single" w:sz="8" w:space="0" w:color="000000"/>
+              <w:left w:val="single" w:sz="8" w:space="0" w:color="000000"/>
+              <w:bottom w:val="single" w:sz="8" w:space="0" w:color="000000"/>
+              <w:right w:val="single" w:sz="8" w:space="0" w:color="000000"/>
+            </w:tcBorders>
+            <w:shd w:val="clear" w:color="auto" w:fill="FFFFFF"/>
+            <w:vAlign w:val="center"/>
+          </w:tcPr>
+          <w:p>
+            <w:pPr>
+              <w:rPr>
+                <w:sz w:val="24"/>
+                <w:szCs w:val="24"/>
+              </w:rPr>
+            </w:pPr>
+            <w:r>
+              <w:rPr>
+                <w:b w:val="0"/>
+                <w:sz w:val="24"/>
+                <w:szCs w:val="24"/>
+              </w:rPr>
               <w:t>Karyawan yang dimutasi</w:t>
             </w:r>
           </w:p>
@@ -4429,7 +4670,7 @@
                 <w:sz w:val="24"/>
                 <w:szCs w:val="24"/>
               </w:rPr>
-              <w:t>Menerima uraian jabatan tujuan, garis lapor, dan lokasi operasional, lalu mengonfirmasi secara tertulis bahwa ia memahaminya (butir 6.4) (USULAN).</w:t>
+              <w:t>Menerima informasi jabatan baru, lalu mengonfirmasi secara tertulis bahwa ia memahaminya (butir 6.4) (USULAN).</w:t>
             </w:r>
           </w:p>
         </w:tc>
@@ -4459,7 +4700,7 @@
                 <w:sz w:val="24"/>
                 <w:szCs w:val="24"/>
               </w:rPr>
-              <w:t>Meminta penjelasan atas uraian jabatan tujuan sebelum mengonfirmasi.</w:t>
+              <w:t>Meminta penjelasan atas informasi jabatan baru sebelum mengonfirmasi.</w:t>
             </w:r>
           </w:p>
         </w:tc>
@@ -5042,9 +5283,33 @@
         </w:numPr>
       </w:pPr>
       <w:r>
-        <w:t xml:space="preserve">Penilaian usulan</w:t>
+        <w:t xml:space="preserve">Pemeriksaan usulan dan kualifikasi</w:t>
       </w:r>
       <w:r/>
+    </w:p>
+    <w:p>
+      <w:pPr>
+        <w:pBdr>
+          <w:top w:val="nil"/>
+          <w:left w:val="nil"/>
+          <w:bottom w:val="nil"/>
+          <w:right w:val="nil"/>
+          <w:between w:val="nil"/>
+        </w:pBdr>
+        <w:spacing w:after="120" w:line="252" w:lineRule="auto"/>
+        <w:jc w:val="both"/>
+        <w:rPr>
+          <w:sz w:val="24"/>
+          <w:szCs w:val="24"/>
+        </w:rPr>
+      </w:pPr>
+      <w:r>
+        <w:rPr>
+          <w:sz w:val="24"/>
+          <w:szCs w:val="24"/>
+        </w:rPr>
+        <w:t xml:space="preserve">Nomor 2 dan 3 mengikuti bagian 9 bila Atasan Langsung Tujuan dan Atasan Langsung Asal adalah jabatan yang sama.</w:t>
+      </w:r>
     </w:p>
     <w:tbl>
       <w:tblPr>
@@ -5780,7 +6045,7 @@
                 <w:sz w:val="24"/>
                 <w:szCs w:val="24"/>
               </w:rPr>
-              <w:t>1. Kirim rekomendasi (setujui, setujui dengan syarat, atau tolak) beserta usulan, tanggapan, dan kesimpulan penilaian ke Direktur Utama.</w:t>
+              <w:t>1. Kirim rekomendasi (setujui, setujui dengan syarat, atau tolak) beserta usulan, tanggapan, dan kesimpulan kualifikasi ke Direktur Utama.</w:t>
             </w:r>
           </w:p>
         </w:tc>
@@ -6311,7 +6576,7 @@
                 <w:sz w:val="24"/>
                 <w:szCs w:val="24"/>
               </w:rPr>
-              <w:t>2. Berikan uraian jabatan tujuan dari SNX-HR-JA-01, garis lapor baru, dan lokasi operasional tujuan kepada karyawan yang dimutasi.</w:t>
+              <w:t>2. Berikan informasi jabatan baru kepada karyawan yang dimutasi.</w:t>
             </w:r>
           </w:p>
         </w:tc>
@@ -6368,7 +6633,7 @@
                 <w:sz w:val="24"/>
                 <w:szCs w:val="24"/>
               </w:rPr>
-              <w:t>Uraian jabatan tujuan, garis lapor, dan lokasi operasional yang diterima karyawan</w:t>
+              <w:t>Informasi jabatan baru yang diterima karyawan</w:t>
             </w:r>
           </w:p>
         </w:tc>
@@ -6401,7 +6666,7 @@
                 <w:sz w:val="24"/>
                 <w:szCs w:val="24"/>
               </w:rPr>
-              <w:t>3. Konfirmasi secara tertulis bahwa uraian jabatan tujuan, garis lapor, dan lokasi operasional sudah diterima dan dipahami, sebelum tanggal berlaku.</w:t>
+              <w:t>3. Konfirmasi secara tertulis bahwa informasi jabatan baru sudah diterima dan dipahami, sebelum tanggal berlaku.</w:t>
             </w:r>
           </w:p>
         </w:tc>
@@ -6581,7 +6846,7 @@
                 <w:sz w:val="24"/>
                 <w:szCs w:val="24"/>
               </w:rPr>
-              <w:t>5. Arsipkan usulan, tanggapan, kesimpulan penilaian, rekomendasi, keputusan, catatan serah terima, dan konfirmasi karyawan di personal file.</w:t>
+              <w:t>5. Arsipkan usulan, tanggapan, kesimpulan kualifikasi, rekomendasi, keputusan, catatan serah terima, dan konfirmasi karyawan di personal file.</w:t>
             </w:r>
           </w:p>
         </w:tc>
@@ -6671,7 +6936,7 @@
                 <w:sz w:val="24"/>
                 <w:szCs w:val="24"/>
               </w:rPr>
-              <w:t>6. Beri tahu Atasan Langsung Tujuan tentang mutasi paling lambat pada tanggal berlaku, agar perubahan hak akses diajukan menurut SNX-ISMS-SOP-02.</w:t>
+              <w:t>6. Beri tahu Atasan Langsung Tujuan tentang mutasi paling lambat pada tanggal berlaku, agar ia mengajukan perubahan hak akses menurut SNX-ISMS-SOP-02.</w:t>
             </w:r>
           </w:p>
         </w:tc>
@@ -6981,7 +7246,7 @@
       <w:r>
         <w:drawing>
           <wp:inline xmlns:a="http://schemas.openxmlformats.org/drawingml/2006/main" xmlns:pic="http://schemas.openxmlformats.org/drawingml/2006/picture">
-            <wp:extent cx="2197500" cy="6840000"/>
+            <wp:extent cx="2192500" cy="6840000"/>
             <wp:docPr id="1" name="Picture 1"/>
             <wp:cNvGraphicFramePr>
               <a:graphicFrameLocks noChangeAspect="1"/>
@@ -7002,7 +7267,7 @@
                   <pic:spPr>
                     <a:xfrm>
                       <a:off x="0" y="0"/>
-                      <a:ext cx="2197500" cy="6840000"/>
+                      <a:ext cx="2192500" cy="6840000"/>
                     </a:xfrm>
                     <a:prstGeom prst="rect"/>
                   </pic:spPr>
@@ -7758,7 +8023,7 @@
                 <w:sz w:val="24"/>
                 <w:szCs w:val="24"/>
               </w:rPr>
-              <w:t>Konfirmasi uraian jabatan tujuan (butir 6.4)</w:t>
+              <w:t>Konfirmasi informasi jabatan baru (butir 6.4)</w:t>
             </w:r>
           </w:p>
         </w:tc>
@@ -7906,6 +8171,96 @@
                 <w:szCs w:val="24"/>
               </w:rPr>
               <w:t>Paling lambat pada tanggal berlaku, mengikuti SNX-ISMS-SOP-02</w:t>
+            </w:r>
+          </w:p>
+        </w:tc>
+      </w:tr>
+      <w:tr>
+        <w:trPr>
+          <w:jc w:val="center"/>
+        </w:trPr>
+        <w:tc>
+          <w:tcPr>
+            <w:tcW w:w="3367" w:type="dxa"/>
+            <w:tcBorders>
+              <w:top w:val="single" w:sz="8" w:space="0" w:color="000000"/>
+              <w:left w:val="single" w:sz="8" w:space="0" w:color="000000"/>
+              <w:bottom w:val="single" w:sz="8" w:space="0" w:color="000000"/>
+              <w:right w:val="single" w:sz="8" w:space="0" w:color="000000"/>
+            </w:tcBorders>
+            <w:vAlign w:val="center"/>
+          </w:tcPr>
+          <w:p>
+            <w:pPr>
+              <w:rPr>
+                <w:sz w:val="24"/>
+                <w:szCs w:val="24"/>
+              </w:rPr>
+            </w:pPr>
+            <w:r>
+              <w:rPr>
+                <w:b w:val="0"/>
+                <w:sz w:val="24"/>
+                <w:szCs w:val="24"/>
+              </w:rPr>
+              <w:t>Pengajuan perubahan hak akses (butir 6.4)</w:t>
+            </w:r>
+          </w:p>
+        </w:tc>
+        <w:tc>
+          <w:tcPr>
+            <w:tcW w:w="2248" w:type="dxa"/>
+            <w:tcBorders>
+              <w:top w:val="single" w:sz="8" w:space="0" w:color="000000"/>
+              <w:left w:val="single" w:sz="8" w:space="0" w:color="000000"/>
+              <w:bottom w:val="single" w:sz="8" w:space="0" w:color="000000"/>
+              <w:right w:val="single" w:sz="8" w:space="0" w:color="000000"/>
+            </w:tcBorders>
+            <w:vAlign w:val="center"/>
+          </w:tcPr>
+          <w:p>
+            <w:pPr>
+              <w:rPr>
+                <w:sz w:val="24"/>
+                <w:szCs w:val="24"/>
+              </w:rPr>
+            </w:pPr>
+            <w:r>
+              <w:rPr>
+                <w:b w:val="0"/>
+                <w:sz w:val="24"/>
+                <w:szCs w:val="24"/>
+              </w:rPr>
+              <w:t>Atasan Langsung Tujuan</w:t>
+            </w:r>
+          </w:p>
+        </w:tc>
+        <w:tc>
+          <w:tcPr>
+            <w:tcW w:w="3913" w:type="dxa"/>
+            <w:tcBorders>
+              <w:top w:val="single" w:sz="8" w:space="0" w:color="000000"/>
+              <w:left w:val="single" w:sz="8" w:space="0" w:color="000000"/>
+              <w:bottom w:val="single" w:sz="8" w:space="0" w:color="000000"/>
+              <w:right w:val="single" w:sz="8" w:space="0" w:color="000000"/>
+            </w:tcBorders>
+            <w:vAlign w:val="center"/>
+          </w:tcPr>
+          <w:p>
+            <w:pPr>
+              <w:jc w:val="both"/>
+              <w:rPr>
+                <w:sz w:val="24"/>
+                <w:szCs w:val="24"/>
+              </w:rPr>
+            </w:pPr>
+            <w:r>
+              <w:rPr>
+                <w:b w:val="0"/>
+                <w:sz w:val="24"/>
+                <w:szCs w:val="24"/>
+              </w:rPr>
+              <w:t>1 hari kerja sesudah pemberitahuan mutasi diterima, agar batas pencabutan 5 hari kerja di SNX-ISMS-SOP-02 tercapai (USULAN)</w:t>
             </w:r>
           </w:p>
         </w:tc>
@@ -8066,7 +8421,7 @@
                 <w:sz w:val="24"/>
                 <w:szCs w:val="24"/>
               </w:rPr>
-              <w:t>HRGA Officer mengembalikan usulan ke Atasan Langsung Tujuan beserta daftar kekurangan. Penilaian berlanjut setelah Atasan Langsung Tujuan mengirim usulan yang lengkap.</w:t>
+              <w:t>HRGA Officer mengembalikan usulan ke Atasan Langsung Tujuan beserta daftar kekurangan. Proses berlanjut setelah Atasan Langsung Tujuan mengirim usulan yang lengkap.</w:t>
             </w:r>
           </w:p>
         </w:tc>
@@ -8125,7 +8480,7 @@
                 <w:sz w:val="24"/>
                 <w:szCs w:val="24"/>
               </w:rPr>
-              <w:t>HR Manager menambahkan jabatan itu lewat revisi kedua dokumen. Usulan diproses setelah Direktur Utama mengesahkan revisi itu (USULAN).</w:t>
+              <w:t>HR Manager menambahkan jabatan itu lewat revisi kedua dokumen. HRGA Officer melanjutkan proses usulan setelah Direktur Utama mengesahkan revisi itu (USULAN).</w:t>
             </w:r>
           </w:p>
         </w:tc>
@@ -8155,7 +8510,7 @@
                 <w:sz w:val="24"/>
                 <w:szCs w:val="24"/>
               </w:rPr>
-              <w:t>Atasan Langsung Tujuan atau Atasan Langsung Asal berlabel menunggu konfirmasi, atau belum ada pemegangnya, di SNX-HR-ORG-01</w:t>
+              <w:t>Atasan Langsung Tujuan dan Atasan Langsung Asal adalah jabatan yang sama, mis. pada mutasi yang hanya mengubah lokasi operasional</w:t>
             </w:r>
           </w:p>
         </w:tc>
@@ -8184,7 +8539,7 @@
                 <w:sz w:val="24"/>
                 <w:szCs w:val="24"/>
               </w:rPr>
-              <w:t>Direktur Utama menunjuk jabatan yang mengajukan usulan dan jabatan yang menanggapinya (USULAN).</w:t>
+              <w:t>HRGA Officer mengirim usulan ke Penanggap alternatif pada butir 6.2 nomor 2, dan Penanggap alternatif menanggapi usulan pada nomor 3 dalam batas waktu bagian 8 (USULAN).</w:t>
             </w:r>
           </w:p>
         </w:tc>
@@ -8214,7 +8569,7 @@
                 <w:sz w:val="24"/>
                 <w:szCs w:val="24"/>
               </w:rPr>
-              <w:t>Jabatan tujuan berkedudukan lebih tinggi atau lebih rendah dari jabatan asal di SNX-HR-ORG-01</w:t>
+              <w:t>Atasan Langsung Tujuan atau Atasan Langsung Asal berlabel menunggu konfirmasi, atau tanpa pemegang, di SNX-HR-ORG-01</w:t>
             </w:r>
           </w:p>
         </w:tc>
@@ -8243,7 +8598,7 @@
                 <w:sz w:val="24"/>
                 <w:szCs w:val="24"/>
               </w:rPr>
-              <w:t>HR Manager mengalihkan usulan ke SNX-HR-SOP-10 untuk kenaikan jabatan atau ke SNX-HR-SOP-11 untuk penurunan jabatan (USULAN).</w:t>
+              <w:t>Direktur Utama menunjuk jabatan yang mengajukan usulan dan jabatan yang menanggapinya (USULAN).</w:t>
             </w:r>
           </w:p>
         </w:tc>
@@ -8273,7 +8628,7 @@
                 <w:sz w:val="24"/>
                 <w:szCs w:val="24"/>
               </w:rPr>
-              <w:t>Atasan Langsung Asal keberatan melepas karyawan</w:t>
+              <w:t>Jabatan tujuan berbeda tingkatan jabatan dari jabatan asal</w:t>
             </w:r>
           </w:p>
         </w:tc>
@@ -8302,7 +8657,7 @@
                 <w:sz w:val="24"/>
                 <w:szCs w:val="24"/>
               </w:rPr>
-              <w:t>HR Manager memuat keberatan itu dalam rekomendasi ke Direktur Utama, yang memutuskan (USULAN).</w:t>
+              <w:t>HR Manager mengalihkan usulan ke SNX-HR-SOP-10 bila tingkatan jabatan tujuan lebih tinggi, atau ke SNX-HR-SOP-11 bila lebih rendah (USULAN).</w:t>
             </w:r>
           </w:p>
         </w:tc>
@@ -8332,7 +8687,7 @@
                 <w:sz w:val="24"/>
                 <w:szCs w:val="24"/>
               </w:rPr>
-              <w:t>Mutasi mengubah perjanjian kerja karyawan</w:t>
+              <w:t>Atasan Langsung Asal atau Penanggap alternatif keberatan melepas karyawan</w:t>
             </w:r>
           </w:p>
         </w:tc>
@@ -8361,7 +8716,7 @@
                 <w:sz w:val="24"/>
                 <w:szCs w:val="24"/>
               </w:rPr>
-              <w:t>HR Manager meminta Legal &amp; Compliance (JA-08) meninjau perubahan itu sebelum rekomendasi dikirim ke Direktur Utama (USULAN).</w:t>
+              <w:t>HR Manager memuat keberatan itu dalam rekomendasi ke Direktur Utama, yang memutuskan (USULAN).</w:t>
             </w:r>
           </w:p>
         </w:tc>
@@ -8391,7 +8746,7 @@
                 <w:sz w:val="24"/>
                 <w:szCs w:val="24"/>
               </w:rPr>
-              <w:t>Keputusan menyetujui dengan syarat</w:t>
+              <w:t>Mutasi mengubah perjanjian kerja karyawan</w:t>
             </w:r>
           </w:p>
         </w:tc>
@@ -8420,7 +8775,7 @@
                 <w:sz w:val="24"/>
                 <w:szCs w:val="24"/>
               </w:rPr>
-              <w:t>HR Manager mencatat tindakan pemenuhan syarat dan melapor ke Direktur Utama saat syarat terpenuhi. HRGA Officer memperbarui data kepegawaian sesudah laporan itu (USULAN).</w:t>
+              <w:t>HR Manager meminta Legal &amp; Compliance (JA-08) meninjau perubahan itu sebelum rekomendasi dikirim ke Direktur Utama (USULAN).</w:t>
             </w:r>
           </w:p>
         </w:tc>
@@ -8450,7 +8805,7 @@
                 <w:sz w:val="24"/>
                 <w:szCs w:val="24"/>
               </w:rPr>
-              <w:t>Keputusan menolak usulan</w:t>
+              <w:t>Keputusan menyetujui dengan syarat</w:t>
             </w:r>
           </w:p>
         </w:tc>
@@ -8479,7 +8834,7 @@
                 <w:sz w:val="24"/>
                 <w:szCs w:val="24"/>
               </w:rPr>
-              <w:t>HR Manager menyampaikan keputusan beserta alasannya kepada Atasan Langsung Tujuan, Atasan Langsung Asal, dan karyawan yang dimutasi. HRGA Officer mengarsipkan keputusan di personal file. Usulan baru untuk karyawan yang sama dimulai dari butir 6.1.</w:t>
+              <w:t>HR Manager mencatat tindakan pemenuhan syarat dan melapor ke Direktur Utama saat syarat terpenuhi. HRGA Officer memperbarui data kepegawaian sesudah laporan itu (USULAN).</w:t>
             </w:r>
           </w:p>
         </w:tc>
@@ -8509,7 +8864,7 @@
                 <w:sz w:val="24"/>
                 <w:szCs w:val="24"/>
               </w:rPr>
-              <w:t>Karyawan yang dimutasi menyatakan keberatan atas keputusan</w:t>
+              <w:t>Keputusan menolak usulan</w:t>
             </w:r>
           </w:p>
         </w:tc>
@@ -8538,7 +8893,7 @@
                 <w:sz w:val="24"/>
                 <w:szCs w:val="24"/>
               </w:rPr>
-              <w:t>HRGA Officer mencatat keberatan itu di personal file dan melapor ke HR Manager. HR Manager meminta Direktur Utama memutuskan tindak lanjutnya (USULAN).</w:t>
+              <w:t>HR Manager menyampaikan keputusan beserta alasannya kepada Atasan Langsung Tujuan, Atasan Langsung Asal, dan karyawan yang dimutasi. HRGA Officer mengarsipkan keputusan di personal file. Usulan baru untuk karyawan yang sama dimulai dari butir 6.1.</w:t>
             </w:r>
           </w:p>
         </w:tc>
@@ -8568,7 +8923,66 @@
                 <w:sz w:val="24"/>
                 <w:szCs w:val="24"/>
               </w:rPr>
-              <w:t>Karyawan yang dimutasi belum mengonfirmasi uraian jabatan pada tanggal berlaku</w:t>
+              <w:t>Karyawan yang dimutasi menyatakan keberatan atas keputusan</w:t>
+            </w:r>
+          </w:p>
+        </w:tc>
+        <w:tc>
+          <w:tcPr>
+            <w:tcW w:w="6765" w:type="dxa"/>
+            <w:tcMar>
+              <w:top w:w="100" w:type="dxa"/>
+              <w:left w:w="100" w:type="dxa"/>
+              <w:bottom w:w="100" w:type="dxa"/>
+              <w:right w:w="100" w:type="dxa"/>
+            </w:tcMar>
+          </w:tcPr>
+          <w:p>
+            <w:pPr>
+              <w:spacing w:after="120" w:line="252" w:lineRule="auto"/>
+              <w:jc w:val="both"/>
+              <w:rPr>
+                <w:sz w:val="24"/>
+                <w:szCs w:val="24"/>
+              </w:rPr>
+            </w:pPr>
+            <w:r>
+              <w:rPr>
+                <w:b w:val="0"/>
+                <w:sz w:val="24"/>
+                <w:szCs w:val="24"/>
+              </w:rPr>
+              <w:t>HRGA Officer mencatat keberatan itu di personal file dan melapor ke HR Manager. HR Manager meminta Direktur Utama memutuskan tindak lanjutnya (USULAN).</w:t>
+            </w:r>
+          </w:p>
+        </w:tc>
+      </w:tr>
+      <w:tr>
+        <w:tc>
+          <w:tcPr>
+            <w:tcW w:w="2745" w:type="dxa"/>
+            <w:tcMar>
+              <w:top w:w="100" w:type="dxa"/>
+              <w:left w:w="100" w:type="dxa"/>
+              <w:bottom w:w="100" w:type="dxa"/>
+              <w:right w:w="100" w:type="dxa"/>
+            </w:tcMar>
+          </w:tcPr>
+          <w:p>
+            <w:pPr>
+              <w:spacing w:after="120" w:line="252" w:lineRule="auto"/>
+              <w:rPr>
+                <w:sz w:val="24"/>
+                <w:szCs w:val="24"/>
+              </w:rPr>
+            </w:pPr>
+            <w:r>
+              <w:rPr>
+                <w:b w:val="0"/>
+                <w:sz w:val="24"/>
+                <w:szCs w:val="24"/>
+              </w:rPr>
+              <w:t>Karyawan yang dimutasi belum mengonfirmasi informasi jabatan baru pada tanggal berlaku</w:t>
             </w:r>
           </w:p>
         </w:tc>
@@ -8680,7 +9094,7 @@
           <w:sz w:val="24"/>
           <w:szCs w:val="24"/>
         </w:rPr>
-        <w:t xml:space="preserve">HR Manager meninjau SOP ini setiap tahun, dan lebih awal bila Direktur Utama mengubah wewenang keputusan mutasi atau struktur di SNX-HR-ORG-01 berubah secara signifikan.</w:t>
+        <w:t xml:space="preserve">HR Manager meninjau SOP ini setiap tahun, dan lebih awal bila Direktur Utama mengubah penetap keputusan di butir 4.6 atau revisi SNX-HR-ORG-01 menambah atau menghapus unit kerja atau divisi.</w:t>
       </w:r>
     </w:p>
     <w:p>
@@ -8922,7 +9336,7 @@
                 <w:sz w:val="24"/>
                 <w:szCs w:val="24"/>
               </w:rPr>
-              <w:t>Struktur Organisasi SINUX: daftar jabatan, unit, garis lapor yang menentukan Atasan Langsung Asal dan Atasan Langsung Tujuan, dan nama peran di bagian 5.</w:t>
+              <w:t>Struktur Organisasi SINUX: daftar jabatan, unit, garis lapor yang menentukan Atasan Langsung Asal, Atasan Langsung Tujuan, dan Penanggap alternatif, dan nama peran di bagian 5.</w:t>
             </w:r>
           </w:p>
         </w:tc>
@@ -9069,7 +9483,7 @@
                 <w:sz w:val="24"/>
                 <w:szCs w:val="24"/>
               </w:rPr>
-              <w:t>Rotation: perpindahan tugas atau fungsi yang tidak mengubah unit kerja, divisi, atau lokasi operasional, dikecualikan dari SOP ini (bagian 2).</w:t>
+              <w:t>Rotation: perpindahan tugas atau fungsi pada unit kerja, divisi, lokasi operasional, dan tingkatan jabatan yang sama, dikecualikan dari SOP ini (bagian 2).</w:t>
             </w:r>
           </w:p>
         </w:tc>
@@ -9901,7 +10315,7 @@
           <w:sz w:val="24"/>
           <w:szCs w:val="24"/>
         </w:rPr>
-        <w:t xml:space="preserve">Status acuan klausul: (USULAN, dikonfirmasi konsultan)</w:t>
+        <w:t xml:space="preserve">Status acuan klausul: (USULAN, perlu konfirmasi konsultan)</w:t>
       </w:r>
     </w:p>
     <w:sectPr>

--- a/out/02_HR/SNX-HR-SOP-13 Mutation (Rev00 DRAFT).docx
+++ b/out/02_HR/SNX-HR-SOP-13 Mutation (Rev00 DRAFT).docx
@@ -2394,7 +2394,7 @@
           <w:sz w:val="24"/>
           <w:szCs w:val="24"/>
         </w:rPr>
-        <w:t xml:space="preserve">SOP ini mengatur cara SINUX memindahkan karyawan ke unit kerja, divisi, atau lokasi operasional lain sesuai kebutuhan organisasi.</w:t>
+        <w:t xml:space="preserve">SOP ini mengatur cara SINUX memindahkan karyawan secara menetap ke unit kerja, divisi, atau lokasi operasional lain sesuai kebutuhan organisasi.</w:t>
       </w:r>
     </w:p>
     <w:p>
@@ -2481,7 +2481,7 @@
           <w:sz w:val="24"/>
           <w:szCs w:val="24"/>
         </w:rPr>
-        <w:t xml:space="preserve">SOP ini berlaku untuk karyawan SINUX yang memegang jabatan di SNX-HR-ORG-01 dan dipindahkan ke unit kerja, divisi, atau lokasi operasional lain karena kebutuhan organisasi. Prosesnya mulai dari usulan Atasan Langsung Tujuan sampai pembaruan data kepegawaian, garis lapor, dan permintaan perubahan hak akses.</w:t>
+        <w:t xml:space="preserve">SOP ini berlaku untuk karyawan SINUX yang memegang jabatan di SNX-HR-ORG-01 dan dipindahkan secara menetap ke unit kerja, divisi, atau lokasi operasional lain karena kebutuhan organisasi. Prosesnya mulai dari usulan Atasan Langsung Tujuan sampai pembaruan data kepegawaian, garis lapor, dan permintaan perubahan hak akses.</w:t>
       </w:r>
     </w:p>
     <w:p>
@@ -2505,7 +2505,31 @@
           <w:sz w:val="24"/>
           <w:szCs w:val="24"/>
         </w:rPr>
-        <w:t xml:space="preserve">Dikecualikan dari SOP ini: kenaikan jabatan (SNX-HR-SOP-10); penurunan jabatan (SNX-HR-SOP-11); perpindahan tugas atau fungsi pada unit kerja, divisi, lokasi operasional, dan tingkatan jabatan yang sama (SNX-HR-SOP-12); pemindahan atas permintaan karyawan dan pemindahan sebagai sanksi disiplin (USULAN); penetapan gaji, tunjangan, dan biaya yang timbul karena mutasi (USULAN); mutasi Direktur Utama (JA-01), karena SNX-HR-JA-01 menaruh atasan jabatan itu pada organ perusahaan menurut anggaran dasar (USULAN).</w:t>
+        <w:t xml:space="preserve">Dikecualikan dari SOP ini: kenaikan jabatan (SNX-HR-SOP-10); penurunan jabatan (SNX-HR-SOP-11); rotasi menurut batas di bawah (SNX-HR-SOP-12); perpindahan sementara di luar batas rotasi (USULAN); pemindahan atas permintaan karyawan dan pemindahan sebagai sanksi disiplin (USULAN); penetapan gaji, tunjangan, dan biaya yang timbul karena mutasi (USULAN); mutasi Direktur Utama (JA-01), karena SNX-HR-JA-01 menaruh atasan jabatan itu pada organ perusahaan menurut anggaran dasar (USULAN).</w:t>
+      </w:r>
+    </w:p>
+    <w:p>
+      <w:pPr>
+        <w:pBdr>
+          <w:top w:val="nil"/>
+          <w:left w:val="nil"/>
+          <w:bottom w:val="nil"/>
+          <w:right w:val="nil"/>
+          <w:between w:val="nil"/>
+        </w:pBdr>
+        <w:spacing w:after="120" w:line="252" w:lineRule="auto"/>
+        <w:jc w:val="both"/>
+        <w:rPr>
+          <w:sz w:val="24"/>
+          <w:szCs w:val="24"/>
+        </w:rPr>
+      </w:pPr>
+      <w:r>
+        <w:rPr>
+          <w:sz w:val="24"/>
+          <w:szCs w:val="24"/>
+        </w:rPr>
+        <w:t xml:space="preserve">Batas rotasi dan mutasi: perpindahan sementara untuk penyegaran atau pengembangan keterampilan, dalam unit kerja dan tingkatan jabatan yang sama, dengan karyawan kembali ke tugas semula sesudah masa rotasi, adalah rotasi (SNX-HR-SOP-12). Perpindahan menetap karena kebutuhan organisasi ke unit kerja, sub divisi Operation (NOC, SOC, serta SD dan PM), atau lokasi operasional lain adalah mutasi (SNX-HR-SOP-13) (USULAN).</w:t>
       </w:r>
     </w:p>
     <w:p>
@@ -2787,7 +2811,7 @@
                 <w:sz w:val="24"/>
                 <w:szCs w:val="24"/>
               </w:rPr>
-              <w:t>Divisi Operation beserta sub divisinya, yaitu NOC, SOC, serta SD dan PM. Susunan ini mengikuti SNX-HR-ORG-01, yang menandainya (USULAN).</w:t>
+              <w:t>Sub divisi Operation, yaitu NOC, SOC, serta SD dan PM. SNX-HR-ORG-01 menyatakan susunan ini berstatus (USULAN).</w:t>
             </w:r>
           </w:p>
         </w:tc>
@@ -3326,7 +3350,7 @@
                 <w:sz w:val="24"/>
                 <w:szCs w:val="24"/>
               </w:rPr>
-              <w:t>Pemindahan karyawan ke unit kerja, divisi, atau lokasi operasional lain.</w:t>
+              <w:t>Pemindahan menetap karyawan ke unit kerja, divisi, atau lokasi operasional lain.</w:t>
             </w:r>
           </w:p>
         </w:tc>
@@ -8539,7 +8563,7 @@
                 <w:sz w:val="24"/>
                 <w:szCs w:val="24"/>
               </w:rPr>
-              <w:t>HRGA Officer mengirim usulan ke Penanggap alternatif pada butir 6.2 nomor 2, dan Penanggap alternatif menanggapi usulan pada nomor 3 dalam batas waktu bagian 8 (USULAN).</w:t>
+              <w:t>HRGA Officer mengirim usulan ke Penanggap alternatif pada butir 6.2 nomor 2, dan Penanggap alternatif menanggapi usulan pada nomor 3 dalam batas waktu bagian 8. Bila jabatan itu Direktur Utama, Direktur Utama menanggapi sendiri usulan itu (USULAN).</w:t>
             </w:r>
           </w:p>
         </w:tc>
@@ -9483,7 +9507,7 @@
                 <w:sz w:val="24"/>
                 <w:szCs w:val="24"/>
               </w:rPr>
-              <w:t>Rotation: perpindahan tugas atau fungsi pada unit kerja, divisi, lokasi operasional, dan tingkatan jabatan yang sama, dikecualikan dari SOP ini (bagian 2).</w:t>
+              <w:t>Rotation: perpindahan sementara dalam unit kerja dan tingkatan jabatan yang sama, dengan karyawan kembali ke tugas semula, dikecualikan dari SOP ini (bagian 2).</w:t>
             </w:r>
           </w:p>
         </w:tc>

--- a/out/02_HR/SNX-HR-SOP-13 Mutation (Rev00 DRAFT).docx
+++ b/out/02_HR/SNX-HR-SOP-13 Mutation (Rev00 DRAFT).docx
@@ -1067,7 +1067,7 @@
           </w:tcPr>
           <w:p>
             <w:r>
-              <w:t>HR Manager</w:t>
+              <w:t>HR Lead</w:t>
             </w:r>
           </w:p>
         </w:tc>
@@ -1903,7 +1903,7 @@
           </w:tcPr>
           <w:p>
             <w:r>
-              <w:t>Aziz Priyo Widakdo / HR Manager</w:t>
+              <w:t>Aziz Priyo Widakdo / HR Lead</w:t>
             </w:r>
           </w:p>
         </w:tc>
@@ -3595,7 +3595,7 @@
                 <w:sz w:val="24"/>
                 <w:szCs w:val="24"/>
               </w:rPr>
-              <w:t>Unit yang tercantum di kolom Unit pada Daftar Jabatan SNX-HR-ORG-01.</w:t>
+              <w:t>Nama di kolom Unit pada SNX-HR-ORG-01, misalnya Commercial, Operation, atau Legal. Sub divisi NOC, SOC, serta SD dan PM berada dalam satu unit Operation (USULAN).</w:t>
             </w:r>
           </w:p>
         </w:tc>
@@ -3750,7 +3750,7 @@
           <w:sz w:val="24"/>
           <w:szCs w:val="24"/>
         </w:rPr>
-        <w:t xml:space="preserve">4.3 Pemisahan peran (ISO 9001:2015 5.3): jabatan yang mengusulkan, menanggapi, menyimpulkan kualifikasi, menetapkan keputusan, dan mencatat mutasi berbeda satu sama lain; pembagiannya ada di bagian 5. Bila Atasan Langsung Tujuan dan Atasan Langsung Asal adalah jabatan yang sama, Penanggap alternatif menanggapi usulan menurut bagian 9 (USULAN).</w:t>
+        <w:t xml:space="preserve">4.3 Pemisahan peran (ISO 9001:2015 5.3): jabatan yang mengusulkan, menanggapi, menyimpulkan kualifikasi, menetapkan keputusan, dan mencatat mutasi berbeda satu sama lain; pembagiannya ada di bagian 5. Bila Atasan Langsung Tujuan dan Atasan Langsung Asal adalah jabatan yang sama, Penanggap alternatif menanggapi usulan menurut bagian 9 (USULAN). Pengecualian: bila Direktur Utama adalah Atasan Langsung Tujuan, Direktur Utama mengusulkan sekaligus memutuskan, dan bila ia juga Atasan Langsung Asal, ia menanggapi sendiri. Pemeriksa yang terpisah dari Direktur Utama adalah HR Lead, lewat kesimpulan kualifikasi dan rekomendasi di butir 6.2 dan 6.3 (USULAN).</w:t>
       </w:r>
     </w:p>
     <w:p>
@@ -3774,7 +3774,7 @@
           <w:sz w:val="24"/>
           <w:szCs w:val="24"/>
         </w:rPr>
-        <w:t xml:space="preserve">4.4 Kualifikasi (ISO 9001:2015 7.2): HR Manager menyimpulkan kualifikasi karyawan terhadap persyaratan jabatan tujuan di SNX-HR-JA-01 dan mencatat kesenjangan kompetensi beserta tindakannya. SNX-HR-JA-01 butir 4.7 menyatakan masa pengalaman minimum ditentukan sesudah job evaluation. Sampai masa itu ditetapkan, HR Manager menyimpulkan pengalaman dari persyaratan pendidikan dan pengalaman jabatan tujuan dan menulis alasannya (USULAN).</w:t>
+        <w:t xml:space="preserve">4.4 Kualifikasi (ISO 9001:2015 7.2): HR Lead menyimpulkan kualifikasi karyawan terhadap persyaratan jabatan tujuan di SNX-HR-JA-01 dan mencatat kesenjangan kompetensi beserta tindakannya. SNX-HR-JA-01 butir 4.7 menyatakan masa pengalaman minimum ditentukan sesudah job evaluation. Sampai masa itu ditetapkan, HR Lead menyimpulkan pengalaman dari persyaratan pendidikan dan pengalaman jabatan tujuan dan menulis alasannya (USULAN).</w:t>
       </w:r>
     </w:p>
     <w:p>
@@ -3918,7 +3918,7 @@
           <w:sz w:val="24"/>
           <w:szCs w:val="24"/>
         </w:rPr>
-        <w:t xml:space="preserve">4.10 Garis lapor dan dokumen organisasi (ISO 9001:2015 5.3): SNX-HR-JA-01 butir 4.3 menyatakan garis lapor berlabel menunggu konfirmasi belum resmi. Bila jabatan atau garis lapor karyawan berubah, HR Manager memperbarui SNX-HR-ORG-01 dan SNX-HR-JA-01 lewat revisi (butir 6.4).</w:t>
+        <w:t xml:space="preserve">4.10 Garis lapor dan dokumen organisasi (ISO 9001:2015 5.3): SNX-HR-JA-01 butir 4.3 menyatakan garis lapor berlabel menunggu konfirmasi belum resmi. Bila jabatan atau garis lapor karyawan berubah, HR Lead memperbarui SNX-HR-ORG-01 dan SNX-HR-JA-01 lewat revisi (butir 6.4).</w:t>
       </w:r>
     </w:p>
     <w:p>
@@ -4100,7 +4100,7 @@
                 <w:sz w:val="24"/>
                 <w:szCs w:val="24"/>
               </w:rPr>
-              <w:t>HR Manager</w:t>
+              <w:t>HR Lead</w:t>
             </w:r>
           </w:p>
         </w:tc>
@@ -4254,7 +4254,7 @@
                 <w:sz w:val="24"/>
                 <w:szCs w:val="24"/>
               </w:rPr>
-              <w:t>Meminta kelengkapan data atau dokumen, memproses administrasi dalam SOP, dan mengeskalasi keputusan HR ke HR Manager (JA-12 di SNX-HR-JA-01).</w:t>
+              <w:t>Meminta kelengkapan data atau dokumen, memproses administrasi dalam SOP, dan mengeskalasi keputusan HR ke HR Lead (JA-12 di SNX-HR-JA-01).</w:t>
             </w:r>
           </w:p>
         </w:tc>
@@ -4788,7 +4788,7 @@
                 <w:sz w:val="24"/>
                 <w:szCs w:val="24"/>
               </w:rPr>
-              <w:t>Meninjau perubahan perjanjian kerja bila HR Manager memintanya (bagian 9) (USULAN).</w:t>
+              <w:t>Meninjau perubahan perjanjian kerja bila HR Lead memintanya (bagian 9) (USULAN).</w:t>
             </w:r>
           </w:p>
         </w:tc>
@@ -5770,7 +5770,7 @@
                 <w:sz w:val="24"/>
                 <w:szCs w:val="24"/>
               </w:rPr>
-              <w:t>HR Manager</w:t>
+              <w:t>HR Lead</w:t>
             </w:r>
           </w:p>
         </w:tc>
@@ -5860,7 +5860,7 @@
                 <w:sz w:val="24"/>
                 <w:szCs w:val="24"/>
               </w:rPr>
-              <w:t>HR Manager</w:t>
+              <w:t>HR Lead</w:t>
             </w:r>
           </w:p>
         </w:tc>
@@ -6097,7 +6097,7 @@
                 <w:sz w:val="24"/>
                 <w:szCs w:val="24"/>
               </w:rPr>
-              <w:t>HR Manager</w:t>
+              <w:t>HR Lead</w:t>
             </w:r>
           </w:p>
         </w:tc>
@@ -6277,7 +6277,7 @@
                 <w:sz w:val="24"/>
                 <w:szCs w:val="24"/>
               </w:rPr>
-              <w:t>HR Manager</w:t>
+              <w:t>HR Lead</w:t>
             </w:r>
           </w:p>
         </w:tc>
@@ -7168,7 +7168,7 @@
                 <w:sz w:val="24"/>
                 <w:szCs w:val="24"/>
               </w:rPr>
-              <w:t>HR Manager</w:t>
+              <w:t>HR Lead</w:t>
             </w:r>
           </w:p>
         </w:tc>
@@ -7715,7 +7715,7 @@
                 <w:sz w:val="24"/>
                 <w:szCs w:val="24"/>
               </w:rPr>
-              <w:t>HR Manager</w:t>
+              <w:t>HR Lead</w:t>
             </w:r>
           </w:p>
         </w:tc>
@@ -7895,7 +7895,7 @@
                 <w:sz w:val="24"/>
                 <w:szCs w:val="24"/>
               </w:rPr>
-              <w:t>HR Manager</w:t>
+              <w:t>HR Lead</w:t>
             </w:r>
           </w:p>
         </w:tc>
@@ -8504,7 +8504,7 @@
                 <w:sz w:val="24"/>
                 <w:szCs w:val="24"/>
               </w:rPr>
-              <w:t>HR Manager menambahkan jabatan itu lewat revisi kedua dokumen. HRGA Officer melanjutkan proses usulan setelah Direktur Utama mengesahkan revisi itu (USULAN).</w:t>
+              <w:t>HR Lead menambahkan jabatan itu lewat revisi kedua dokumen (USULAN). HRGA Officer melanjutkan proses usulan setelah Direktur Utama mengesahkan revisi itu (USULAN).</w:t>
             </w:r>
           </w:p>
         </w:tc>
@@ -8563,7 +8563,7 @@
                 <w:sz w:val="24"/>
                 <w:szCs w:val="24"/>
               </w:rPr>
-              <w:t>HRGA Officer mengirim usulan ke Penanggap alternatif pada butir 6.2 nomor 2, dan Penanggap alternatif menanggapi usulan pada nomor 3 dalam batas waktu bagian 8. Bila jabatan itu Direktur Utama, Direktur Utama menanggapi sendiri usulan itu (USULAN).</w:t>
+              <w:t>HRGA Officer mengirim usulan ke Penanggap alternatif pada butir 6.2 nomor 2, dan Penanggap alternatif menanggapi usulan pada nomor 3 dalam batas waktu bagian 8 (USULAN). Bila jabatan yang sama itu Direktur Utama, Direktur Utama menanggapi sendiri usulan itu sesuai pengecualian di butir 4.3 (USULAN).</w:t>
             </w:r>
           </w:p>
         </w:tc>
@@ -8681,7 +8681,7 @@
                 <w:sz w:val="24"/>
                 <w:szCs w:val="24"/>
               </w:rPr>
-              <w:t>HR Manager mengalihkan usulan ke SNX-HR-SOP-10 bila tingkatan jabatan tujuan lebih tinggi, atau ke SNX-HR-SOP-11 bila lebih rendah (USULAN).</w:t>
+              <w:t>HR Lead mengalihkan usulan ke SNX-HR-SOP-10 bila tingkatan jabatan tujuan lebih tinggi, atau ke SNX-HR-SOP-11 bila lebih rendah (USULAN).</w:t>
             </w:r>
           </w:p>
         </w:tc>
@@ -8740,7 +8740,7 @@
                 <w:sz w:val="24"/>
                 <w:szCs w:val="24"/>
               </w:rPr>
-              <w:t>HR Manager memuat keberatan itu dalam rekomendasi ke Direktur Utama, yang memutuskan (USULAN).</w:t>
+              <w:t>HR Lead memuat keberatan itu dalam rekomendasi ke Direktur Utama, yang memutuskan (USULAN).</w:t>
             </w:r>
           </w:p>
         </w:tc>
@@ -8799,7 +8799,7 @@
                 <w:sz w:val="24"/>
                 <w:szCs w:val="24"/>
               </w:rPr>
-              <w:t>HR Manager meminta Legal &amp; Compliance (JA-08) meninjau perubahan itu sebelum rekomendasi dikirim ke Direktur Utama (USULAN).</w:t>
+              <w:t>HR Lead meminta Legal &amp; Compliance (JA-08) meninjau perubahan itu sebelum rekomendasi dikirim ke Direktur Utama (USULAN).</w:t>
             </w:r>
           </w:p>
         </w:tc>
@@ -8858,7 +8858,7 @@
                 <w:sz w:val="24"/>
                 <w:szCs w:val="24"/>
               </w:rPr>
-              <w:t>HR Manager mencatat tindakan pemenuhan syarat dan melapor ke Direktur Utama saat syarat terpenuhi. HRGA Officer memperbarui data kepegawaian sesudah laporan itu (USULAN).</w:t>
+              <w:t>HR Lead mencatat tindakan pemenuhan syarat dan melapor ke Direktur Utama saat syarat terpenuhi (USULAN). HRGA Officer memperbarui data kepegawaian sesudah laporan itu (USULAN).</w:t>
             </w:r>
           </w:p>
         </w:tc>
@@ -8917,7 +8917,7 @@
                 <w:sz w:val="24"/>
                 <w:szCs w:val="24"/>
               </w:rPr>
-              <w:t>HR Manager menyampaikan keputusan beserta alasannya kepada Atasan Langsung Tujuan, Atasan Langsung Asal, dan karyawan yang dimutasi. HRGA Officer mengarsipkan keputusan di personal file. Usulan baru untuk karyawan yang sama dimulai dari butir 6.1.</w:t>
+              <w:t>HR Lead menyampaikan keputusan beserta alasannya kepada Atasan Langsung Tujuan, Atasan Langsung Asal, dan karyawan yang dimutasi. HRGA Officer mengarsipkan keputusan di personal file. Usulan baru untuk karyawan yang sama dimulai dari butir 6.1.</w:t>
             </w:r>
           </w:p>
         </w:tc>
@@ -8976,7 +8976,7 @@
                 <w:sz w:val="24"/>
                 <w:szCs w:val="24"/>
               </w:rPr>
-              <w:t>HRGA Officer mencatat keberatan itu di personal file dan melapor ke HR Manager. HR Manager meminta Direktur Utama memutuskan tindak lanjutnya (USULAN).</w:t>
+              <w:t>HRGA Officer mencatat keberatan itu di personal file dan melapor ke HR Lead. HR Lead meminta Direktur Utama memutuskan tindak lanjutnya (USULAN).</w:t>
             </w:r>
           </w:p>
         </w:tc>
@@ -9035,7 +9035,7 @@
                 <w:sz w:val="24"/>
                 <w:szCs w:val="24"/>
               </w:rPr>
-              <w:t>HRGA Officer melapor ke HR Manager, lalu HR Manager meminta Direktur Utama memutuskan penundaan tanggal berlaku (USULAN).</w:t>
+              <w:t>HRGA Officer melapor ke HR Lead, lalu HR Lead meminta Direktur Utama memutuskan penundaan tanggal berlaku (USULAN).</w:t>
             </w:r>
           </w:p>
         </w:tc>
@@ -9094,7 +9094,7 @@
           <w:sz w:val="24"/>
           <w:szCs w:val="24"/>
         </w:rPr>
-        <w:t xml:space="preserve">HR Manager selaku pemilik SOP memeriksa kepatuhan terhadap SOP ini dengan membandingkan rekaman di bagian 11 dengan langkah di bagian 6 dan batas waktu di bagian 8 (USULAN).</w:t>
+        <w:t xml:space="preserve">HR Lead selaku pemilik SOP memeriksa kepatuhan terhadap SOP ini dengan membandingkan rekaman di bagian 11 dengan langkah di bagian 6 dan batas waktu di bagian 8 (USULAN).</w:t>
       </w:r>
     </w:p>
     <w:p>
@@ -9118,7 +9118,7 @@
           <w:sz w:val="24"/>
           <w:szCs w:val="24"/>
         </w:rPr>
-        <w:t xml:space="preserve">HR Manager meninjau SOP ini setiap tahun, dan lebih awal bila Direktur Utama mengubah penetap keputusan di butir 4.6 atau revisi SNX-HR-ORG-01 menambah atau menghapus unit kerja atau divisi.</w:t>
+        <w:t xml:space="preserve">HR Lead meninjau SOP ini setiap tahun, dan lebih awal bila Direktur Utama mengubah penetap keputusan di butir 4.6 atau revisi SNX-HR-ORG-01 menambah atau menghapus unit kerja atau divisi.</w:t>
       </w:r>
     </w:p>
     <w:p>

--- a/out/02_HR/SNX-HR-SOP-13 Mutation (Rev00 DRAFT).docx
+++ b/out/02_HR/SNX-HR-SOP-13 Mutation (Rev00 DRAFT).docx
@@ -2811,7 +2811,7 @@
                 <w:sz w:val="24"/>
                 <w:szCs w:val="24"/>
               </w:rPr>
-              <w:t>Sub divisi Operation, yaitu NOC, SOC, serta SD dan PM. SNX-HR-ORG-01 menyatakan susunan ini berstatus (USULAN).</w:t>
+              <w:t>Sub divisi Operation, yaitu NOC, SOC, serta SD dan PM. SNX-HR-ORG-01 menyatakan nama jabatan, jenjang, headcount, dan garis lapor ke COO di Divisi Operation berstatus (USULAN).</w:t>
             </w:r>
           </w:p>
         </w:tc>

--- a/out/02_HR/SNX-HR-SOP-13 Mutation (Rev00 DRAFT).docx
+++ b/out/02_HR/SNX-HR-SOP-13 Mutation (Rev00 DRAFT).docx
@@ -217,6 +217,7 @@
     <w:p>
       <w:pPr>
         <w:pStyle w:val="Heading1"/>
+        <w:keepNext/>
         <w:widowControl w:val="0"/>
         <w:spacing w:line="240" w:lineRule="auto"/>
         <w:ind w:right="407" w:firstLine="0"/>
@@ -511,6 +512,10 @@
         <w:gridCol w:w="5850"/>
       </w:tblGrid>
       <w:tr>
+        <w:trPr>
+          <w:cantSplit/>
+          <w:tblHeader/>
+        </w:trPr>
         <w:tc>
           <w:tcPr>
             <w:tcW w:w="3150" w:type="dxa"/>
@@ -523,6 +528,7 @@
           </w:tcPr>
           <w:p>
             <w:pPr>
+              <w:keepNext/>
               <w:widowControl w:val="0"/>
               <w:pBdr>
                 <w:top w:val="nil"/>
@@ -563,6 +569,7 @@
           </w:tcPr>
           <w:p>
             <w:pPr>
+              <w:keepNext/>
               <w:widowControl w:val="0"/>
               <w:pBdr>
                 <w:top w:val="nil"/>
@@ -593,6 +600,9 @@
         </w:tc>
       </w:tr>
       <w:tr>
+        <w:trPr>
+          <w:cantSplit/>
+        </w:trPr>
         <w:tc>
           <w:tcPr>
             <w:tcW w:w="3150" w:type="dxa"/>
@@ -646,6 +656,9 @@
         </w:tc>
       </w:tr>
       <w:tr>
+        <w:trPr>
+          <w:cantSplit/>
+        </w:trPr>
         <w:tc>
           <w:tcPr>
             <w:tcW w:w="3150" w:type="dxa"/>
@@ -699,6 +712,9 @@
         </w:tc>
       </w:tr>
       <w:tr>
+        <w:trPr>
+          <w:cantSplit/>
+        </w:trPr>
         <w:tc>
           <w:tcPr>
             <w:tcW w:w="3150" w:type="dxa"/>
@@ -750,6 +766,9 @@
         </w:tc>
       </w:tr>
       <w:tr>
+        <w:trPr>
+          <w:cantSplit/>
+        </w:trPr>
         <w:tc>
           <w:tcPr>
             <w:tcW w:w="3150" w:type="dxa"/>
@@ -810,6 +829,9 @@
         </w:tc>
       </w:tr>
       <w:tr>
+        <w:trPr>
+          <w:cantSplit/>
+        </w:trPr>
         <w:tc>
           <w:tcPr>
             <w:tcW w:w="3150" w:type="dxa"/>
@@ -861,6 +883,9 @@
         </w:tc>
       </w:tr>
       <w:tr>
+        <w:trPr>
+          <w:cantSplit/>
+        </w:trPr>
         <w:tc>
           <w:tcPr>
             <w:tcW w:w="3150" w:type="dxa"/>
@@ -914,6 +939,9 @@
         </w:tc>
       </w:tr>
       <w:tr>
+        <w:trPr>
+          <w:cantSplit/>
+        </w:trPr>
         <w:tc>
           <w:tcPr>
             <w:tcW w:w="3150" w:type="dxa"/>
@@ -967,6 +995,9 @@
         </w:tc>
       </w:tr>
       <w:tr>
+        <w:trPr>
+          <w:cantSplit/>
+        </w:trPr>
         <w:tc>
           <w:tcPr>
             <w:tcW w:w="3150" w:type="dxa"/>
@@ -1020,6 +1051,9 @@
         </w:tc>
       </w:tr>
       <w:tr>
+        <w:trPr>
+          <w:cantSplit/>
+        </w:trPr>
         <w:tc>
           <w:tcPr>
             <w:tcW w:w="3150" w:type="dxa"/>
@@ -1073,6 +1107,9 @@
         </w:tc>
       </w:tr>
       <w:tr>
+        <w:trPr>
+          <w:cantSplit/>
+        </w:trPr>
         <w:tc>
           <w:tcPr>
             <w:tcW w:w="3150" w:type="dxa"/>
@@ -1126,6 +1163,9 @@
         </w:tc>
       </w:tr>
       <w:tr>
+        <w:trPr>
+          <w:cantSplit/>
+        </w:trPr>
         <w:tc>
           <w:tcPr>
             <w:tcW w:w="3150" w:type="dxa"/>
@@ -1207,6 +1247,7 @@
     <w:p>
       <w:pPr>
         <w:pStyle w:val="Heading1"/>
+        <w:keepNext/>
         <w:widowControl w:val="0"/>
         <w:spacing w:before="816" w:line="240" w:lineRule="auto"/>
         <w:ind w:right="407"/>
@@ -1243,6 +1284,10 @@
         <w:gridCol w:w="3010"/>
       </w:tblGrid>
       <w:tr>
+        <w:trPr>
+          <w:cantSplit/>
+          <w:tblHeader/>
+        </w:trPr>
         <w:tc>
           <w:tcPr>
             <w:tcW w:w="3009" w:type="dxa"/>
@@ -1255,6 +1300,7 @@
           </w:tcPr>
           <w:p>
             <w:pPr>
+              <w:keepNext/>
               <w:widowControl w:val="0"/>
               <w:spacing w:line="240" w:lineRule="auto"/>
               <w:jc w:val="center"/>
@@ -1288,6 +1334,7 @@
           </w:tcPr>
           <w:p>
             <w:pPr>
+              <w:keepNext/>
               <w:widowControl w:val="0"/>
               <w:spacing w:line="240" w:lineRule="auto"/>
               <w:jc w:val="center"/>
@@ -1321,6 +1368,7 @@
           </w:tcPr>
           <w:p>
             <w:pPr>
+              <w:keepNext/>
               <w:widowControl w:val="0"/>
               <w:spacing w:line="240" w:lineRule="auto"/>
               <w:jc w:val="center"/>
@@ -1344,6 +1392,9 @@
         </w:tc>
       </w:tr>
       <w:tr>
+        <w:trPr>
+          <w:cantSplit/>
+        </w:trPr>
         <w:tc>
           <w:tcPr>
             <w:tcW w:w="3009" w:type="dxa"/>
@@ -1392,6 +1443,9 @@
         </w:tc>
       </w:tr>
       <w:tr>
+        <w:trPr>
+          <w:cantSplit/>
+        </w:trPr>
         <w:tc>
           <w:tcPr>
             <w:tcW w:w="3009" w:type="dxa"/>
@@ -1463,6 +1517,9 @@
         </w:tc>
       </w:tr>
       <w:tr>
+        <w:trPr>
+          <w:cantSplit/>
+        </w:trPr>
         <w:tc>
           <w:tcPr>
             <w:tcW w:w="3009" w:type="dxa"/>
@@ -1537,6 +1594,7 @@
     <w:p>
       <w:pPr>
         <w:pStyle w:val="Heading1"/>
+        <w:keepNext/>
         <w:widowControl w:val="0"/>
         <w:spacing w:before="816" w:line="240" w:lineRule="auto"/>
         <w:ind w:right="407"/>
@@ -1578,6 +1636,10 @@
         <w:gridCol w:w="2235"/>
       </w:tblGrid>
       <w:tr>
+        <w:trPr>
+          <w:cantSplit/>
+          <w:tblHeader/>
+        </w:trPr>
         <w:tc>
           <w:tcPr>
             <w:tcW w:w="810" w:type="dxa"/>
@@ -1590,6 +1652,7 @@
           </w:tcPr>
           <w:p>
             <w:pPr>
+              <w:keepNext/>
               <w:widowControl w:val="0"/>
               <w:pBdr>
                 <w:top w:val="nil"/>
@@ -1630,6 +1693,7 @@
           </w:tcPr>
           <w:p>
             <w:pPr>
+              <w:keepNext/>
               <w:widowControl w:val="0"/>
               <w:spacing w:line="240" w:lineRule="auto"/>
               <w:jc w:val="center"/>
@@ -1663,6 +1727,7 @@
           </w:tcPr>
           <w:p>
             <w:pPr>
+              <w:keepNext/>
               <w:widowControl w:val="0"/>
               <w:pBdr>
                 <w:top w:val="nil"/>
@@ -1703,6 +1768,7 @@
           </w:tcPr>
           <w:p>
             <w:pPr>
+              <w:keepNext/>
               <w:widowControl w:val="0"/>
               <w:pBdr>
                 <w:top w:val="nil"/>
@@ -1733,6 +1799,9 @@
         </w:tc>
       </w:tr>
       <w:tr>
+        <w:trPr>
+          <w:cantSplit/>
+        </w:trPr>
         <w:tc>
           <w:tcPr>
             <w:tcW w:w="810" w:type="dxa"/>
@@ -1835,6 +1904,9 @@
         </w:tc>
       </w:tr>
       <w:tr>
+        <w:trPr>
+          <w:cantSplit/>
+        </w:trPr>
         <w:tc>
           <w:tcPr>
             <w:tcW w:w="810" w:type="dxa"/>
@@ -1937,6 +2009,9 @@
         </w:tc>
       </w:tr>
       <w:tr>
+        <w:trPr>
+          <w:cantSplit/>
+        </w:trPr>
         <w:tc>
           <w:tcPr>
             <w:tcW w:w="810" w:type="dxa"/>
@@ -2418,7 +2493,7 @@
           <w:sz w:val="24"/>
           <w:szCs w:val="24"/>
         </w:rPr>
-        <w:t xml:space="preserve">Hasil yang dijaga: setiap mutasi punya kebutuhan organisasi yang tertulis dan baru berlaku sesudah keputusan tertulis.</w:t>
+        <w:t xml:space="preserve">SOP ini memastikan setiap mutasi didasari kebutuhan organisasi yang tertulis dan baru berlaku setelah ada keputusan tertulis.</w:t>
       </w:r>
     </w:p>
     <w:p>
@@ -2442,7 +2517,7 @@
           <w:sz w:val="24"/>
           <w:szCs w:val="24"/>
         </w:rPr>
-        <w:t xml:space="preserve">Karyawan yang dimutasi mengetahui tanggung jawab barunya sebelum tanggal berlaku, dan Atasan Langsung Tujuan mengajukan perubahan hak aksesnya.</w:t>
+        <w:t xml:space="preserve">Karyawan yang dimutasi sudah memahami tanggung jawab barunya sebelum tanggal berlaku, dan Atasan Langsung Tujuan mengajukan perubahan hak aksesnya.</w:t>
       </w:r>
     </w:p>
     <w:p>
@@ -2481,7 +2556,7 @@
           <w:sz w:val="24"/>
           <w:szCs w:val="24"/>
         </w:rPr>
-        <w:t xml:space="preserve">SOP ini berlaku untuk karyawan SINUX yang memegang jabatan di SNX-HR-ORG-01 dan dipindahkan secara menetap ke unit kerja, divisi, atau lokasi operasional lain karena kebutuhan organisasi. Prosesnya mulai dari usulan Atasan Langsung Tujuan sampai pembaruan data kepegawaian, garis lapor, dan permintaan perubahan hak akses.</w:t>
+        <w:t xml:space="preserve">SOP ini berlaku untuk karyawan SINUX yang memegang jabatan di SNX-HR-ORG-01 dan dipindahkan secara menetap ke unit kerja, divisi, atau lokasi operasional lain karena kebutuhan organisasi. Cakupannya mulai dari usulan Atasan Langsung Tujuan sampai pembaruan data kepegawaian dan garis lapor, serta pengajuan perubahan hak akses.</w:t>
       </w:r>
     </w:p>
     <w:p>
@@ -2505,7 +2580,7 @@
           <w:sz w:val="24"/>
           <w:szCs w:val="24"/>
         </w:rPr>
-        <w:t xml:space="preserve">Dikecualikan dari SOP ini: kenaikan jabatan (SNX-HR-SOP-10); penurunan jabatan (SNX-HR-SOP-11); rotasi menurut batas di bawah (SNX-HR-SOP-12); perpindahan sementara di luar batas rotasi (USULAN); pemindahan atas permintaan karyawan dan pemindahan sebagai sanksi disiplin (USULAN); penetapan gaji, tunjangan, dan biaya yang timbul karena mutasi (USULAN); mutasi Direktur Utama (JA-01), karena SNX-HR-JA-01 menaruh atasan jabatan itu pada organ perusahaan menurut anggaran dasar (USULAN).</w:t>
+        <w:t xml:space="preserve">Dikecualikan dari SOP ini: kenaikan jabatan (SNX-HR-SOP-10), penurunan jabatan (SNX-HR-SOP-11), dan rotasi menurut batas di bawah (SNX-HR-SOP-12). Juga dikecualikan: perpindahan sementara di luar batas rotasi; pemindahan atas permintaan karyawan dan pemindahan sebagai sanksi disiplin; penetapan gaji, tunjangan, dan biaya yang timbul karena mutasi; serta mutasi Direktur Utama (JA-01), karena menurut SNX-HR-JA-01 atasan jabatan itu adalah organ perusahaan sesuai anggaran dasar (USULAN).</w:t>
       </w:r>
     </w:p>
     <w:p>
@@ -2529,12 +2604,13 @@
           <w:sz w:val="24"/>
           <w:szCs w:val="24"/>
         </w:rPr>
-        <w:t xml:space="preserve">Batas rotasi dan mutasi: perpindahan sementara untuk penyegaran atau pengembangan keterampilan, dalam unit kerja dan tingkatan jabatan yang sama, dengan karyawan kembali ke tugas semula sesudah masa rotasi, adalah rotasi (SNX-HR-SOP-12). Perpindahan menetap karena kebutuhan organisasi ke unit kerja, sub divisi Operation (NOC, SOC, serta SD dan PM), atau lokasi operasional lain adalah mutasi (SNX-HR-SOP-13) (USULAN).</w:t>
+        <w:t xml:space="preserve">Batas rotasi dan mutasi: rotasi (SNX-HR-SOP-12) adalah perpindahan sementara dalam unit kerja dan tingkatan jabatan yang sama untuk penyegaran atau pengembangan keterampilan, dan karyawan kembali ke tugas semula setelah masa rotasi. Mutasi dalam SOP ini adalah perpindahan menetap karena kebutuhan organisasi ke unit kerja, sub divisi Operation (NOC, SOC, serta SD dan PM), atau lokasi operasional lain (USULAN).</w:t>
       </w:r>
     </w:p>
     <w:p>
       <w:pPr>
         <w:pStyle w:val="Heading1"/>
+        <w:keepNext/>
         <w:numPr>
           <w:ilvl w:val="0"/>
           <w:numId w:val="7"/>
@@ -2569,6 +2645,8 @@
       </w:tblGrid>
       <w:tr>
         <w:trPr>
+          <w:cantSplit/>
+          <w:tblHeader/>
           <w:jc w:val="center"/>
         </w:trPr>
         <w:tc>
@@ -2578,6 +2656,7 @@
           </w:tcPr>
           <w:p>
             <w:pPr>
+              <w:keepNext/>
               <w:jc w:val="center"/>
               <w:rPr>
                 <w:sz w:val="24"/>
@@ -2602,6 +2681,7 @@
           </w:tcPr>
           <w:p>
             <w:pPr>
+              <w:keepNext/>
               <w:jc w:val="center"/>
               <w:rPr>
                 <w:sz w:val="24"/>
@@ -2622,6 +2702,7 @@
       </w:tr>
       <w:tr>
         <w:trPr>
+          <w:cantSplit/>
           <w:jc w:val="center"/>
         </w:trPr>
         <w:tc>
@@ -2671,6 +2752,7 @@
       </w:tr>
       <w:tr>
         <w:trPr>
+          <w:cantSplit/>
           <w:jc w:val="center"/>
         </w:trPr>
         <w:tc>
@@ -2713,13 +2795,14 @@
                 <w:sz w:val="24"/>
                 <w:szCs w:val="24"/>
               </w:rPr>
-              <w:t>Jabatan yang menjadi tujuan garis lapor dari jabatan asal (USULAN).</w:t>
+              <w:t>Jabatan tempat jabatan asal melapor (USULAN).</w:t>
             </w:r>
           </w:p>
         </w:tc>
       </w:tr>
       <w:tr>
         <w:trPr>
+          <w:cantSplit/>
           <w:jc w:val="center"/>
         </w:trPr>
         <w:tc>
@@ -2762,13 +2845,14 @@
                 <w:sz w:val="24"/>
                 <w:szCs w:val="24"/>
               </w:rPr>
-              <w:t>Jabatan yang menjadi tujuan garis lapor dari jabatan tujuan (USULAN).</w:t>
+              <w:t>Jabatan tempat jabatan tujuan melapor (USULAN).</w:t>
             </w:r>
           </w:p>
         </w:tc>
       </w:tr>
       <w:tr>
         <w:trPr>
+          <w:cantSplit/>
           <w:jc w:val="center"/>
         </w:trPr>
         <w:tc>
@@ -2811,13 +2895,14 @@
                 <w:sz w:val="24"/>
                 <w:szCs w:val="24"/>
               </w:rPr>
-              <w:t>Sub divisi Operation, yaitu NOC, SOC, serta SD dan PM. SNX-HR-ORG-01 menyatakan nama jabatan, jenjang, headcount, dan garis lapor ke COO di Divisi Operation berstatus (USULAN).</w:t>
+              <w:t>Sub divisi Operation, yaitu NOC, SOC, serta SD dan PM. Menurut SNX-HR-ORG-01, nama jabatan, jenjang, headcount, dan garis lapor ke COO di Divisi Operation masih berstatus (USULAN).</w:t>
             </w:r>
           </w:p>
         </w:tc>
       </w:tr>
       <w:tr>
         <w:trPr>
+          <w:cantSplit/>
           <w:jc w:val="center"/>
         </w:trPr>
         <w:tc>
@@ -2867,6 +2952,7 @@
       </w:tr>
       <w:tr>
         <w:trPr>
+          <w:cantSplit/>
           <w:jc w:val="center"/>
         </w:trPr>
         <w:tc>
@@ -2909,13 +2995,14 @@
                 <w:sz w:val="24"/>
                 <w:szCs w:val="24"/>
               </w:rPr>
-              <w:t>Satuan batas waktu di bagian 8, tidak termasuk hari libur resmi (USULAN).</w:t>
+              <w:t>Satuan batas waktu dalam SOP ini; hari libur resmi tidak dihitung (USULAN).</w:t>
             </w:r>
           </w:p>
         </w:tc>
       </w:tr>
       <w:tr>
         <w:trPr>
+          <w:cantSplit/>
           <w:jc w:val="center"/>
         </w:trPr>
         <w:tc>
@@ -2965,6 +3052,7 @@
       </w:tr>
       <w:tr>
         <w:trPr>
+          <w:cantSplit/>
           <w:jc w:val="center"/>
         </w:trPr>
         <w:tc>
@@ -3014,6 +3102,7 @@
       </w:tr>
       <w:tr>
         <w:trPr>
+          <w:cantSplit/>
           <w:jc w:val="center"/>
         </w:trPr>
         <w:tc>
@@ -3056,13 +3145,14 @@
                 <w:sz w:val="24"/>
                 <w:szCs w:val="24"/>
               </w:rPr>
-              <w:t>Jabatan di SNX-HR-ORG-01 yang dipegang karyawan sesudah mutasi.</w:t>
+              <w:t>Jabatan di SNX-HR-ORG-01 yang dipegang karyawan setelah mutasi.</w:t>
             </w:r>
           </w:p>
         </w:tc>
       </w:tr>
       <w:tr>
         <w:trPr>
+          <w:cantSplit/>
           <w:jc w:val="center"/>
         </w:trPr>
         <w:tc>
@@ -3112,6 +3202,7 @@
       </w:tr>
       <w:tr>
         <w:trPr>
+          <w:cantSplit/>
           <w:jc w:val="center"/>
         </w:trPr>
         <w:tc>
@@ -3154,13 +3245,14 @@
                 <w:sz w:val="24"/>
                 <w:szCs w:val="24"/>
               </w:rPr>
-              <w:t>Keperluan SINUX akan tenaga kerja di unit kerja, divisi, atau lokasi operasional tujuan, yang menjadi dasar usulan mutasi.</w:t>
+              <w:t>Keperluan tenaga kerja SINUX di unit kerja, divisi, atau lokasi operasional tujuan yang menjadi dasar usulan mutasi.</w:t>
             </w:r>
           </w:p>
         </w:tc>
       </w:tr>
       <w:tr>
         <w:trPr>
+          <w:cantSplit/>
           <w:jc w:val="center"/>
         </w:trPr>
         <w:tc>
@@ -3210,6 +3302,7 @@
       </w:tr>
       <w:tr>
         <w:trPr>
+          <w:cantSplit/>
           <w:jc w:val="center"/>
         </w:trPr>
         <w:tc>
@@ -3259,6 +3352,7 @@
       </w:tr>
       <w:tr>
         <w:trPr>
+          <w:cantSplit/>
           <w:jc w:val="center"/>
         </w:trPr>
         <w:tc>
@@ -3308,6 +3402,7 @@
       </w:tr>
       <w:tr>
         <w:trPr>
+          <w:cantSplit/>
           <w:jc w:val="center"/>
         </w:trPr>
         <w:tc>
@@ -3357,6 +3452,7 @@
       </w:tr>
       <w:tr>
         <w:trPr>
+          <w:cantSplit/>
           <w:jc w:val="center"/>
         </w:trPr>
         <w:tc>
@@ -3399,13 +3495,14 @@
                 <w:sz w:val="24"/>
                 <w:szCs w:val="24"/>
               </w:rPr>
-              <w:t>Jabatan yang menjadi tujuan garis lapor dari Atasan Langsung Asal, menurut kolom Melapor ke di SNX-HR-ORG-01 (USULAN).</w:t>
+              <w:t>Jabatan tempat Atasan Langsung Asal melapor, menurut kolom Melapor ke di SNX-HR-ORG-01 (USULAN).</w:t>
             </w:r>
           </w:p>
         </w:tc>
       </w:tr>
       <w:tr>
         <w:trPr>
+          <w:cantSplit/>
           <w:jc w:val="center"/>
         </w:trPr>
         <w:tc>
@@ -3455,6 +3552,7 @@
       </w:tr>
       <w:tr>
         <w:trPr>
+          <w:cantSplit/>
           <w:jc w:val="center"/>
         </w:trPr>
         <w:tc>
@@ -3504,6 +3602,7 @@
       </w:tr>
       <w:tr>
         <w:trPr>
+          <w:cantSplit/>
           <w:jc w:val="center"/>
         </w:trPr>
         <w:tc>
@@ -3546,13 +3645,14 @@
                 <w:sz w:val="24"/>
                 <w:szCs w:val="24"/>
               </w:rPr>
-              <w:t>Jenjang sebuah jabatan di SNX-HR-ORG-01, dihitung dari jumlah garis lapor sampai Direktur Utama (JA-01). Dua jabatan satu tingkatan bila jumlah garis lapornya sama. SNX-HR-JA-01 tidak memuat grading, sehingga ukuran ini (USULAN).</w:t>
+              <w:t>Jenjang sebuah jabatan di SNX-HR-ORG-01, dihitung dari jumlah garis lapor sampai Direktur Utama (JA-01). Dua jabatan berada di tingkatan yang sama jika jumlah garis lapornya sama. Karena SNX-HR-JA-01 tidak memuat grading, ukuran ini belum baku (USULAN).</w:t>
             </w:r>
           </w:p>
         </w:tc>
       </w:tr>
       <w:tr>
         <w:trPr>
+          <w:cantSplit/>
           <w:jc w:val="center"/>
         </w:trPr>
         <w:tc>
@@ -3602,6 +3702,7 @@
       </w:tr>
       <w:tr>
         <w:trPr>
+          <w:cantSplit/>
           <w:jc w:val="center"/>
         </w:trPr>
         <w:tc>
@@ -3702,7 +3803,7 @@
           <w:sz w:val="24"/>
           <w:szCs w:val="24"/>
         </w:rPr>
-        <w:t xml:space="preserve">4.1 Dasar mutasi (ISO 9001:2015 7.1.2): Atasan Langsung Tujuan mengusulkan mutasi hanya karena kebutuhan organisasi dan menulis kebutuhan itu di usulan (butir 6.1) (USULAN).</w:t>
+        <w:t xml:space="preserve">4.1 Dasar mutasi (ISO 9001:2015 7.1.2): Atasan Langsung Tujuan mengusulkan mutasi hanya jika ada kebutuhan organisasi, dan menuliskan kebutuhan itu di usulan mutasi (USULAN).</w:t>
       </w:r>
     </w:p>
     <w:p>
@@ -3726,7 +3827,7 @@
           <w:sz w:val="24"/>
           <w:szCs w:val="24"/>
         </w:rPr>
-        <w:t xml:space="preserve">4.2 Tujuan mutasi: usulan menyebut satu tujuan atau lebih, yaitu unit kerja, divisi, atau lokasi operasional. Mutasi ke unit kerja atau divisi lain menyebut jabatan tujuan di SNX-HR-ORG-01 dan Atasan Langsung Tujuan menurut kolom Melapor ke (USULAN). Mutasi yang hanya mengubah lokasi operasional menyebut lokasi tujuan, dan jabatan tujuan sama dengan jabatan asal (USULAN).</w:t>
+        <w:t xml:space="preserve">4.2 Tujuan mutasi: usulan menyebut satu tujuan atau lebih, yaitu unit kerja, divisi, atau lokasi operasional. Untuk mutasi ke unit kerja atau divisi lain, usulan menyebut jabatan tujuan di SNX-HR-ORG-01 dan Atasan Langsung Tujuan menurut kolom Melapor ke. Untuk mutasi yang hanya mengubah lokasi operasional, usulan menyebut lokasi tujuan, dan jabatan tujuan sama dengan jabatan asal (USULAN).</w:t>
       </w:r>
     </w:p>
     <w:p>
@@ -3750,7 +3851,7 @@
           <w:sz w:val="24"/>
           <w:szCs w:val="24"/>
         </w:rPr>
-        <w:t xml:space="preserve">4.3 Pemisahan peran (ISO 9001:2015 5.3): jabatan yang mengusulkan, menanggapi, menyimpulkan kualifikasi, menetapkan keputusan, dan mencatat mutasi berbeda satu sama lain; pembagiannya ada di bagian 5. Bila Atasan Langsung Tujuan dan Atasan Langsung Asal adalah jabatan yang sama, Penanggap alternatif menanggapi usulan menurut bagian 9 (USULAN). Pengecualian: bila Direktur Utama adalah Atasan Langsung Tujuan, Direktur Utama mengusulkan sekaligus memutuskan, dan bila ia juga Atasan Langsung Asal, ia menanggapi sendiri. Pemeriksa yang terpisah dari Direktur Utama adalah HR Lead, lewat kesimpulan kualifikasi dan rekomendasi di butir 6.2 dan 6.3 (USULAN).</w:t>
+        <w:t xml:space="preserve">4.3 Pemisahan peran (ISO 9001:2015 5.3): jabatan yang mengusulkan, menanggapi, menyimpulkan kualifikasi, menetapkan keputusan, dan mencatat mutasi berbeda satu sama lain. Jika Atasan Langsung Tujuan dan Atasan Langsung Asal adalah jabatan yang sama, usulan ditanggapi Penanggap alternatif (USULAN). Pengecualian berlaku untuk Direktur Utama: jika ia Atasan Langsung Tujuan, ia mengusulkan sekaligus memutuskan, dan jika ia juga Atasan Langsung Asal, ia menanggapi sendiri. Dalam pengecualian ini, pemeriksa yang terpisah dari Direktur Utama adalah HR Lead, melalui kesimpulan kualifikasi dan rekomendasi di butir 6.2 dan 6.3 (USULAN).</w:t>
       </w:r>
     </w:p>
     <w:p>
@@ -3774,7 +3875,7 @@
           <w:sz w:val="24"/>
           <w:szCs w:val="24"/>
         </w:rPr>
-        <w:t xml:space="preserve">4.4 Kualifikasi (ISO 9001:2015 7.2): HR Lead menyimpulkan kualifikasi karyawan terhadap persyaratan jabatan tujuan di SNX-HR-JA-01 dan mencatat kesenjangan kompetensi beserta tindakannya. SNX-HR-JA-01 butir 4.7 menyatakan masa pengalaman minimum ditentukan sesudah job evaluation. Sampai masa itu ditetapkan, HR Lead menyimpulkan pengalaman dari persyaratan pendidikan dan pengalaman jabatan tujuan dan menulis alasannya (USULAN).</w:t>
+        <w:t xml:space="preserve">4.4 Kualifikasi (ISO 9001:2015 7.2): HR Lead menyimpulkan kualifikasi karyawan terhadap persyaratan jabatan tujuan di SNX-HR-JA-01, lalu mencatat kesenjangan kompetensi beserta tindakannya. Menurut SNX-HR-JA-01 butir 4.7, masa pengalaman minimum baru ditentukan setelah job evaluation. Selama masa itu belum ditetapkan, HR Lead menyimpulkan kecukupan pengalaman dari persyaratan pendidikan dan pengalaman jabatan tujuan, disertai alasannya (USULAN).</w:t>
       </w:r>
     </w:p>
     <w:p>
@@ -3798,7 +3899,7 @@
           <w:sz w:val="24"/>
           <w:szCs w:val="24"/>
         </w:rPr>
-        <w:t xml:space="preserve">4.5 Wewenang di tempat baru (ISO 9001:2015 5.3 dan ISO/IEC 27001:2022 Annex A 5.2): karyawan yang dimutasi menjalankan tugas dan wewenang jabatan tujuan menurut SNX-HR-JA-01, dan wewenang jabatan asal berakhir pada tanggal berlaku (USULAN). Mutasi tidak otomatis memberi hak tanda tangan kontrak atau otorisasi keuangan; hak itu mengikuti Authority Matrix (SNX-HR-JA-01 butir 4.4).</w:t>
+        <w:t xml:space="preserve">4.5 Wewenang di tempat baru (ISO 9001:2015 5.3 dan ISO/IEC 27001:2022 Annex A 5.2): mutasi tidak otomatis memberi hak tanda tangan kontrak atau otorisasi keuangan; hak itu mengikuti Authority Matrix (SNX-HR-JA-01 butir 4.4). Sejak tanggal berlaku, karyawan yang dimutasi menjalankan tugas dan wewenang jabatan tujuan menurut SNX-HR-JA-01, dan wewenang jabatan asalnya berakhir (USULAN).</w:t>
       </w:r>
     </w:p>
     <w:p>
@@ -3822,7 +3923,7 @@
           <w:sz w:val="24"/>
           <w:szCs w:val="24"/>
         </w:rPr>
-        <w:t xml:space="preserve">4.6 Persetujuan tertulis (ISO 9001:2015 5.3): SNX-HR-JA-01 butir 4.5 menyatakan keputusan pengangkatan atau pemutusan hubungan kerja mengikuti delegasi dan persetujuan tertulis yang berlaku. Mutasi mengikuti ketentuan yang sama: berlaku hanya sesudah keputusan tertulis Direktur Utama (USULAN).</w:t>
+        <w:t xml:space="preserve">4.6 Persetujuan tertulis (ISO 9001:2015 5.3): menurut SNX-HR-JA-01 butir 4.5, keputusan pengangkatan atau pemutusan hubungan kerja mengikuti delegasi dan persetujuan tertulis yang berlaku. Mutasi mengikuti ketentuan yang sama dan baru berlaku setelah ada keputusan tertulis Direktur Utama (USULAN).</w:t>
       </w:r>
     </w:p>
     <w:p>
@@ -3846,7 +3947,7 @@
           <w:sz w:val="24"/>
           <w:szCs w:val="24"/>
         </w:rPr>
-        <w:t xml:space="preserve">4.7 Komunikasi tanggung jawab (ISO 9001:2015 5.3): karyawan yang dimutasi menerima informasi jabatan baru dan mengonfirmasi secara tertulis bahwa ia memahaminya sebelum tanggal berlaku (butir 6.4) (USULAN).</w:t>
+        <w:t xml:space="preserve">4.7 Komunikasi tanggung jawab (ISO 9001:2015 5.3): sebelum tanggal berlaku, karyawan yang dimutasi menerima informasi jabatan baru dan mengonfirmasi secara tertulis bahwa ia sudah memahaminya (USULAN).</w:t>
       </w:r>
     </w:p>
     <w:p>
@@ -3870,7 +3971,7 @@
           <w:sz w:val="24"/>
           <w:szCs w:val="24"/>
         </w:rPr>
-        <w:t xml:space="preserve">4.8 Serah terima pekerjaan: Atasan Langsung Asal menunjuk pengganti saat menanggapi usulan (butir 6.2) dan mencatat serah terima pekerjaan sebelum tanggal berlaku (butir 6.4) (USULAN).</w:t>
+        <w:t xml:space="preserve">4.8 Serah terima pekerjaan: Atasan Langsung Asal menunjuk pengganti saat menanggapi usulan, lalu mencatat serah terima pekerjaan sebelum tanggal berlaku (USULAN).</w:t>
       </w:r>
     </w:p>
     <w:p>
@@ -3894,7 +3995,7 @@
           <w:sz w:val="24"/>
           <w:szCs w:val="24"/>
         </w:rPr>
-        <w:t xml:space="preserve">4.9 Hak akses (ISO/IEC 27001:2022 Annex A 5.18 dan 6.5): SNX-ISMS-SOP-02 mengatur perubahan akses saat mutasi, yaitu perpindahan peran seseorang: pencabutan hak akses lama yang tidak relevan paling lambat 5 hari kerja sesudah mutasi, dan pengajuan hak akses baru. Mutasi dalam SOP ini termasuk di dalamnya, dan Atasan Langsung Tujuan mengajukan hak akses baru (butir 6.4).</w:t>
+        <w:t xml:space="preserve">4.9 Hak akses (ISO/IEC 27001:2022 Annex A 5.18 dan 6.5): SNX-ISMS-SOP-02 mengatur perubahan akses saat mutasi, yaitu perpindahan peran seseorang. Hak akses lama yang tidak relevan dicabut paling lambat 5 hari kerja setelah mutasi, dan hak akses baru diajukan. Untuk mutasi dalam SOP ini, hak akses baru diajukan Atasan Langsung Tujuan.</w:t>
       </w:r>
     </w:p>
     <w:p>
@@ -3918,7 +4019,7 @@
           <w:sz w:val="24"/>
           <w:szCs w:val="24"/>
         </w:rPr>
-        <w:t xml:space="preserve">4.10 Garis lapor dan dokumen organisasi (ISO 9001:2015 5.3): SNX-HR-JA-01 butir 4.3 menyatakan garis lapor berlabel menunggu konfirmasi belum resmi. Bila jabatan atau garis lapor karyawan berubah, HR Lead memperbarui SNX-HR-ORG-01 dan SNX-HR-JA-01 lewat revisi (butir 6.4).</w:t>
+        <w:t xml:space="preserve">4.10 Garis lapor dan dokumen organisasi (ISO 9001:2015 5.3): menurut SNX-HR-JA-01 butir 4.3, garis lapor yang berlabel menunggu konfirmasi belum resmi. Jika jabatan atau garis lapor karyawan berubah karena mutasi, HR Lead memperbarui SNX-HR-ORG-01 dan SNX-HR-JA-01 melalui revisi.</w:t>
       </w:r>
     </w:p>
     <w:p>
@@ -3942,12 +4043,13 @@
           <w:sz w:val="24"/>
           <w:szCs w:val="24"/>
         </w:rPr>
-        <w:t xml:space="preserve">4.11 Rekaman dan klasifikasi (ISO 9001:2015 7.5.3): HRGA Officer mengarsipkan rekaman mutasi di personal file karyawan (butir 6.4). Rekaman itu berisi data karyawan dan berklasifikasi RESTRICTED (Internal) menurut SNX-ISMS-PRO-01 (USULAN). Lokasi, pemilik, dan retensi ada di tabel bagian 11.</w:t>
+        <w:t xml:space="preserve">4.11 Record dan klasifikasi (ISO 9001:2015 7.5.3): HRGA Officer mengarsipkan record mutasi di personal file karyawan. Karena berisi data karyawan, record itu berklasifikasi RESTRICTED (Internal) menurut SNX-ISMS-PRO-01 (USULAN).</w:t>
       </w:r>
     </w:p>
     <w:p>
       <w:pPr>
         <w:pStyle w:val="Heading1"/>
+        <w:keepNext/>
         <w:numPr>
           <w:ilvl w:val="0"/>
           <w:numId w:val="7"/>
@@ -3975,6 +4077,8 @@
       </w:tblGrid>
       <w:tr>
         <w:trPr>
+          <w:cantSplit/>
+          <w:tblHeader/>
           <w:jc w:val="center"/>
         </w:trPr>
         <w:tc>
@@ -3991,6 +4095,7 @@
           </w:tcPr>
           <w:p>
             <w:pPr>
+              <w:keepNext/>
               <w:jc w:val="center"/>
               <w:rPr>
                 <w:sz w:val="24"/>
@@ -4022,6 +4127,7 @@
           </w:tcPr>
           <w:p>
             <w:pPr>
+              <w:keepNext/>
               <w:jc w:val="center"/>
               <w:rPr>
                 <w:sz w:val="24"/>
@@ -4053,6 +4159,7 @@
           </w:tcPr>
           <w:p>
             <w:pPr>
+              <w:keepNext/>
               <w:jc w:val="center"/>
               <w:rPr>
                 <w:sz w:val="24"/>
@@ -4073,6 +4180,7 @@
       </w:tr>
       <w:tr>
         <w:trPr>
+          <w:cantSplit/>
           <w:jc w:val="center"/>
         </w:trPr>
         <w:tc>
@@ -4118,7 +4226,7 @@
           </w:tcPr>
           <w:p>
             <w:pPr>
-              <w:jc w:val="both"/>
+              <w:jc w:val="left"/>
               <w:rPr>
                 <w:sz w:val="24"/>
                 <w:szCs w:val="24"/>
@@ -4148,25 +4256,26 @@
           </w:tcPr>
           <w:p>
             <w:pPr>
-              <w:jc w:val="both"/>
-              <w:rPr>
-                <w:sz w:val="24"/>
-                <w:szCs w:val="24"/>
-              </w:rPr>
-            </w:pPr>
-            <w:r>
-              <w:rPr>
-                <w:b w:val="0"/>
-                <w:sz w:val="24"/>
-                <w:szCs w:val="24"/>
-              </w:rPr>
-              <w:t>Merekomendasikan keputusan kepada Direktur Utama dan tidak memutuskan mutasi, mengikuti wewenang JA-14 di SNX-HR-JA-01 untuk hiring, salary action, dan disciplinary action (USULAN).</w:t>
+              <w:jc w:val="left"/>
+              <w:rPr>
+                <w:sz w:val="24"/>
+                <w:szCs w:val="24"/>
+              </w:rPr>
+            </w:pPr>
+            <w:r>
+              <w:rPr>
+                <w:b w:val="0"/>
+                <w:sz w:val="24"/>
+                <w:szCs w:val="24"/>
+              </w:rPr>
+              <w:t>Merekomendasikan keputusan kepada Direktur Utama, tetapi tidak memutuskan mutasi. Batas ini mengikuti wewenang JA-14 di SNX-HR-JA-01 untuk hiring, salary action, dan disciplinary action (USULAN).</w:t>
             </w:r>
           </w:p>
         </w:tc>
       </w:tr>
       <w:tr>
         <w:trPr>
+          <w:cantSplit/>
           <w:jc w:val="center"/>
         </w:trPr>
         <w:tc>
@@ -4212,19 +4321,19 @@
           </w:tcPr>
           <w:p>
             <w:pPr>
-              <w:jc w:val="both"/>
-              <w:rPr>
-                <w:sz w:val="24"/>
-                <w:szCs w:val="24"/>
-              </w:rPr>
-            </w:pPr>
-            <w:r>
-              <w:rPr>
-                <w:b w:val="0"/>
-                <w:sz w:val="24"/>
-                <w:szCs w:val="24"/>
-              </w:rPr>
-              <w:t>Memeriksa kelengkapan usulan, meneruskannya ke Atasan Langsung Asal, memberikan informasi jabatan baru kepada karyawan, memperbarui data kepegawaian, mengarsipkan rekaman di personal file, dan memberi tahu Atasan Langsung Tujuan tentang mutasi (butir 6.2 dan 6.4).</w:t>
+              <w:jc w:val="left"/>
+              <w:rPr>
+                <w:sz w:val="24"/>
+                <w:szCs w:val="24"/>
+              </w:rPr>
+            </w:pPr>
+            <w:r>
+              <w:rPr>
+                <w:b w:val="0"/>
+                <w:sz w:val="24"/>
+                <w:szCs w:val="24"/>
+              </w:rPr>
+              <w:t>Memeriksa kelengkapan usulan, meneruskannya ke Atasan Langsung Asal, memberikan informasi jabatan baru kepada karyawan, memperbarui data kepegawaian, mengarsipkan record di personal file, dan memberi tahu Atasan Langsung Tujuan tentang mutasi (butir 6.2 dan 6.4).</w:t>
             </w:r>
           </w:p>
         </w:tc>
@@ -4242,7 +4351,7 @@
           </w:tcPr>
           <w:p>
             <w:pPr>
-              <w:jc w:val="both"/>
+              <w:jc w:val="left"/>
               <w:rPr>
                 <w:sz w:val="24"/>
                 <w:szCs w:val="24"/>
@@ -4261,6 +4370,7 @@
       </w:tr>
       <w:tr>
         <w:trPr>
+          <w:cantSplit/>
           <w:jc w:val="center"/>
         </w:trPr>
         <w:tc>
@@ -4306,19 +4416,19 @@
           </w:tcPr>
           <w:p>
             <w:pPr>
-              <w:jc w:val="both"/>
-              <w:rPr>
-                <w:sz w:val="24"/>
-                <w:szCs w:val="24"/>
-              </w:rPr>
-            </w:pPr>
-            <w:r>
-              <w:rPr>
-                <w:b w:val="0"/>
-                <w:sz w:val="24"/>
-                <w:szCs w:val="24"/>
-              </w:rPr>
-              <w:t>Memutuskan usulan mutasi: setujui, setujui dengan syarat, atau tolak, dan menetapkan tanggal berlaku (butir 6.3).</w:t>
+              <w:jc w:val="left"/>
+              <w:rPr>
+                <w:sz w:val="24"/>
+                <w:szCs w:val="24"/>
+              </w:rPr>
+            </w:pPr>
+            <w:r>
+              <w:rPr>
+                <w:b w:val="0"/>
+                <w:sz w:val="24"/>
+                <w:szCs w:val="24"/>
+              </w:rPr>
+              <w:t>Memutuskan usulan mutasi (setujui, setujui dengan syarat, atau tolak) dan menetapkan tanggal berlaku (butir 6.3).</w:t>
             </w:r>
           </w:p>
         </w:tc>
@@ -4336,7 +4446,7 @@
           </w:tcPr>
           <w:p>
             <w:pPr>
-              <w:jc w:val="both"/>
+              <w:jc w:val="left"/>
               <w:rPr>
                 <w:sz w:val="24"/>
                 <w:szCs w:val="24"/>
@@ -4355,6 +4465,7 @@
       </w:tr>
       <w:tr>
         <w:trPr>
+          <w:cantSplit/>
           <w:jc w:val="center"/>
         </w:trPr>
         <w:tc>
@@ -4400,19 +4511,19 @@
           </w:tcPr>
           <w:p>
             <w:pPr>
-              <w:jc w:val="both"/>
-              <w:rPr>
-                <w:sz w:val="24"/>
-                <w:szCs w:val="24"/>
-              </w:rPr>
-            </w:pPr>
-            <w:r>
-              <w:rPr>
-                <w:b w:val="0"/>
-                <w:sz w:val="24"/>
-                <w:szCs w:val="24"/>
-              </w:rPr>
-              <w:t>Pengusul (USULAN). Menulis kebutuhan organisasi, mengisi dan mengirim usulan, menerima keputusan, dan mengajukan perubahan hak akses menurut SNX-ISMS-SOP-02 (butir 6.1, 6.3, dan 6.4).</w:t>
+              <w:jc w:val="left"/>
+              <w:rPr>
+                <w:sz w:val="24"/>
+                <w:szCs w:val="24"/>
+              </w:rPr>
+            </w:pPr>
+            <w:r>
+              <w:rPr>
+                <w:b w:val="0"/>
+                <w:sz w:val="24"/>
+                <w:szCs w:val="24"/>
+              </w:rPr>
+              <w:t>Bertindak sebagai pengusul: menulis kebutuhan organisasi, mengisi dan mengirim usulan, menerima keputusan, dan mengajukan perubahan hak akses menurut SNX-ISMS-SOP-02 (butir 6.1, 6.3, dan 6.4) (USULAN).</w:t>
             </w:r>
           </w:p>
         </w:tc>
@@ -4430,7 +4541,7 @@
           </w:tcPr>
           <w:p>
             <w:pPr>
-              <w:jc w:val="both"/>
+              <w:jc w:val="left"/>
               <w:rPr>
                 <w:sz w:val="24"/>
                 <w:szCs w:val="24"/>
@@ -4449,6 +4560,7 @@
       </w:tr>
       <w:tr>
         <w:trPr>
+          <w:cantSplit/>
           <w:jc w:val="center"/>
         </w:trPr>
         <w:tc>
@@ -4494,19 +4606,19 @@
           </w:tcPr>
           <w:p>
             <w:pPr>
-              <w:jc w:val="both"/>
-              <w:rPr>
-                <w:sz w:val="24"/>
-                <w:szCs w:val="24"/>
-              </w:rPr>
-            </w:pPr>
-            <w:r>
-              <w:rPr>
-                <w:b w:val="0"/>
-                <w:sz w:val="24"/>
-                <w:szCs w:val="24"/>
-              </w:rPr>
-              <w:t>Penanggap (USULAN). Menanggapi usulan, menunjuk pengganti, dan mencatat serah terima pekerjaan karyawan yang dimutasi (butir 6.2 dan 6.4).</w:t>
+              <w:jc w:val="left"/>
+              <w:rPr>
+                <w:sz w:val="24"/>
+                <w:szCs w:val="24"/>
+              </w:rPr>
+            </w:pPr>
+            <w:r>
+              <w:rPr>
+                <w:b w:val="0"/>
+                <w:sz w:val="24"/>
+                <w:szCs w:val="24"/>
+              </w:rPr>
+              <w:t>Bertindak sebagai penanggap: menanggapi usulan, menunjuk pengganti, dan mencatat serah terima pekerjaan karyawan yang dimutasi (butir 6.2 dan 6.4) (USULAN).</w:t>
             </w:r>
           </w:p>
         </w:tc>
@@ -4524,7 +4636,7 @@
           </w:tcPr>
           <w:p>
             <w:pPr>
-              <w:jc w:val="both"/>
+              <w:jc w:val="left"/>
               <w:rPr>
                 <w:sz w:val="24"/>
                 <w:szCs w:val="24"/>
@@ -4543,6 +4655,7 @@
       </w:tr>
       <w:tr>
         <w:trPr>
+          <w:cantSplit/>
           <w:jc w:val="center"/>
         </w:trPr>
         <w:tc>
@@ -4588,19 +4701,19 @@
           </w:tcPr>
           <w:p>
             <w:pPr>
-              <w:jc w:val="both"/>
-              <w:rPr>
-                <w:sz w:val="24"/>
-                <w:szCs w:val="24"/>
-              </w:rPr>
-            </w:pPr>
-            <w:r>
-              <w:rPr>
-                <w:b w:val="0"/>
-                <w:sz w:val="24"/>
-                <w:szCs w:val="24"/>
-              </w:rPr>
-              <w:t>Menanggapi usulan sebagai ganti Atasan Langsung Asal bila Atasan Langsung Tujuan dan Atasan Langsung Asal adalah jabatan yang sama (bagian 9) (USULAN).</w:t>
+              <w:jc w:val="left"/>
+              <w:rPr>
+                <w:sz w:val="24"/>
+                <w:szCs w:val="24"/>
+              </w:rPr>
+            </w:pPr>
+            <w:r>
+              <w:rPr>
+                <w:b w:val="0"/>
+                <w:sz w:val="24"/>
+                <w:szCs w:val="24"/>
+              </w:rPr>
+              <w:t>Menanggapi usulan sebagai pengganti Atasan Langsung Asal jika Atasan Langsung Tujuan dan Atasan Langsung Asal adalah jabatan yang sama (USULAN).</w:t>
             </w:r>
           </w:p>
         </w:tc>
@@ -4618,7 +4731,7 @@
           </w:tcPr>
           <w:p>
             <w:pPr>
-              <w:jc w:val="both"/>
+              <w:jc w:val="left"/>
               <w:rPr>
                 <w:sz w:val="24"/>
                 <w:szCs w:val="24"/>
@@ -4637,6 +4750,7 @@
       </w:tr>
       <w:tr>
         <w:trPr>
+          <w:cantSplit/>
           <w:jc w:val="center"/>
         </w:trPr>
         <w:tc>
@@ -4682,7 +4796,7 @@
           </w:tcPr>
           <w:p>
             <w:pPr>
-              <w:jc w:val="both"/>
+              <w:jc w:val="left"/>
               <w:rPr>
                 <w:sz w:val="24"/>
                 <w:szCs w:val="24"/>
@@ -4712,7 +4826,7 @@
           </w:tcPr>
           <w:p>
             <w:pPr>
-              <w:jc w:val="both"/>
+              <w:jc w:val="left"/>
               <w:rPr>
                 <w:sz w:val="24"/>
                 <w:szCs w:val="24"/>
@@ -4731,6 +4845,7 @@
       </w:tr>
       <w:tr>
         <w:trPr>
+          <w:cantSplit/>
           <w:jc w:val="center"/>
         </w:trPr>
         <w:tc>
@@ -4776,19 +4891,19 @@
           </w:tcPr>
           <w:p>
             <w:pPr>
-              <w:jc w:val="both"/>
-              <w:rPr>
-                <w:sz w:val="24"/>
-                <w:szCs w:val="24"/>
-              </w:rPr>
-            </w:pPr>
-            <w:r>
-              <w:rPr>
-                <w:b w:val="0"/>
-                <w:sz w:val="24"/>
-                <w:szCs w:val="24"/>
-              </w:rPr>
-              <w:t>Meninjau perubahan perjanjian kerja bila HR Lead memintanya (bagian 9) (USULAN).</w:t>
+              <w:jc w:val="left"/>
+              <w:rPr>
+                <w:sz w:val="24"/>
+                <w:szCs w:val="24"/>
+              </w:rPr>
+            </w:pPr>
+            <w:r>
+              <w:rPr>
+                <w:b w:val="0"/>
+                <w:sz w:val="24"/>
+                <w:szCs w:val="24"/>
+              </w:rPr>
+              <w:t>Meninjau perubahan perjanjian kerja atas permintaan HR Lead (USULAN).</w:t>
             </w:r>
           </w:p>
         </w:tc>
@@ -4806,7 +4921,7 @@
           </w:tcPr>
           <w:p>
             <w:pPr>
-              <w:jc w:val="both"/>
+              <w:jc w:val="left"/>
               <w:rPr>
                 <w:sz w:val="24"/>
                 <w:szCs w:val="24"/>
@@ -4872,6 +4987,7 @@
     </w:p>
     <w:p>
       <w:pPr>
+        <w:keepNext/>
         <w:pBdr>
           <w:top w:val="nil"/>
           <w:left w:val="nil"/>
@@ -4891,7 +5007,7 @@
           <w:sz w:val="24"/>
           <w:szCs w:val="24"/>
         </w:rPr>
-        <w:t xml:space="preserve">Atasan Langsung Tujuan memulai proses. Langkah di butir 6.1 sampai 6.4 berstatus (USULAN) sampai Direktur Utama mengesahkan SOP ini.</w:t>
+        <w:t xml:space="preserve">Proses dimulai oleh Atasan Langsung Tujuan. Seluruh langkah di butir 6.1 sampai 6.4 berstatus (USULAN) sampai SOP ini disahkan Direktur Utama.</w:t>
       </w:r>
     </w:p>
     <w:tbl>
@@ -4904,27 +5020,30 @@
         <w:tblLook w:val="0400" w:firstRow="0" w:lastRow="0" w:firstColumn="0" w:lastColumn="0" w:noHBand="0" w:noVBand="1"/>
       </w:tblPr>
       <w:tblGrid>
-        <w:gridCol w:w="3367"/>
-        <w:gridCol w:w="2248"/>
-        <w:gridCol w:w="3913"/>
+        <w:gridCol w:w="4309"/>
+        <w:gridCol w:w="1927"/>
+        <w:gridCol w:w="2835"/>
       </w:tblGrid>
       <w:tr>
         <w:trPr>
+          <w:cantSplit/>
+          <w:tblHeader/>
           <w:jc w:val="center"/>
         </w:trPr>
         <w:tc>
           <w:tcPr>
-            <w:tcW w:w="3367" w:type="dxa"/>
-            <w:tcBorders>
-              <w:top w:val="single" w:sz="8" w:space="0" w:color="000000"/>
-              <w:left w:val="single" w:sz="8" w:space="0" w:color="000000"/>
-              <w:bottom w:val="single" w:sz="8" w:space="0" w:color="000000"/>
-              <w:right w:val="single" w:sz="8" w:space="0" w:color="000000"/>
-            </w:tcBorders>
-            <w:vAlign w:val="center"/>
-          </w:tcPr>
-          <w:p>
-            <w:pPr>
+            <w:tcW w:w="4309" w:type="dxa"/>
+            <w:tcBorders>
+              <w:top w:val="single" w:sz="8" w:space="0" w:color="000000"/>
+              <w:left w:val="single" w:sz="8" w:space="0" w:color="000000"/>
+              <w:bottom w:val="single" w:sz="8" w:space="0" w:color="000000"/>
+              <w:right w:val="single" w:sz="8" w:space="0" w:color="000000"/>
+            </w:tcBorders>
+            <w:vAlign w:val="center"/>
+          </w:tcPr>
+          <w:p>
+            <w:pPr>
+              <w:keepNext/>
               <w:jc w:val="center"/>
               <w:rPr>
                 <w:sz w:val="24"/>
@@ -4944,17 +5063,18 @@
         </w:tc>
         <w:tc>
           <w:tcPr>
-            <w:tcW w:w="2248" w:type="dxa"/>
-            <w:tcBorders>
-              <w:top w:val="single" w:sz="8" w:space="0" w:color="000000"/>
-              <w:left w:val="single" w:sz="8" w:space="0" w:color="000000"/>
-              <w:bottom w:val="single" w:sz="8" w:space="0" w:color="000000"/>
-              <w:right w:val="single" w:sz="8" w:space="0" w:color="000000"/>
-            </w:tcBorders>
-            <w:vAlign w:val="center"/>
-          </w:tcPr>
-          <w:p>
-            <w:pPr>
+            <w:tcW w:w="1927" w:type="dxa"/>
+            <w:tcBorders>
+              <w:top w:val="single" w:sz="8" w:space="0" w:color="000000"/>
+              <w:left w:val="single" w:sz="8" w:space="0" w:color="000000"/>
+              <w:bottom w:val="single" w:sz="8" w:space="0" w:color="000000"/>
+              <w:right w:val="single" w:sz="8" w:space="0" w:color="000000"/>
+            </w:tcBorders>
+            <w:vAlign w:val="center"/>
+          </w:tcPr>
+          <w:p>
+            <w:pPr>
+              <w:keepNext/>
               <w:jc w:val="center"/>
               <w:rPr>
                 <w:sz w:val="24"/>
@@ -4974,17 +5094,18 @@
         </w:tc>
         <w:tc>
           <w:tcPr>
-            <w:tcW w:w="3913" w:type="dxa"/>
-            <w:tcBorders>
-              <w:top w:val="single" w:sz="8" w:space="0" w:color="000000"/>
-              <w:left w:val="single" w:sz="8" w:space="0" w:color="000000"/>
-              <w:bottom w:val="single" w:sz="8" w:space="0" w:color="000000"/>
-              <w:right w:val="single" w:sz="8" w:space="0" w:color="000000"/>
-            </w:tcBorders>
-            <w:vAlign w:val="center"/>
-          </w:tcPr>
-          <w:p>
-            <w:pPr>
+            <w:tcW w:w="2835" w:type="dxa"/>
+            <w:tcBorders>
+              <w:top w:val="single" w:sz="8" w:space="0" w:color="000000"/>
+              <w:left w:val="single" w:sz="8" w:space="0" w:color="000000"/>
+              <w:bottom w:val="single" w:sz="8" w:space="0" w:color="000000"/>
+              <w:right w:val="single" w:sz="8" w:space="0" w:color="000000"/>
+            </w:tcBorders>
+            <w:vAlign w:val="center"/>
+          </w:tcPr>
+          <w:p>
+            <w:pPr>
+              <w:keepNext/>
               <w:jc w:val="center"/>
               <w:rPr>
                 <w:sz w:val="24"/>
@@ -5005,11 +5126,12 @@
       </w:tr>
       <w:tr>
         <w:trPr>
+          <w:cantSplit/>
           <w:jc w:val="center"/>
         </w:trPr>
         <w:tc>
           <w:tcPr>
-            <w:tcW w:w="3367" w:type="dxa"/>
+            <w:tcW w:w="4309" w:type="dxa"/>
             <w:tcBorders>
               <w:top w:val="single" w:sz="8" w:space="0" w:color="000000"/>
               <w:left w:val="single" w:sz="8" w:space="0" w:color="000000"/>
@@ -5037,7 +5159,7 @@
         </w:tc>
         <w:tc>
           <w:tcPr>
-            <w:tcW w:w="2248" w:type="dxa"/>
+            <w:tcW w:w="1927" w:type="dxa"/>
             <w:tcBorders>
               <w:top w:val="single" w:sz="8" w:space="0" w:color="000000"/>
               <w:left w:val="single" w:sz="8" w:space="0" w:color="000000"/>
@@ -5065,18 +5187,18 @@
         </w:tc>
         <w:tc>
           <w:tcPr>
-            <w:tcW w:w="3913" w:type="dxa"/>
-            <w:tcBorders>
-              <w:top w:val="single" w:sz="8" w:space="0" w:color="000000"/>
-              <w:left w:val="single" w:sz="8" w:space="0" w:color="000000"/>
-              <w:bottom w:val="single" w:sz="8" w:space="0" w:color="000000"/>
-              <w:right w:val="single" w:sz="8" w:space="0" w:color="000000"/>
-            </w:tcBorders>
-            <w:vAlign w:val="center"/>
-          </w:tcPr>
-          <w:p>
-            <w:pPr>
-              <w:jc w:val="both"/>
+            <w:tcW w:w="2835" w:type="dxa"/>
+            <w:tcBorders>
+              <w:top w:val="single" w:sz="8" w:space="0" w:color="000000"/>
+              <w:left w:val="single" w:sz="8" w:space="0" w:color="000000"/>
+              <w:bottom w:val="single" w:sz="8" w:space="0" w:color="000000"/>
+              <w:right w:val="single" w:sz="8" w:space="0" w:color="000000"/>
+            </w:tcBorders>
+            <w:vAlign w:val="center"/>
+          </w:tcPr>
+          <w:p>
+            <w:pPr>
+              <w:jc w:val="left"/>
               <w:rPr>
                 <w:sz w:val="24"/>
                 <w:szCs w:val="24"/>
@@ -5095,11 +5217,12 @@
       </w:tr>
       <w:tr>
         <w:trPr>
+          <w:cantSplit/>
           <w:jc w:val="center"/>
         </w:trPr>
         <w:tc>
           <w:tcPr>
-            <w:tcW w:w="3367" w:type="dxa"/>
+            <w:tcW w:w="4309" w:type="dxa"/>
             <w:tcBorders>
               <w:top w:val="single" w:sz="8" w:space="0" w:color="000000"/>
               <w:left w:val="single" w:sz="8" w:space="0" w:color="000000"/>
@@ -5127,7 +5250,7 @@
         </w:tc>
         <w:tc>
           <w:tcPr>
-            <w:tcW w:w="2248" w:type="dxa"/>
+            <w:tcW w:w="1927" w:type="dxa"/>
             <w:tcBorders>
               <w:top w:val="single" w:sz="8" w:space="0" w:color="000000"/>
               <w:left w:val="single" w:sz="8" w:space="0" w:color="000000"/>
@@ -5155,18 +5278,18 @@
         </w:tc>
         <w:tc>
           <w:tcPr>
-            <w:tcW w:w="3913" w:type="dxa"/>
-            <w:tcBorders>
-              <w:top w:val="single" w:sz="8" w:space="0" w:color="000000"/>
-              <w:left w:val="single" w:sz="8" w:space="0" w:color="000000"/>
-              <w:bottom w:val="single" w:sz="8" w:space="0" w:color="000000"/>
-              <w:right w:val="single" w:sz="8" w:space="0" w:color="000000"/>
-            </w:tcBorders>
-            <w:vAlign w:val="center"/>
-          </w:tcPr>
-          <w:p>
-            <w:pPr>
-              <w:jc w:val="both"/>
+            <w:tcW w:w="2835" w:type="dxa"/>
+            <w:tcBorders>
+              <w:top w:val="single" w:sz="8" w:space="0" w:color="000000"/>
+              <w:left w:val="single" w:sz="8" w:space="0" w:color="000000"/>
+              <w:bottom w:val="single" w:sz="8" w:space="0" w:color="000000"/>
+              <w:right w:val="single" w:sz="8" w:space="0" w:color="000000"/>
+            </w:tcBorders>
+            <w:vAlign w:val="center"/>
+          </w:tcPr>
+          <w:p>
+            <w:pPr>
+              <w:jc w:val="left"/>
               <w:rPr>
                 <w:sz w:val="24"/>
                 <w:szCs w:val="24"/>
@@ -5185,11 +5308,12 @@
       </w:tr>
       <w:tr>
         <w:trPr>
+          <w:cantSplit/>
           <w:jc w:val="center"/>
         </w:trPr>
         <w:tc>
           <w:tcPr>
-            <w:tcW w:w="3367" w:type="dxa"/>
+            <w:tcW w:w="4309" w:type="dxa"/>
             <w:tcBorders>
               <w:top w:val="single" w:sz="8" w:space="0" w:color="000000"/>
               <w:left w:val="single" w:sz="8" w:space="0" w:color="000000"/>
@@ -5217,7 +5341,7 @@
         </w:tc>
         <w:tc>
           <w:tcPr>
-            <w:tcW w:w="2248" w:type="dxa"/>
+            <w:tcW w:w="1927" w:type="dxa"/>
             <w:tcBorders>
               <w:top w:val="single" w:sz="8" w:space="0" w:color="000000"/>
               <w:left w:val="single" w:sz="8" w:space="0" w:color="000000"/>
@@ -5245,18 +5369,18 @@
         </w:tc>
         <w:tc>
           <w:tcPr>
-            <w:tcW w:w="3913" w:type="dxa"/>
-            <w:tcBorders>
-              <w:top w:val="single" w:sz="8" w:space="0" w:color="000000"/>
-              <w:left w:val="single" w:sz="8" w:space="0" w:color="000000"/>
-              <w:bottom w:val="single" w:sz="8" w:space="0" w:color="000000"/>
-              <w:right w:val="single" w:sz="8" w:space="0" w:color="000000"/>
-            </w:tcBorders>
-            <w:vAlign w:val="center"/>
-          </w:tcPr>
-          <w:p>
-            <w:pPr>
-              <w:jc w:val="both"/>
+            <w:tcW w:w="2835" w:type="dxa"/>
+            <w:tcBorders>
+              <w:top w:val="single" w:sz="8" w:space="0" w:color="000000"/>
+              <w:left w:val="single" w:sz="8" w:space="0" w:color="000000"/>
+              <w:bottom w:val="single" w:sz="8" w:space="0" w:color="000000"/>
+              <w:right w:val="single" w:sz="8" w:space="0" w:color="000000"/>
+            </w:tcBorders>
+            <w:vAlign w:val="center"/>
+          </w:tcPr>
+          <w:p>
+            <w:pPr>
+              <w:jc w:val="left"/>
               <w:rPr>
                 <w:sz w:val="24"/>
                 <w:szCs w:val="24"/>
@@ -5313,6 +5437,7 @@
     </w:p>
     <w:p>
       <w:pPr>
+        <w:keepNext/>
         <w:pBdr>
           <w:top w:val="nil"/>
           <w:left w:val="nil"/>
@@ -5332,7 +5457,7 @@
           <w:sz w:val="24"/>
           <w:szCs w:val="24"/>
         </w:rPr>
-        <w:t xml:space="preserve">Nomor 2 dan 3 mengikuti bagian 9 bila Atasan Langsung Tujuan dan Atasan Langsung Asal adalah jabatan yang sama.</w:t>
+        <w:t xml:space="preserve">Jika Atasan Langsung Tujuan dan Atasan Langsung Asal adalah jabatan yang sama, nomor 2 dan 3 dijalankan sesuai bagian 9.</w:t>
       </w:r>
     </w:p>
     <w:tbl>
@@ -5345,27 +5470,30 @@
         <w:tblLook w:val="0400" w:firstRow="0" w:lastRow="0" w:firstColumn="0" w:lastColumn="0" w:noHBand="0" w:noVBand="1"/>
       </w:tblPr>
       <w:tblGrid>
-        <w:gridCol w:w="3367"/>
-        <w:gridCol w:w="2248"/>
-        <w:gridCol w:w="3913"/>
+        <w:gridCol w:w="4309"/>
+        <w:gridCol w:w="1927"/>
+        <w:gridCol w:w="2835"/>
       </w:tblGrid>
       <w:tr>
         <w:trPr>
+          <w:cantSplit/>
+          <w:tblHeader/>
           <w:jc w:val="center"/>
         </w:trPr>
         <w:tc>
           <w:tcPr>
-            <w:tcW w:w="3367" w:type="dxa"/>
-            <w:tcBorders>
-              <w:top w:val="single" w:sz="8" w:space="0" w:color="000000"/>
-              <w:left w:val="single" w:sz="8" w:space="0" w:color="000000"/>
-              <w:bottom w:val="single" w:sz="8" w:space="0" w:color="000000"/>
-              <w:right w:val="single" w:sz="8" w:space="0" w:color="000000"/>
-            </w:tcBorders>
-            <w:vAlign w:val="center"/>
-          </w:tcPr>
-          <w:p>
-            <w:pPr>
+            <w:tcW w:w="4309" w:type="dxa"/>
+            <w:tcBorders>
+              <w:top w:val="single" w:sz="8" w:space="0" w:color="000000"/>
+              <w:left w:val="single" w:sz="8" w:space="0" w:color="000000"/>
+              <w:bottom w:val="single" w:sz="8" w:space="0" w:color="000000"/>
+              <w:right w:val="single" w:sz="8" w:space="0" w:color="000000"/>
+            </w:tcBorders>
+            <w:vAlign w:val="center"/>
+          </w:tcPr>
+          <w:p>
+            <w:pPr>
+              <w:keepNext/>
               <w:jc w:val="center"/>
               <w:rPr>
                 <w:sz w:val="24"/>
@@ -5385,17 +5513,18 @@
         </w:tc>
         <w:tc>
           <w:tcPr>
-            <w:tcW w:w="2248" w:type="dxa"/>
-            <w:tcBorders>
-              <w:top w:val="single" w:sz="8" w:space="0" w:color="000000"/>
-              <w:left w:val="single" w:sz="8" w:space="0" w:color="000000"/>
-              <w:bottom w:val="single" w:sz="8" w:space="0" w:color="000000"/>
-              <w:right w:val="single" w:sz="8" w:space="0" w:color="000000"/>
-            </w:tcBorders>
-            <w:vAlign w:val="center"/>
-          </w:tcPr>
-          <w:p>
-            <w:pPr>
+            <w:tcW w:w="1927" w:type="dxa"/>
+            <w:tcBorders>
+              <w:top w:val="single" w:sz="8" w:space="0" w:color="000000"/>
+              <w:left w:val="single" w:sz="8" w:space="0" w:color="000000"/>
+              <w:bottom w:val="single" w:sz="8" w:space="0" w:color="000000"/>
+              <w:right w:val="single" w:sz="8" w:space="0" w:color="000000"/>
+            </w:tcBorders>
+            <w:vAlign w:val="center"/>
+          </w:tcPr>
+          <w:p>
+            <w:pPr>
+              <w:keepNext/>
               <w:jc w:val="center"/>
               <w:rPr>
                 <w:sz w:val="24"/>
@@ -5415,17 +5544,18 @@
         </w:tc>
         <w:tc>
           <w:tcPr>
-            <w:tcW w:w="3913" w:type="dxa"/>
-            <w:tcBorders>
-              <w:top w:val="single" w:sz="8" w:space="0" w:color="000000"/>
-              <w:left w:val="single" w:sz="8" w:space="0" w:color="000000"/>
-              <w:bottom w:val="single" w:sz="8" w:space="0" w:color="000000"/>
-              <w:right w:val="single" w:sz="8" w:space="0" w:color="000000"/>
-            </w:tcBorders>
-            <w:vAlign w:val="center"/>
-          </w:tcPr>
-          <w:p>
-            <w:pPr>
+            <w:tcW w:w="2835" w:type="dxa"/>
+            <w:tcBorders>
+              <w:top w:val="single" w:sz="8" w:space="0" w:color="000000"/>
+              <w:left w:val="single" w:sz="8" w:space="0" w:color="000000"/>
+              <w:bottom w:val="single" w:sz="8" w:space="0" w:color="000000"/>
+              <w:right w:val="single" w:sz="8" w:space="0" w:color="000000"/>
+            </w:tcBorders>
+            <w:vAlign w:val="center"/>
+          </w:tcPr>
+          <w:p>
+            <w:pPr>
+              <w:keepNext/>
               <w:jc w:val="center"/>
               <w:rPr>
                 <w:sz w:val="24"/>
@@ -5446,11 +5576,12 @@
       </w:tr>
       <w:tr>
         <w:trPr>
+          <w:cantSplit/>
           <w:jc w:val="center"/>
         </w:trPr>
         <w:tc>
           <w:tcPr>
-            <w:tcW w:w="3367" w:type="dxa"/>
+            <w:tcW w:w="4309" w:type="dxa"/>
             <w:tcBorders>
               <w:top w:val="single" w:sz="8" w:space="0" w:color="000000"/>
               <w:left w:val="single" w:sz="8" w:space="0" w:color="000000"/>
@@ -5478,7 +5609,7 @@
         </w:tc>
         <w:tc>
           <w:tcPr>
-            <w:tcW w:w="2248" w:type="dxa"/>
+            <w:tcW w:w="1927" w:type="dxa"/>
             <w:tcBorders>
               <w:top w:val="single" w:sz="8" w:space="0" w:color="000000"/>
               <w:left w:val="single" w:sz="8" w:space="0" w:color="000000"/>
@@ -5506,18 +5637,18 @@
         </w:tc>
         <w:tc>
           <w:tcPr>
-            <w:tcW w:w="3913" w:type="dxa"/>
-            <w:tcBorders>
-              <w:top w:val="single" w:sz="8" w:space="0" w:color="000000"/>
-              <w:left w:val="single" w:sz="8" w:space="0" w:color="000000"/>
-              <w:bottom w:val="single" w:sz="8" w:space="0" w:color="000000"/>
-              <w:right w:val="single" w:sz="8" w:space="0" w:color="000000"/>
-            </w:tcBorders>
-            <w:vAlign w:val="center"/>
-          </w:tcPr>
-          <w:p>
-            <w:pPr>
-              <w:jc w:val="both"/>
+            <w:tcW w:w="2835" w:type="dxa"/>
+            <w:tcBorders>
+              <w:top w:val="single" w:sz="8" w:space="0" w:color="000000"/>
+              <w:left w:val="single" w:sz="8" w:space="0" w:color="000000"/>
+              <w:bottom w:val="single" w:sz="8" w:space="0" w:color="000000"/>
+              <w:right w:val="single" w:sz="8" w:space="0" w:color="000000"/>
+            </w:tcBorders>
+            <w:vAlign w:val="center"/>
+          </w:tcPr>
+          <w:p>
+            <w:pPr>
+              <w:jc w:val="left"/>
               <w:rPr>
                 <w:sz w:val="24"/>
                 <w:szCs w:val="24"/>
@@ -5536,11 +5667,12 @@
       </w:tr>
       <w:tr>
         <w:trPr>
+          <w:cantSplit/>
           <w:jc w:val="center"/>
         </w:trPr>
         <w:tc>
           <w:tcPr>
-            <w:tcW w:w="3367" w:type="dxa"/>
+            <w:tcW w:w="4309" w:type="dxa"/>
             <w:tcBorders>
               <w:top w:val="single" w:sz="8" w:space="0" w:color="000000"/>
               <w:left w:val="single" w:sz="8" w:space="0" w:color="000000"/>
@@ -5568,7 +5700,7 @@
         </w:tc>
         <w:tc>
           <w:tcPr>
-            <w:tcW w:w="2248" w:type="dxa"/>
+            <w:tcW w:w="1927" w:type="dxa"/>
             <w:tcBorders>
               <w:top w:val="single" w:sz="8" w:space="0" w:color="000000"/>
               <w:left w:val="single" w:sz="8" w:space="0" w:color="000000"/>
@@ -5596,18 +5728,18 @@
         </w:tc>
         <w:tc>
           <w:tcPr>
-            <w:tcW w:w="3913" w:type="dxa"/>
-            <w:tcBorders>
-              <w:top w:val="single" w:sz="8" w:space="0" w:color="000000"/>
-              <w:left w:val="single" w:sz="8" w:space="0" w:color="000000"/>
-              <w:bottom w:val="single" w:sz="8" w:space="0" w:color="000000"/>
-              <w:right w:val="single" w:sz="8" w:space="0" w:color="000000"/>
-            </w:tcBorders>
-            <w:vAlign w:val="center"/>
-          </w:tcPr>
-          <w:p>
-            <w:pPr>
-              <w:jc w:val="both"/>
+            <w:tcW w:w="2835" w:type="dxa"/>
+            <w:tcBorders>
+              <w:top w:val="single" w:sz="8" w:space="0" w:color="000000"/>
+              <w:left w:val="single" w:sz="8" w:space="0" w:color="000000"/>
+              <w:bottom w:val="single" w:sz="8" w:space="0" w:color="000000"/>
+              <w:right w:val="single" w:sz="8" w:space="0" w:color="000000"/>
+            </w:tcBorders>
+            <w:vAlign w:val="center"/>
+          </w:tcPr>
+          <w:p>
+            <w:pPr>
+              <w:jc w:val="left"/>
               <w:rPr>
                 <w:sz w:val="24"/>
                 <w:szCs w:val="24"/>
@@ -5626,39 +5758,40 @@
       </w:tr>
       <w:tr>
         <w:trPr>
+          <w:cantSplit/>
           <w:jc w:val="center"/>
         </w:trPr>
         <w:tc>
           <w:tcPr>
-            <w:tcW w:w="3367" w:type="dxa"/>
-            <w:tcBorders>
-              <w:top w:val="single" w:sz="8" w:space="0" w:color="000000"/>
-              <w:left w:val="single" w:sz="8" w:space="0" w:color="000000"/>
-              <w:bottom w:val="single" w:sz="8" w:space="0" w:color="000000"/>
-              <w:right w:val="single" w:sz="8" w:space="0" w:color="000000"/>
-            </w:tcBorders>
-            <w:vAlign w:val="center"/>
-          </w:tcPr>
-          <w:p>
-            <w:pPr>
-              <w:rPr>
-                <w:sz w:val="24"/>
-                <w:szCs w:val="24"/>
-              </w:rPr>
-            </w:pPr>
-            <w:r>
-              <w:rPr>
-                <w:b w:val="0"/>
-                <w:sz w:val="24"/>
-                <w:szCs w:val="24"/>
-              </w:rPr>
-              <w:t>3. Tanggapi usulan: pelepasan karyawan, pengganti yang ditunjuk, dan keberatan bila ada.</w:t>
-            </w:r>
-          </w:p>
-        </w:tc>
-        <w:tc>
-          <w:tcPr>
-            <w:tcW w:w="2248" w:type="dxa"/>
+            <w:tcW w:w="4309" w:type="dxa"/>
+            <w:tcBorders>
+              <w:top w:val="single" w:sz="8" w:space="0" w:color="000000"/>
+              <w:left w:val="single" w:sz="8" w:space="0" w:color="000000"/>
+              <w:bottom w:val="single" w:sz="8" w:space="0" w:color="000000"/>
+              <w:right w:val="single" w:sz="8" w:space="0" w:color="000000"/>
+            </w:tcBorders>
+            <w:vAlign w:val="center"/>
+          </w:tcPr>
+          <w:p>
+            <w:pPr>
+              <w:rPr>
+                <w:sz w:val="24"/>
+                <w:szCs w:val="24"/>
+              </w:rPr>
+            </w:pPr>
+            <w:r>
+              <w:rPr>
+                <w:b w:val="0"/>
+                <w:sz w:val="24"/>
+                <w:szCs w:val="24"/>
+              </w:rPr>
+              <w:t>3. Tanggapi usulan: pelepasan karyawan, pengganti yang ditunjuk, dan keberatan jika ada.</w:t>
+            </w:r>
+          </w:p>
+        </w:tc>
+        <w:tc>
+          <w:tcPr>
+            <w:tcW w:w="1927" w:type="dxa"/>
             <w:tcBorders>
               <w:top w:val="single" w:sz="8" w:space="0" w:color="000000"/>
               <w:left w:val="single" w:sz="8" w:space="0" w:color="000000"/>
@@ -5686,18 +5819,18 @@
         </w:tc>
         <w:tc>
           <w:tcPr>
-            <w:tcW w:w="3913" w:type="dxa"/>
-            <w:tcBorders>
-              <w:top w:val="single" w:sz="8" w:space="0" w:color="000000"/>
-              <w:left w:val="single" w:sz="8" w:space="0" w:color="000000"/>
-              <w:bottom w:val="single" w:sz="8" w:space="0" w:color="000000"/>
-              <w:right w:val="single" w:sz="8" w:space="0" w:color="000000"/>
-            </w:tcBorders>
-            <w:vAlign w:val="center"/>
-          </w:tcPr>
-          <w:p>
-            <w:pPr>
-              <w:jc w:val="both"/>
+            <w:tcW w:w="2835" w:type="dxa"/>
+            <w:tcBorders>
+              <w:top w:val="single" w:sz="8" w:space="0" w:color="000000"/>
+              <w:left w:val="single" w:sz="8" w:space="0" w:color="000000"/>
+              <w:bottom w:val="single" w:sz="8" w:space="0" w:color="000000"/>
+              <w:right w:val="single" w:sz="8" w:space="0" w:color="000000"/>
+            </w:tcBorders>
+            <w:vAlign w:val="center"/>
+          </w:tcPr>
+          <w:p>
+            <w:pPr>
+              <w:jc w:val="left"/>
               <w:rPr>
                 <w:sz w:val="24"/>
                 <w:szCs w:val="24"/>
@@ -5716,11 +5849,12 @@
       </w:tr>
       <w:tr>
         <w:trPr>
+          <w:cantSplit/>
           <w:jc w:val="center"/>
         </w:trPr>
         <w:tc>
           <w:tcPr>
-            <w:tcW w:w="3367" w:type="dxa"/>
+            <w:tcW w:w="4309" w:type="dxa"/>
             <w:tcBorders>
               <w:top w:val="single" w:sz="8" w:space="0" w:color="000000"/>
               <w:left w:val="single" w:sz="8" w:space="0" w:color="000000"/>
@@ -5748,7 +5882,7 @@
         </w:tc>
         <w:tc>
           <w:tcPr>
-            <w:tcW w:w="2248" w:type="dxa"/>
+            <w:tcW w:w="1927" w:type="dxa"/>
             <w:tcBorders>
               <w:top w:val="single" w:sz="8" w:space="0" w:color="000000"/>
               <w:left w:val="single" w:sz="8" w:space="0" w:color="000000"/>
@@ -5776,18 +5910,18 @@
         </w:tc>
         <w:tc>
           <w:tcPr>
-            <w:tcW w:w="3913" w:type="dxa"/>
-            <w:tcBorders>
-              <w:top w:val="single" w:sz="8" w:space="0" w:color="000000"/>
-              <w:left w:val="single" w:sz="8" w:space="0" w:color="000000"/>
-              <w:bottom w:val="single" w:sz="8" w:space="0" w:color="000000"/>
-              <w:right w:val="single" w:sz="8" w:space="0" w:color="000000"/>
-            </w:tcBorders>
-            <w:vAlign w:val="center"/>
-          </w:tcPr>
-          <w:p>
-            <w:pPr>
-              <w:jc w:val="both"/>
+            <w:tcW w:w="2835" w:type="dxa"/>
+            <w:tcBorders>
+              <w:top w:val="single" w:sz="8" w:space="0" w:color="000000"/>
+              <w:left w:val="single" w:sz="8" w:space="0" w:color="000000"/>
+              <w:bottom w:val="single" w:sz="8" w:space="0" w:color="000000"/>
+              <w:right w:val="single" w:sz="8" w:space="0" w:color="000000"/>
+            </w:tcBorders>
+            <w:vAlign w:val="center"/>
+          </w:tcPr>
+          <w:p>
+            <w:pPr>
+              <w:jc w:val="left"/>
               <w:rPr>
                 <w:sz w:val="24"/>
                 <w:szCs w:val="24"/>
@@ -5806,11 +5940,12 @@
       </w:tr>
       <w:tr>
         <w:trPr>
+          <w:cantSplit/>
           <w:jc w:val="center"/>
         </w:trPr>
         <w:tc>
           <w:tcPr>
-            <w:tcW w:w="3367" w:type="dxa"/>
+            <w:tcW w:w="4309" w:type="dxa"/>
             <w:tcBorders>
               <w:top w:val="single" w:sz="8" w:space="0" w:color="000000"/>
               <w:left w:val="single" w:sz="8" w:space="0" w:color="000000"/>
@@ -5838,7 +5973,7 @@
         </w:tc>
         <w:tc>
           <w:tcPr>
-            <w:tcW w:w="2248" w:type="dxa"/>
+            <w:tcW w:w="1927" w:type="dxa"/>
             <w:tcBorders>
               <w:top w:val="single" w:sz="8" w:space="0" w:color="000000"/>
               <w:left w:val="single" w:sz="8" w:space="0" w:color="000000"/>
@@ -5866,18 +6001,18 @@
         </w:tc>
         <w:tc>
           <w:tcPr>
-            <w:tcW w:w="3913" w:type="dxa"/>
-            <w:tcBorders>
-              <w:top w:val="single" w:sz="8" w:space="0" w:color="000000"/>
-              <w:left w:val="single" w:sz="8" w:space="0" w:color="000000"/>
-              <w:bottom w:val="single" w:sz="8" w:space="0" w:color="000000"/>
-              <w:right w:val="single" w:sz="8" w:space="0" w:color="000000"/>
-            </w:tcBorders>
-            <w:vAlign w:val="center"/>
-          </w:tcPr>
-          <w:p>
-            <w:pPr>
-              <w:jc w:val="both"/>
+            <w:tcW w:w="2835" w:type="dxa"/>
+            <w:tcBorders>
+              <w:top w:val="single" w:sz="8" w:space="0" w:color="000000"/>
+              <w:left w:val="single" w:sz="8" w:space="0" w:color="000000"/>
+              <w:bottom w:val="single" w:sz="8" w:space="0" w:color="000000"/>
+              <w:right w:val="single" w:sz="8" w:space="0" w:color="000000"/>
+            </w:tcBorders>
+            <w:vAlign w:val="center"/>
+          </w:tcPr>
+          <w:p>
+            <w:pPr>
+              <w:jc w:val="left"/>
               <w:rPr>
                 <w:sz w:val="24"/>
                 <w:szCs w:val="24"/>
@@ -5922,6 +6057,7 @@
     <w:p>
       <w:pPr>
         <w:pStyle w:val="Heading2"/>
+        <w:keepNext/>
         <w:numPr>
           <w:ilvl w:val="1"/>
           <w:numId w:val="7"/>
@@ -5942,27 +6078,30 @@
         <w:tblLook w:val="0400" w:firstRow="0" w:lastRow="0" w:firstColumn="0" w:lastColumn="0" w:noHBand="0" w:noVBand="1"/>
       </w:tblPr>
       <w:tblGrid>
-        <w:gridCol w:w="3367"/>
-        <w:gridCol w:w="2248"/>
-        <w:gridCol w:w="3913"/>
+        <w:gridCol w:w="4309"/>
+        <w:gridCol w:w="1927"/>
+        <w:gridCol w:w="2835"/>
       </w:tblGrid>
       <w:tr>
         <w:trPr>
+          <w:cantSplit/>
+          <w:tblHeader/>
           <w:jc w:val="center"/>
         </w:trPr>
         <w:tc>
           <w:tcPr>
-            <w:tcW w:w="3367" w:type="dxa"/>
-            <w:tcBorders>
-              <w:top w:val="single" w:sz="8" w:space="0" w:color="000000"/>
-              <w:left w:val="single" w:sz="8" w:space="0" w:color="000000"/>
-              <w:bottom w:val="single" w:sz="8" w:space="0" w:color="000000"/>
-              <w:right w:val="single" w:sz="8" w:space="0" w:color="000000"/>
-            </w:tcBorders>
-            <w:vAlign w:val="center"/>
-          </w:tcPr>
-          <w:p>
-            <w:pPr>
+            <w:tcW w:w="4309" w:type="dxa"/>
+            <w:tcBorders>
+              <w:top w:val="single" w:sz="8" w:space="0" w:color="000000"/>
+              <w:left w:val="single" w:sz="8" w:space="0" w:color="000000"/>
+              <w:bottom w:val="single" w:sz="8" w:space="0" w:color="000000"/>
+              <w:right w:val="single" w:sz="8" w:space="0" w:color="000000"/>
+            </w:tcBorders>
+            <w:vAlign w:val="center"/>
+          </w:tcPr>
+          <w:p>
+            <w:pPr>
+              <w:keepNext/>
               <w:jc w:val="center"/>
               <w:rPr>
                 <w:sz w:val="24"/>
@@ -5982,17 +6121,18 @@
         </w:tc>
         <w:tc>
           <w:tcPr>
-            <w:tcW w:w="2248" w:type="dxa"/>
-            <w:tcBorders>
-              <w:top w:val="single" w:sz="8" w:space="0" w:color="000000"/>
-              <w:left w:val="single" w:sz="8" w:space="0" w:color="000000"/>
-              <w:bottom w:val="single" w:sz="8" w:space="0" w:color="000000"/>
-              <w:right w:val="single" w:sz="8" w:space="0" w:color="000000"/>
-            </w:tcBorders>
-            <w:vAlign w:val="center"/>
-          </w:tcPr>
-          <w:p>
-            <w:pPr>
+            <w:tcW w:w="1927" w:type="dxa"/>
+            <w:tcBorders>
+              <w:top w:val="single" w:sz="8" w:space="0" w:color="000000"/>
+              <w:left w:val="single" w:sz="8" w:space="0" w:color="000000"/>
+              <w:bottom w:val="single" w:sz="8" w:space="0" w:color="000000"/>
+              <w:right w:val="single" w:sz="8" w:space="0" w:color="000000"/>
+            </w:tcBorders>
+            <w:vAlign w:val="center"/>
+          </w:tcPr>
+          <w:p>
+            <w:pPr>
+              <w:keepNext/>
               <w:jc w:val="center"/>
               <w:rPr>
                 <w:sz w:val="24"/>
@@ -6012,17 +6152,18 @@
         </w:tc>
         <w:tc>
           <w:tcPr>
-            <w:tcW w:w="3913" w:type="dxa"/>
-            <w:tcBorders>
-              <w:top w:val="single" w:sz="8" w:space="0" w:color="000000"/>
-              <w:left w:val="single" w:sz="8" w:space="0" w:color="000000"/>
-              <w:bottom w:val="single" w:sz="8" w:space="0" w:color="000000"/>
-              <w:right w:val="single" w:sz="8" w:space="0" w:color="000000"/>
-            </w:tcBorders>
-            <w:vAlign w:val="center"/>
-          </w:tcPr>
-          <w:p>
-            <w:pPr>
+            <w:tcW w:w="2835" w:type="dxa"/>
+            <w:tcBorders>
+              <w:top w:val="single" w:sz="8" w:space="0" w:color="000000"/>
+              <w:left w:val="single" w:sz="8" w:space="0" w:color="000000"/>
+              <w:bottom w:val="single" w:sz="8" w:space="0" w:color="000000"/>
+              <w:right w:val="single" w:sz="8" w:space="0" w:color="000000"/>
+            </w:tcBorders>
+            <w:vAlign w:val="center"/>
+          </w:tcPr>
+          <w:p>
+            <w:pPr>
+              <w:keepNext/>
               <w:jc w:val="center"/>
               <w:rPr>
                 <w:sz w:val="24"/>
@@ -6043,11 +6184,12 @@
       </w:tr>
       <w:tr>
         <w:trPr>
+          <w:cantSplit/>
           <w:jc w:val="center"/>
         </w:trPr>
         <w:tc>
           <w:tcPr>
-            <w:tcW w:w="3367" w:type="dxa"/>
+            <w:tcW w:w="4309" w:type="dxa"/>
             <w:tcBorders>
               <w:top w:val="single" w:sz="8" w:space="0" w:color="000000"/>
               <w:left w:val="single" w:sz="8" w:space="0" w:color="000000"/>
@@ -6075,7 +6217,7 @@
         </w:tc>
         <w:tc>
           <w:tcPr>
-            <w:tcW w:w="2248" w:type="dxa"/>
+            <w:tcW w:w="1927" w:type="dxa"/>
             <w:tcBorders>
               <w:top w:val="single" w:sz="8" w:space="0" w:color="000000"/>
               <w:left w:val="single" w:sz="8" w:space="0" w:color="000000"/>
@@ -6103,18 +6245,18 @@
         </w:tc>
         <w:tc>
           <w:tcPr>
-            <w:tcW w:w="3913" w:type="dxa"/>
-            <w:tcBorders>
-              <w:top w:val="single" w:sz="8" w:space="0" w:color="000000"/>
-              <w:left w:val="single" w:sz="8" w:space="0" w:color="000000"/>
-              <w:bottom w:val="single" w:sz="8" w:space="0" w:color="000000"/>
-              <w:right w:val="single" w:sz="8" w:space="0" w:color="000000"/>
-            </w:tcBorders>
-            <w:vAlign w:val="center"/>
-          </w:tcPr>
-          <w:p>
-            <w:pPr>
-              <w:jc w:val="both"/>
+            <w:tcW w:w="2835" w:type="dxa"/>
+            <w:tcBorders>
+              <w:top w:val="single" w:sz="8" w:space="0" w:color="000000"/>
+              <w:left w:val="single" w:sz="8" w:space="0" w:color="000000"/>
+              <w:bottom w:val="single" w:sz="8" w:space="0" w:color="000000"/>
+              <w:right w:val="single" w:sz="8" w:space="0" w:color="000000"/>
+            </w:tcBorders>
+            <w:vAlign w:val="center"/>
+          </w:tcPr>
+          <w:p>
+            <w:pPr>
+              <w:jc w:val="left"/>
               <w:rPr>
                 <w:sz w:val="24"/>
                 <w:szCs w:val="24"/>
@@ -6133,11 +6275,12 @@
       </w:tr>
       <w:tr>
         <w:trPr>
+          <w:cantSplit/>
           <w:jc w:val="center"/>
         </w:trPr>
         <w:tc>
           <w:tcPr>
-            <w:tcW w:w="3367" w:type="dxa"/>
+            <w:tcW w:w="4309" w:type="dxa"/>
             <w:tcBorders>
               <w:top w:val="single" w:sz="8" w:space="0" w:color="000000"/>
               <w:left w:val="single" w:sz="8" w:space="0" w:color="000000"/>
@@ -6165,7 +6308,7 @@
         </w:tc>
         <w:tc>
           <w:tcPr>
-            <w:tcW w:w="2248" w:type="dxa"/>
+            <w:tcW w:w="1927" w:type="dxa"/>
             <w:tcBorders>
               <w:top w:val="single" w:sz="8" w:space="0" w:color="000000"/>
               <w:left w:val="single" w:sz="8" w:space="0" w:color="000000"/>
@@ -6193,41 +6336,42 @@
         </w:tc>
         <w:tc>
           <w:tcPr>
-            <w:tcW w:w="3913" w:type="dxa"/>
-            <w:tcBorders>
-              <w:top w:val="single" w:sz="8" w:space="0" w:color="000000"/>
-              <w:left w:val="single" w:sz="8" w:space="0" w:color="000000"/>
-              <w:bottom w:val="single" w:sz="8" w:space="0" w:color="000000"/>
-              <w:right w:val="single" w:sz="8" w:space="0" w:color="000000"/>
-            </w:tcBorders>
-            <w:vAlign w:val="center"/>
-          </w:tcPr>
-          <w:p>
-            <w:pPr>
-              <w:jc w:val="both"/>
-              <w:rPr>
-                <w:sz w:val="24"/>
-                <w:szCs w:val="24"/>
-              </w:rPr>
-            </w:pPr>
-            <w:r>
-              <w:rPr>
-                <w:b w:val="0"/>
-                <w:sz w:val="24"/>
-                <w:szCs w:val="24"/>
-              </w:rPr>
-              <w:t>Keputusan mutasi tertulis, memuat jabatan tujuan, unit kerja, divisi, atau lokasi operasional tujuan, syarat, dan tanggal berlaku bila disetujui</w:t>
+            <w:tcW w:w="2835" w:type="dxa"/>
+            <w:tcBorders>
+              <w:top w:val="single" w:sz="8" w:space="0" w:color="000000"/>
+              <w:left w:val="single" w:sz="8" w:space="0" w:color="000000"/>
+              <w:bottom w:val="single" w:sz="8" w:space="0" w:color="000000"/>
+              <w:right w:val="single" w:sz="8" w:space="0" w:color="000000"/>
+            </w:tcBorders>
+            <w:vAlign w:val="center"/>
+          </w:tcPr>
+          <w:p>
+            <w:pPr>
+              <w:jc w:val="left"/>
+              <w:rPr>
+                <w:sz w:val="24"/>
+                <w:szCs w:val="24"/>
+              </w:rPr>
+            </w:pPr>
+            <w:r>
+              <w:rPr>
+                <w:b w:val="0"/>
+                <w:sz w:val="24"/>
+                <w:szCs w:val="24"/>
+              </w:rPr>
+              <w:t>Keputusan mutasi tertulis, memuat jabatan tujuan, unit kerja, divisi, atau lokasi operasional tujuan, syarat, dan tanggal berlaku jika disetujui</w:t>
             </w:r>
           </w:p>
         </w:tc>
       </w:tr>
       <w:tr>
         <w:trPr>
+          <w:cantSplit/>
           <w:jc w:val="center"/>
         </w:trPr>
         <w:tc>
           <w:tcPr>
-            <w:tcW w:w="3367" w:type="dxa"/>
+            <w:tcW w:w="4309" w:type="dxa"/>
             <w:tcBorders>
               <w:top w:val="single" w:sz="8" w:space="0" w:color="000000"/>
               <w:left w:val="single" w:sz="8" w:space="0" w:color="000000"/>
@@ -6255,7 +6399,7 @@
         </w:tc>
         <w:tc>
           <w:tcPr>
-            <w:tcW w:w="2248" w:type="dxa"/>
+            <w:tcW w:w="1927" w:type="dxa"/>
             <w:tcBorders>
               <w:top w:val="single" w:sz="8" w:space="0" w:color="000000"/>
               <w:left w:val="single" w:sz="8" w:space="0" w:color="000000"/>
@@ -6283,18 +6427,18 @@
         </w:tc>
         <w:tc>
           <w:tcPr>
-            <w:tcW w:w="3913" w:type="dxa"/>
-            <w:tcBorders>
-              <w:top w:val="single" w:sz="8" w:space="0" w:color="000000"/>
-              <w:left w:val="single" w:sz="8" w:space="0" w:color="000000"/>
-              <w:bottom w:val="single" w:sz="8" w:space="0" w:color="000000"/>
-              <w:right w:val="single" w:sz="8" w:space="0" w:color="000000"/>
-            </w:tcBorders>
-            <w:vAlign w:val="center"/>
-          </w:tcPr>
-          <w:p>
-            <w:pPr>
-              <w:jc w:val="both"/>
+            <w:tcW w:w="2835" w:type="dxa"/>
+            <w:tcBorders>
+              <w:top w:val="single" w:sz="8" w:space="0" w:color="000000"/>
+              <w:left w:val="single" w:sz="8" w:space="0" w:color="000000"/>
+              <w:bottom w:val="single" w:sz="8" w:space="0" w:color="000000"/>
+              <w:right w:val="single" w:sz="8" w:space="0" w:color="000000"/>
+            </w:tcBorders>
+            <w:vAlign w:val="center"/>
+          </w:tcPr>
+          <w:p>
+            <w:pPr>
+              <w:jc w:val="left"/>
               <w:rPr>
                 <w:sz w:val="24"/>
                 <w:szCs w:val="24"/>
@@ -6351,6 +6495,7 @@
     </w:p>
     <w:p>
       <w:pPr>
+        <w:keepNext/>
         <w:pBdr>
           <w:top w:val="nil"/>
           <w:left w:val="nil"/>
@@ -6370,7 +6515,7 @@
           <w:sz w:val="24"/>
           <w:szCs w:val="24"/>
         </w:rPr>
-        <w:t xml:space="preserve">Langkah berikut berjalan sesudah keputusan menyetujui. Untuk keputusan menolak, lihat bagian 9.</w:t>
+        <w:t xml:space="preserve">Langkah berikut dijalankan jika keputusan menyetujui usulan. Penanganan keputusan menolak mengikuti bagian 9.</w:t>
       </w:r>
     </w:p>
     <w:tbl>
@@ -6383,27 +6528,30 @@
         <w:tblLook w:val="0400" w:firstRow="0" w:lastRow="0" w:firstColumn="0" w:lastColumn="0" w:noHBand="0" w:noVBand="1"/>
       </w:tblPr>
       <w:tblGrid>
-        <w:gridCol w:w="3367"/>
-        <w:gridCol w:w="2248"/>
-        <w:gridCol w:w="3913"/>
+        <w:gridCol w:w="4309"/>
+        <w:gridCol w:w="1927"/>
+        <w:gridCol w:w="2835"/>
       </w:tblGrid>
       <w:tr>
         <w:trPr>
+          <w:cantSplit/>
+          <w:tblHeader/>
           <w:jc w:val="center"/>
         </w:trPr>
         <w:tc>
           <w:tcPr>
-            <w:tcW w:w="3367" w:type="dxa"/>
-            <w:tcBorders>
-              <w:top w:val="single" w:sz="8" w:space="0" w:color="000000"/>
-              <w:left w:val="single" w:sz="8" w:space="0" w:color="000000"/>
-              <w:bottom w:val="single" w:sz="8" w:space="0" w:color="000000"/>
-              <w:right w:val="single" w:sz="8" w:space="0" w:color="000000"/>
-            </w:tcBorders>
-            <w:vAlign w:val="center"/>
-          </w:tcPr>
-          <w:p>
-            <w:pPr>
+            <w:tcW w:w="4309" w:type="dxa"/>
+            <w:tcBorders>
+              <w:top w:val="single" w:sz="8" w:space="0" w:color="000000"/>
+              <w:left w:val="single" w:sz="8" w:space="0" w:color="000000"/>
+              <w:bottom w:val="single" w:sz="8" w:space="0" w:color="000000"/>
+              <w:right w:val="single" w:sz="8" w:space="0" w:color="000000"/>
+            </w:tcBorders>
+            <w:vAlign w:val="center"/>
+          </w:tcPr>
+          <w:p>
+            <w:pPr>
+              <w:keepNext/>
               <w:jc w:val="center"/>
               <w:rPr>
                 <w:sz w:val="24"/>
@@ -6423,17 +6571,18 @@
         </w:tc>
         <w:tc>
           <w:tcPr>
-            <w:tcW w:w="2248" w:type="dxa"/>
-            <w:tcBorders>
-              <w:top w:val="single" w:sz="8" w:space="0" w:color="000000"/>
-              <w:left w:val="single" w:sz="8" w:space="0" w:color="000000"/>
-              <w:bottom w:val="single" w:sz="8" w:space="0" w:color="000000"/>
-              <w:right w:val="single" w:sz="8" w:space="0" w:color="000000"/>
-            </w:tcBorders>
-            <w:vAlign w:val="center"/>
-          </w:tcPr>
-          <w:p>
-            <w:pPr>
+            <w:tcW w:w="1927" w:type="dxa"/>
+            <w:tcBorders>
+              <w:top w:val="single" w:sz="8" w:space="0" w:color="000000"/>
+              <w:left w:val="single" w:sz="8" w:space="0" w:color="000000"/>
+              <w:bottom w:val="single" w:sz="8" w:space="0" w:color="000000"/>
+              <w:right w:val="single" w:sz="8" w:space="0" w:color="000000"/>
+            </w:tcBorders>
+            <w:vAlign w:val="center"/>
+          </w:tcPr>
+          <w:p>
+            <w:pPr>
+              <w:keepNext/>
               <w:jc w:val="center"/>
               <w:rPr>
                 <w:sz w:val="24"/>
@@ -6453,17 +6602,18 @@
         </w:tc>
         <w:tc>
           <w:tcPr>
-            <w:tcW w:w="3913" w:type="dxa"/>
-            <w:tcBorders>
-              <w:top w:val="single" w:sz="8" w:space="0" w:color="000000"/>
-              <w:left w:val="single" w:sz="8" w:space="0" w:color="000000"/>
-              <w:bottom w:val="single" w:sz="8" w:space="0" w:color="000000"/>
-              <w:right w:val="single" w:sz="8" w:space="0" w:color="000000"/>
-            </w:tcBorders>
-            <w:vAlign w:val="center"/>
-          </w:tcPr>
-          <w:p>
-            <w:pPr>
+            <w:tcW w:w="2835" w:type="dxa"/>
+            <w:tcBorders>
+              <w:top w:val="single" w:sz="8" w:space="0" w:color="000000"/>
+              <w:left w:val="single" w:sz="8" w:space="0" w:color="000000"/>
+              <w:bottom w:val="single" w:sz="8" w:space="0" w:color="000000"/>
+              <w:right w:val="single" w:sz="8" w:space="0" w:color="000000"/>
+            </w:tcBorders>
+            <w:vAlign w:val="center"/>
+          </w:tcPr>
+          <w:p>
+            <w:pPr>
+              <w:keepNext/>
               <w:jc w:val="center"/>
               <w:rPr>
                 <w:sz w:val="24"/>
@@ -6484,39 +6634,40 @@
       </w:tr>
       <w:tr>
         <w:trPr>
+          <w:cantSplit/>
           <w:jc w:val="center"/>
         </w:trPr>
         <w:tc>
           <w:tcPr>
-            <w:tcW w:w="3367" w:type="dxa"/>
-            <w:tcBorders>
-              <w:top w:val="single" w:sz="8" w:space="0" w:color="000000"/>
-              <w:left w:val="single" w:sz="8" w:space="0" w:color="000000"/>
-              <w:bottom w:val="single" w:sz="8" w:space="0" w:color="000000"/>
-              <w:right w:val="single" w:sz="8" w:space="0" w:color="000000"/>
-            </w:tcBorders>
-            <w:vAlign w:val="center"/>
-          </w:tcPr>
-          <w:p>
-            <w:pPr>
-              <w:rPr>
-                <w:sz w:val="24"/>
-                <w:szCs w:val="24"/>
-              </w:rPr>
-            </w:pPr>
-            <w:r>
-              <w:rPr>
-                <w:b w:val="0"/>
-                <w:sz w:val="24"/>
-                <w:szCs w:val="24"/>
-              </w:rPr>
-              <w:t>1. Catat serah terima pekerjaan karyawan yang dimutasi kepada pengganti, selesai sebelum tanggal berlaku.</w:t>
-            </w:r>
-          </w:p>
-        </w:tc>
-        <w:tc>
-          <w:tcPr>
-            <w:tcW w:w="2248" w:type="dxa"/>
+            <w:tcW w:w="4309" w:type="dxa"/>
+            <w:tcBorders>
+              <w:top w:val="single" w:sz="8" w:space="0" w:color="000000"/>
+              <w:left w:val="single" w:sz="8" w:space="0" w:color="000000"/>
+              <w:bottom w:val="single" w:sz="8" w:space="0" w:color="000000"/>
+              <w:right w:val="single" w:sz="8" w:space="0" w:color="000000"/>
+            </w:tcBorders>
+            <w:vAlign w:val="center"/>
+          </w:tcPr>
+          <w:p>
+            <w:pPr>
+              <w:rPr>
+                <w:sz w:val="24"/>
+                <w:szCs w:val="24"/>
+              </w:rPr>
+            </w:pPr>
+            <w:r>
+              <w:rPr>
+                <w:b w:val="0"/>
+                <w:sz w:val="24"/>
+                <w:szCs w:val="24"/>
+              </w:rPr>
+              <w:t>1. Catat serah terima pekerjaan karyawan yang dimutasi kepada pengganti, dan selesaikan sebelum tanggal berlaku.</w:t>
+            </w:r>
+          </w:p>
+        </w:tc>
+        <w:tc>
+          <w:tcPr>
+            <w:tcW w:w="1927" w:type="dxa"/>
             <w:tcBorders>
               <w:top w:val="single" w:sz="8" w:space="0" w:color="000000"/>
               <w:left w:val="single" w:sz="8" w:space="0" w:color="000000"/>
@@ -6544,18 +6695,18 @@
         </w:tc>
         <w:tc>
           <w:tcPr>
-            <w:tcW w:w="3913" w:type="dxa"/>
-            <w:tcBorders>
-              <w:top w:val="single" w:sz="8" w:space="0" w:color="000000"/>
-              <w:left w:val="single" w:sz="8" w:space="0" w:color="000000"/>
-              <w:bottom w:val="single" w:sz="8" w:space="0" w:color="000000"/>
-              <w:right w:val="single" w:sz="8" w:space="0" w:color="000000"/>
-            </w:tcBorders>
-            <w:vAlign w:val="center"/>
-          </w:tcPr>
-          <w:p>
-            <w:pPr>
-              <w:jc w:val="both"/>
+            <w:tcW w:w="2835" w:type="dxa"/>
+            <w:tcBorders>
+              <w:top w:val="single" w:sz="8" w:space="0" w:color="000000"/>
+              <w:left w:val="single" w:sz="8" w:space="0" w:color="000000"/>
+              <w:bottom w:val="single" w:sz="8" w:space="0" w:color="000000"/>
+              <w:right w:val="single" w:sz="8" w:space="0" w:color="000000"/>
+            </w:tcBorders>
+            <w:vAlign w:val="center"/>
+          </w:tcPr>
+          <w:p>
+            <w:pPr>
+              <w:jc w:val="left"/>
               <w:rPr>
                 <w:sz w:val="24"/>
                 <w:szCs w:val="24"/>
@@ -6574,11 +6725,12 @@
       </w:tr>
       <w:tr>
         <w:trPr>
+          <w:cantSplit/>
           <w:jc w:val="center"/>
         </w:trPr>
         <w:tc>
           <w:tcPr>
-            <w:tcW w:w="3367" w:type="dxa"/>
+            <w:tcW w:w="4309" w:type="dxa"/>
             <w:tcBorders>
               <w:top w:val="single" w:sz="8" w:space="0" w:color="000000"/>
               <w:left w:val="single" w:sz="8" w:space="0" w:color="000000"/>
@@ -6606,7 +6758,7 @@
         </w:tc>
         <w:tc>
           <w:tcPr>
-            <w:tcW w:w="2248" w:type="dxa"/>
+            <w:tcW w:w="1927" w:type="dxa"/>
             <w:tcBorders>
               <w:top w:val="single" w:sz="8" w:space="0" w:color="000000"/>
               <w:left w:val="single" w:sz="8" w:space="0" w:color="000000"/>
@@ -6634,18 +6786,18 @@
         </w:tc>
         <w:tc>
           <w:tcPr>
-            <w:tcW w:w="3913" w:type="dxa"/>
-            <w:tcBorders>
-              <w:top w:val="single" w:sz="8" w:space="0" w:color="000000"/>
-              <w:left w:val="single" w:sz="8" w:space="0" w:color="000000"/>
-              <w:bottom w:val="single" w:sz="8" w:space="0" w:color="000000"/>
-              <w:right w:val="single" w:sz="8" w:space="0" w:color="000000"/>
-            </w:tcBorders>
-            <w:vAlign w:val="center"/>
-          </w:tcPr>
-          <w:p>
-            <w:pPr>
-              <w:jc w:val="both"/>
+            <w:tcW w:w="2835" w:type="dxa"/>
+            <w:tcBorders>
+              <w:top w:val="single" w:sz="8" w:space="0" w:color="000000"/>
+              <w:left w:val="single" w:sz="8" w:space="0" w:color="000000"/>
+              <w:bottom w:val="single" w:sz="8" w:space="0" w:color="000000"/>
+              <w:right w:val="single" w:sz="8" w:space="0" w:color="000000"/>
+            </w:tcBorders>
+            <w:vAlign w:val="center"/>
+          </w:tcPr>
+          <w:p>
+            <w:pPr>
+              <w:jc w:val="left"/>
               <w:rPr>
                 <w:sz w:val="24"/>
                 <w:szCs w:val="24"/>
@@ -6664,11 +6816,12 @@
       </w:tr>
       <w:tr>
         <w:trPr>
+          <w:cantSplit/>
           <w:jc w:val="center"/>
         </w:trPr>
         <w:tc>
           <w:tcPr>
-            <w:tcW w:w="3367" w:type="dxa"/>
+            <w:tcW w:w="4309" w:type="dxa"/>
             <w:tcBorders>
               <w:top w:val="single" w:sz="8" w:space="0" w:color="000000"/>
               <w:left w:val="single" w:sz="8" w:space="0" w:color="000000"/>
@@ -6696,7 +6849,7 @@
         </w:tc>
         <w:tc>
           <w:tcPr>
-            <w:tcW w:w="2248" w:type="dxa"/>
+            <w:tcW w:w="1927" w:type="dxa"/>
             <w:tcBorders>
               <w:top w:val="single" w:sz="8" w:space="0" w:color="000000"/>
               <w:left w:val="single" w:sz="8" w:space="0" w:color="000000"/>
@@ -6724,18 +6877,18 @@
         </w:tc>
         <w:tc>
           <w:tcPr>
-            <w:tcW w:w="3913" w:type="dxa"/>
-            <w:tcBorders>
-              <w:top w:val="single" w:sz="8" w:space="0" w:color="000000"/>
-              <w:left w:val="single" w:sz="8" w:space="0" w:color="000000"/>
-              <w:bottom w:val="single" w:sz="8" w:space="0" w:color="000000"/>
-              <w:right w:val="single" w:sz="8" w:space="0" w:color="000000"/>
-            </w:tcBorders>
-            <w:vAlign w:val="center"/>
-          </w:tcPr>
-          <w:p>
-            <w:pPr>
-              <w:jc w:val="both"/>
+            <w:tcW w:w="2835" w:type="dxa"/>
+            <w:tcBorders>
+              <w:top w:val="single" w:sz="8" w:space="0" w:color="000000"/>
+              <w:left w:val="single" w:sz="8" w:space="0" w:color="000000"/>
+              <w:bottom w:val="single" w:sz="8" w:space="0" w:color="000000"/>
+              <w:right w:val="single" w:sz="8" w:space="0" w:color="000000"/>
+            </w:tcBorders>
+            <w:vAlign w:val="center"/>
+          </w:tcPr>
+          <w:p>
+            <w:pPr>
+              <w:jc w:val="left"/>
               <w:rPr>
                 <w:sz w:val="24"/>
                 <w:szCs w:val="24"/>
@@ -6754,11 +6907,12 @@
       </w:tr>
       <w:tr>
         <w:trPr>
+          <w:cantSplit/>
           <w:jc w:val="center"/>
         </w:trPr>
         <w:tc>
           <w:tcPr>
-            <w:tcW w:w="3367" w:type="dxa"/>
+            <w:tcW w:w="4309" w:type="dxa"/>
             <w:tcBorders>
               <w:top w:val="single" w:sz="8" w:space="0" w:color="000000"/>
               <w:left w:val="single" w:sz="8" w:space="0" w:color="000000"/>
@@ -6786,7 +6940,7 @@
         </w:tc>
         <w:tc>
           <w:tcPr>
-            <w:tcW w:w="2248" w:type="dxa"/>
+            <w:tcW w:w="1927" w:type="dxa"/>
             <w:tcBorders>
               <w:top w:val="single" w:sz="8" w:space="0" w:color="000000"/>
               <w:left w:val="single" w:sz="8" w:space="0" w:color="000000"/>
@@ -6814,18 +6968,18 @@
         </w:tc>
         <w:tc>
           <w:tcPr>
-            <w:tcW w:w="3913" w:type="dxa"/>
-            <w:tcBorders>
-              <w:top w:val="single" w:sz="8" w:space="0" w:color="000000"/>
-              <w:left w:val="single" w:sz="8" w:space="0" w:color="000000"/>
-              <w:bottom w:val="single" w:sz="8" w:space="0" w:color="000000"/>
-              <w:right w:val="single" w:sz="8" w:space="0" w:color="000000"/>
-            </w:tcBorders>
-            <w:vAlign w:val="center"/>
-          </w:tcPr>
-          <w:p>
-            <w:pPr>
-              <w:jc w:val="both"/>
+            <w:tcW w:w="2835" w:type="dxa"/>
+            <w:tcBorders>
+              <w:top w:val="single" w:sz="8" w:space="0" w:color="000000"/>
+              <w:left w:val="single" w:sz="8" w:space="0" w:color="000000"/>
+              <w:bottom w:val="single" w:sz="8" w:space="0" w:color="000000"/>
+              <w:right w:val="single" w:sz="8" w:space="0" w:color="000000"/>
+            </w:tcBorders>
+            <w:vAlign w:val="center"/>
+          </w:tcPr>
+          <w:p>
+            <w:pPr>
+              <w:jc w:val="left"/>
               <w:rPr>
                 <w:sz w:val="24"/>
                 <w:szCs w:val="24"/>
@@ -6844,11 +6998,12 @@
       </w:tr>
       <w:tr>
         <w:trPr>
+          <w:cantSplit/>
           <w:jc w:val="center"/>
         </w:trPr>
         <w:tc>
           <w:tcPr>
-            <w:tcW w:w="3367" w:type="dxa"/>
+            <w:tcW w:w="4309" w:type="dxa"/>
             <w:tcBorders>
               <w:top w:val="single" w:sz="8" w:space="0" w:color="000000"/>
               <w:left w:val="single" w:sz="8" w:space="0" w:color="000000"/>
@@ -6876,7 +7031,7 @@
         </w:tc>
         <w:tc>
           <w:tcPr>
-            <w:tcW w:w="2248" w:type="dxa"/>
+            <w:tcW w:w="1927" w:type="dxa"/>
             <w:tcBorders>
               <w:top w:val="single" w:sz="8" w:space="0" w:color="000000"/>
               <w:left w:val="single" w:sz="8" w:space="0" w:color="000000"/>
@@ -6904,18 +7059,18 @@
         </w:tc>
         <w:tc>
           <w:tcPr>
-            <w:tcW w:w="3913" w:type="dxa"/>
-            <w:tcBorders>
-              <w:top w:val="single" w:sz="8" w:space="0" w:color="000000"/>
-              <w:left w:val="single" w:sz="8" w:space="0" w:color="000000"/>
-              <w:bottom w:val="single" w:sz="8" w:space="0" w:color="000000"/>
-              <w:right w:val="single" w:sz="8" w:space="0" w:color="000000"/>
-            </w:tcBorders>
-            <w:vAlign w:val="center"/>
-          </w:tcPr>
-          <w:p>
-            <w:pPr>
-              <w:jc w:val="both"/>
+            <w:tcW w:w="2835" w:type="dxa"/>
+            <w:tcBorders>
+              <w:top w:val="single" w:sz="8" w:space="0" w:color="000000"/>
+              <w:left w:val="single" w:sz="8" w:space="0" w:color="000000"/>
+              <w:bottom w:val="single" w:sz="8" w:space="0" w:color="000000"/>
+              <w:right w:val="single" w:sz="8" w:space="0" w:color="000000"/>
+            </w:tcBorders>
+            <w:vAlign w:val="center"/>
+          </w:tcPr>
+          <w:p>
+            <w:pPr>
+              <w:jc w:val="left"/>
               <w:rPr>
                 <w:sz w:val="24"/>
                 <w:szCs w:val="24"/>
@@ -6934,11 +7089,12 @@
       </w:tr>
       <w:tr>
         <w:trPr>
+          <w:cantSplit/>
           <w:jc w:val="center"/>
         </w:trPr>
         <w:tc>
           <w:tcPr>
-            <w:tcW w:w="3367" w:type="dxa"/>
+            <w:tcW w:w="4309" w:type="dxa"/>
             <w:tcBorders>
               <w:top w:val="single" w:sz="8" w:space="0" w:color="000000"/>
               <w:left w:val="single" w:sz="8" w:space="0" w:color="000000"/>
@@ -6966,7 +7122,7 @@
         </w:tc>
         <w:tc>
           <w:tcPr>
-            <w:tcW w:w="2248" w:type="dxa"/>
+            <w:tcW w:w="1927" w:type="dxa"/>
             <w:tcBorders>
               <w:top w:val="single" w:sz="8" w:space="0" w:color="000000"/>
               <w:left w:val="single" w:sz="8" w:space="0" w:color="000000"/>
@@ -6994,18 +7150,18 @@
         </w:tc>
         <w:tc>
           <w:tcPr>
-            <w:tcW w:w="3913" w:type="dxa"/>
-            <w:tcBorders>
-              <w:top w:val="single" w:sz="8" w:space="0" w:color="000000"/>
-              <w:left w:val="single" w:sz="8" w:space="0" w:color="000000"/>
-              <w:bottom w:val="single" w:sz="8" w:space="0" w:color="000000"/>
-              <w:right w:val="single" w:sz="8" w:space="0" w:color="000000"/>
-            </w:tcBorders>
-            <w:vAlign w:val="center"/>
-          </w:tcPr>
-          <w:p>
-            <w:pPr>
-              <w:jc w:val="both"/>
+            <w:tcW w:w="2835" w:type="dxa"/>
+            <w:tcBorders>
+              <w:top w:val="single" w:sz="8" w:space="0" w:color="000000"/>
+              <w:left w:val="single" w:sz="8" w:space="0" w:color="000000"/>
+              <w:bottom w:val="single" w:sz="8" w:space="0" w:color="000000"/>
+              <w:right w:val="single" w:sz="8" w:space="0" w:color="000000"/>
+            </w:tcBorders>
+            <w:vAlign w:val="center"/>
+          </w:tcPr>
+          <w:p>
+            <w:pPr>
+              <w:jc w:val="left"/>
               <w:rPr>
                 <w:sz w:val="24"/>
                 <w:szCs w:val="24"/>
@@ -7024,11 +7180,12 @@
       </w:tr>
       <w:tr>
         <w:trPr>
+          <w:cantSplit/>
           <w:jc w:val="center"/>
         </w:trPr>
         <w:tc>
           <w:tcPr>
-            <w:tcW w:w="3367" w:type="dxa"/>
+            <w:tcW w:w="4309" w:type="dxa"/>
             <w:tcBorders>
               <w:top w:val="single" w:sz="8" w:space="0" w:color="000000"/>
               <w:left w:val="single" w:sz="8" w:space="0" w:color="000000"/>
@@ -7056,7 +7213,7 @@
         </w:tc>
         <w:tc>
           <w:tcPr>
-            <w:tcW w:w="2248" w:type="dxa"/>
+            <w:tcW w:w="1927" w:type="dxa"/>
             <w:tcBorders>
               <w:top w:val="single" w:sz="8" w:space="0" w:color="000000"/>
               <w:left w:val="single" w:sz="8" w:space="0" w:color="000000"/>
@@ -7084,69 +7241,70 @@
         </w:tc>
         <w:tc>
           <w:tcPr>
-            <w:tcW w:w="3913" w:type="dxa"/>
-            <w:tcBorders>
-              <w:top w:val="single" w:sz="8" w:space="0" w:color="000000"/>
-              <w:left w:val="single" w:sz="8" w:space="0" w:color="000000"/>
-              <w:bottom w:val="single" w:sz="8" w:space="0" w:color="000000"/>
-              <w:right w:val="single" w:sz="8" w:space="0" w:color="000000"/>
-            </w:tcBorders>
-            <w:vAlign w:val="center"/>
-          </w:tcPr>
-          <w:p>
-            <w:pPr>
-              <w:jc w:val="both"/>
-              <w:rPr>
-                <w:sz w:val="24"/>
-                <w:szCs w:val="24"/>
-              </w:rPr>
-            </w:pPr>
-            <w:r>
-              <w:rPr>
-                <w:b w:val="0"/>
-                <w:sz w:val="24"/>
-                <w:szCs w:val="24"/>
-              </w:rPr>
-              <w:t>Tiket perubahan akses di Service Hub (GLPI)</w:t>
+            <w:tcW w:w="2835" w:type="dxa"/>
+            <w:tcBorders>
+              <w:top w:val="single" w:sz="8" w:space="0" w:color="000000"/>
+              <w:left w:val="single" w:sz="8" w:space="0" w:color="000000"/>
+              <w:bottom w:val="single" w:sz="8" w:space="0" w:color="000000"/>
+              <w:right w:val="single" w:sz="8" w:space="0" w:color="000000"/>
+            </w:tcBorders>
+            <w:vAlign w:val="center"/>
+          </w:tcPr>
+          <w:p>
+            <w:pPr>
+              <w:jc w:val="left"/>
+              <w:rPr>
+                <w:sz w:val="24"/>
+                <w:szCs w:val="24"/>
+              </w:rPr>
+            </w:pPr>
+            <w:r>
+              <w:rPr>
+                <w:b w:val="0"/>
+                <w:sz w:val="24"/>
+                <w:szCs w:val="24"/>
+              </w:rPr>
+              <w:t>Ticket perubahan akses di Service Hub (GLPI)</w:t>
             </w:r>
           </w:p>
         </w:tc>
       </w:tr>
       <w:tr>
         <w:trPr>
+          <w:cantSplit/>
           <w:jc w:val="center"/>
         </w:trPr>
         <w:tc>
           <w:tcPr>
-            <w:tcW w:w="3367" w:type="dxa"/>
-            <w:tcBorders>
-              <w:top w:val="single" w:sz="8" w:space="0" w:color="000000"/>
-              <w:left w:val="single" w:sz="8" w:space="0" w:color="000000"/>
-              <w:bottom w:val="single" w:sz="8" w:space="0" w:color="000000"/>
-              <w:right w:val="single" w:sz="8" w:space="0" w:color="000000"/>
-            </w:tcBorders>
-            <w:vAlign w:val="center"/>
-          </w:tcPr>
-          <w:p>
-            <w:pPr>
-              <w:rPr>
-                <w:sz w:val="24"/>
-                <w:szCs w:val="24"/>
-              </w:rPr>
-            </w:pPr>
-            <w:r>
-              <w:rPr>
-                <w:b w:val="0"/>
-                <w:sz w:val="24"/>
-                <w:szCs w:val="24"/>
-              </w:rPr>
-              <w:t>8. Perbarui pemegang jabatan dan garis lapor di SNX-HR-ORG-01 dan SNX-HR-JA-01 lewat revisi kedua dokumen, bila jabatan atau garis lapor berubah.</w:t>
-            </w:r>
-          </w:p>
-        </w:tc>
-        <w:tc>
-          <w:tcPr>
-            <w:tcW w:w="2248" w:type="dxa"/>
+            <w:tcW w:w="4309" w:type="dxa"/>
+            <w:tcBorders>
+              <w:top w:val="single" w:sz="8" w:space="0" w:color="000000"/>
+              <w:left w:val="single" w:sz="8" w:space="0" w:color="000000"/>
+              <w:bottom w:val="single" w:sz="8" w:space="0" w:color="000000"/>
+              <w:right w:val="single" w:sz="8" w:space="0" w:color="000000"/>
+            </w:tcBorders>
+            <w:vAlign w:val="center"/>
+          </w:tcPr>
+          <w:p>
+            <w:pPr>
+              <w:rPr>
+                <w:sz w:val="24"/>
+                <w:szCs w:val="24"/>
+              </w:rPr>
+            </w:pPr>
+            <w:r>
+              <w:rPr>
+                <w:b w:val="0"/>
+                <w:sz w:val="24"/>
+                <w:szCs w:val="24"/>
+              </w:rPr>
+              <w:t>8. Jika jabatan atau garis lapor berubah, perbarui pemegang jabatan dan garis lapor di SNX-HR-ORG-01 dan SNX-HR-JA-01 melalui revisi kedua dokumen.</w:t>
+            </w:r>
+          </w:p>
+        </w:tc>
+        <w:tc>
+          <w:tcPr>
+            <w:tcW w:w="1927" w:type="dxa"/>
             <w:tcBorders>
               <w:top w:val="single" w:sz="8" w:space="0" w:color="000000"/>
               <w:left w:val="single" w:sz="8" w:space="0" w:color="000000"/>
@@ -7174,18 +7332,18 @@
         </w:tc>
         <w:tc>
           <w:tcPr>
-            <w:tcW w:w="3913" w:type="dxa"/>
-            <w:tcBorders>
-              <w:top w:val="single" w:sz="8" w:space="0" w:color="000000"/>
-              <w:left w:val="single" w:sz="8" w:space="0" w:color="000000"/>
-              <w:bottom w:val="single" w:sz="8" w:space="0" w:color="000000"/>
-              <w:right w:val="single" w:sz="8" w:space="0" w:color="000000"/>
-            </w:tcBorders>
-            <w:vAlign w:val="center"/>
-          </w:tcPr>
-          <w:p>
-            <w:pPr>
-              <w:jc w:val="both"/>
+            <w:tcW w:w="2835" w:type="dxa"/>
+            <w:tcBorders>
+              <w:top w:val="single" w:sz="8" w:space="0" w:color="000000"/>
+              <w:left w:val="single" w:sz="8" w:space="0" w:color="000000"/>
+              <w:bottom w:val="single" w:sz="8" w:space="0" w:color="000000"/>
+              <w:right w:val="single" w:sz="8" w:space="0" w:color="000000"/>
+            </w:tcBorders>
+            <w:vAlign w:val="center"/>
+          </w:tcPr>
+          <w:p>
+            <w:pPr>
+              <w:jc w:val="left"/>
               <w:rPr>
                 <w:sz w:val="24"/>
                 <w:szCs w:val="24"/>
@@ -7358,6 +7516,7 @@
     <w:p>
       <w:pPr>
         <w:pStyle w:val="Heading1"/>
+        <w:keepNext/>
         <w:numPr>
           <w:ilvl w:val="0"/>
           <w:numId w:val="7"/>
@@ -7386,6 +7545,8 @@
       </w:tblGrid>
       <w:tr>
         <w:trPr>
+          <w:cantSplit/>
+          <w:tblHeader/>
           <w:jc w:val="center"/>
         </w:trPr>
         <w:tc>
@@ -7401,6 +7562,7 @@
           </w:tcPr>
           <w:p>
             <w:pPr>
+              <w:keepNext/>
               <w:jc w:val="center"/>
               <w:rPr>
                 <w:sz w:val="24"/>
@@ -7431,6 +7593,7 @@
           </w:tcPr>
           <w:p>
             <w:pPr>
+              <w:keepNext/>
               <w:jc w:val="center"/>
               <w:rPr>
                 <w:sz w:val="24"/>
@@ -7461,6 +7624,7 @@
           </w:tcPr>
           <w:p>
             <w:pPr>
+              <w:keepNext/>
               <w:jc w:val="center"/>
               <w:rPr>
                 <w:sz w:val="24"/>
@@ -7481,6 +7645,7 @@
       </w:tr>
       <w:tr>
         <w:trPr>
+          <w:cantSplit/>
           <w:jc w:val="center"/>
         </w:trPr>
         <w:tc>
@@ -7552,7 +7717,7 @@
           </w:tcPr>
           <w:p>
             <w:pPr>
-              <w:jc w:val="both"/>
+              <w:jc w:val="left"/>
               <w:rPr>
                 <w:sz w:val="24"/>
                 <w:szCs w:val="24"/>
@@ -7571,6 +7736,7 @@
       </w:tr>
       <w:tr>
         <w:trPr>
+          <w:cantSplit/>
           <w:jc w:val="center"/>
         </w:trPr>
         <w:tc>
@@ -7642,7 +7808,7 @@
           </w:tcPr>
           <w:p>
             <w:pPr>
-              <w:jc w:val="both"/>
+              <w:jc w:val="left"/>
               <w:rPr>
                 <w:sz w:val="24"/>
                 <w:szCs w:val="24"/>
@@ -7661,6 +7827,7 @@
       </w:tr>
       <w:tr>
         <w:trPr>
+          <w:cantSplit/>
           <w:jc w:val="center"/>
         </w:trPr>
         <w:tc>
@@ -7732,7 +7899,7 @@
           </w:tcPr>
           <w:p>
             <w:pPr>
-              <w:jc w:val="both"/>
+              <w:jc w:val="left"/>
               <w:rPr>
                 <w:sz w:val="24"/>
                 <w:szCs w:val="24"/>
@@ -7751,6 +7918,7 @@
       </w:tr>
       <w:tr>
         <w:trPr>
+          <w:cantSplit/>
           <w:jc w:val="center"/>
         </w:trPr>
         <w:tc>
@@ -7822,7 +7990,7 @@
           </w:tcPr>
           <w:p>
             <w:pPr>
-              <w:jc w:val="both"/>
+              <w:jc w:val="left"/>
               <w:rPr>
                 <w:sz w:val="24"/>
                 <w:szCs w:val="24"/>
@@ -7841,6 +8009,7 @@
       </w:tr>
       <w:tr>
         <w:trPr>
+          <w:cantSplit/>
           <w:jc w:val="center"/>
         </w:trPr>
         <w:tc>
@@ -7912,7 +8081,7 @@
           </w:tcPr>
           <w:p>
             <w:pPr>
-              <w:jc w:val="both"/>
+              <w:jc w:val="left"/>
               <w:rPr>
                 <w:sz w:val="24"/>
                 <w:szCs w:val="24"/>
@@ -7931,6 +8100,7 @@
       </w:tr>
       <w:tr>
         <w:trPr>
+          <w:cantSplit/>
           <w:jc w:val="center"/>
         </w:trPr>
         <w:tc>
@@ -8002,7 +8172,7 @@
           </w:tcPr>
           <w:p>
             <w:pPr>
-              <w:jc w:val="both"/>
+              <w:jc w:val="left"/>
               <w:rPr>
                 <w:sz w:val="24"/>
                 <w:szCs w:val="24"/>
@@ -8021,6 +8191,7 @@
       </w:tr>
       <w:tr>
         <w:trPr>
+          <w:cantSplit/>
           <w:jc w:val="center"/>
         </w:trPr>
         <w:tc>
@@ -8092,7 +8263,7 @@
           </w:tcPr>
           <w:p>
             <w:pPr>
-              <w:jc w:val="both"/>
+              <w:jc w:val="left"/>
               <w:rPr>
                 <w:sz w:val="24"/>
                 <w:szCs w:val="24"/>
@@ -8111,6 +8282,7 @@
       </w:tr>
       <w:tr>
         <w:trPr>
+          <w:cantSplit/>
           <w:jc w:val="center"/>
         </w:trPr>
         <w:tc>
@@ -8182,7 +8354,7 @@
           </w:tcPr>
           <w:p>
             <w:pPr>
-              <w:jc w:val="both"/>
+              <w:jc w:val="left"/>
               <w:rPr>
                 <w:sz w:val="24"/>
                 <w:szCs w:val="24"/>
@@ -8201,6 +8373,7 @@
       </w:tr>
       <w:tr>
         <w:trPr>
+          <w:cantSplit/>
           <w:jc w:val="center"/>
         </w:trPr>
         <w:tc>
@@ -8272,19 +8445,19 @@
           </w:tcPr>
           <w:p>
             <w:pPr>
-              <w:jc w:val="both"/>
-              <w:rPr>
-                <w:sz w:val="24"/>
-                <w:szCs w:val="24"/>
-              </w:rPr>
-            </w:pPr>
-            <w:r>
-              <w:rPr>
-                <w:b w:val="0"/>
-                <w:sz w:val="24"/>
-                <w:szCs w:val="24"/>
-              </w:rPr>
-              <w:t>1 hari kerja sesudah pemberitahuan mutasi diterima, agar batas pencabutan 5 hari kerja di SNX-ISMS-SOP-02 tercapai (USULAN)</w:t>
+              <w:jc w:val="left"/>
+              <w:rPr>
+                <w:sz w:val="24"/>
+                <w:szCs w:val="24"/>
+              </w:rPr>
+            </w:pPr>
+            <w:r>
+              <w:rPr>
+                <w:b w:val="0"/>
+                <w:sz w:val="24"/>
+                <w:szCs w:val="24"/>
+              </w:rPr>
+              <w:t>1 hari kerja setelah pemberitahuan mutasi diterima, agar batas pencabutan 5 hari kerja di SNX-ISMS-SOP-02 tercapai (USULAN)</w:t>
             </w:r>
           </w:p>
         </w:tc>
@@ -8301,6 +8474,7 @@
     <w:p>
       <w:pPr>
         <w:pStyle w:val="Heading1"/>
+        <w:keepNext/>
         <w:numPr>
           <w:ilvl w:val="0"/>
           <w:numId w:val="7"/>
@@ -8333,6 +8507,10 @@
         <w:gridCol w:w="6765"/>
       </w:tblGrid>
       <w:tr>
+        <w:trPr>
+          <w:cantSplit/>
+          <w:tblHeader/>
+        </w:trPr>
         <w:tc>
           <w:tcPr>
             <w:tcW w:w="2745" w:type="dxa"/>
@@ -8345,6 +8523,7 @@
           </w:tcPr>
           <w:p>
             <w:pPr>
+              <w:keepNext/>
               <w:spacing w:after="120" w:line="252" w:lineRule="auto"/>
               <w:rPr>
                 <w:sz w:val="24"/>
@@ -8373,8 +8552,9 @@
           </w:tcPr>
           <w:p>
             <w:pPr>
+              <w:keepNext/>
               <w:spacing w:after="120" w:line="252" w:lineRule="auto"/>
-              <w:jc w:val="both"/>
+              <w:jc w:val="left"/>
               <w:rPr>
                 <w:sz w:val="24"/>
                 <w:szCs w:val="24"/>
@@ -8392,6 +8572,9 @@
         </w:tc>
       </w:tr>
       <w:tr>
+        <w:trPr>
+          <w:cantSplit/>
+        </w:trPr>
         <w:tc>
           <w:tcPr>
             <w:tcW w:w="2745" w:type="dxa"/>
@@ -8433,7 +8616,7 @@
           <w:p>
             <w:pPr>
               <w:spacing w:after="120" w:line="252" w:lineRule="auto"/>
-              <w:jc w:val="both"/>
+              <w:jc w:val="left"/>
               <w:rPr>
                 <w:sz w:val="24"/>
                 <w:szCs w:val="24"/>
@@ -8451,6 +8634,9 @@
         </w:tc>
       </w:tr>
       <w:tr>
+        <w:trPr>
+          <w:cantSplit/>
+        </w:trPr>
         <w:tc>
           <w:tcPr>
             <w:tcW w:w="2745" w:type="dxa"/>
@@ -8492,24 +8678,27 @@
           <w:p>
             <w:pPr>
               <w:spacing w:after="120" w:line="252" w:lineRule="auto"/>
-              <w:jc w:val="both"/>
-              <w:rPr>
-                <w:sz w:val="24"/>
-                <w:szCs w:val="24"/>
-              </w:rPr>
-            </w:pPr>
-            <w:r>
-              <w:rPr>
-                <w:b w:val="0"/>
-                <w:sz w:val="24"/>
-                <w:szCs w:val="24"/>
-              </w:rPr>
-              <w:t>HR Lead menambahkan jabatan itu lewat revisi kedua dokumen (USULAN). HRGA Officer melanjutkan proses usulan setelah Direktur Utama mengesahkan revisi itu (USULAN).</w:t>
+              <w:jc w:val="left"/>
+              <w:rPr>
+                <w:sz w:val="24"/>
+                <w:szCs w:val="24"/>
+              </w:rPr>
+            </w:pPr>
+            <w:r>
+              <w:rPr>
+                <w:b w:val="0"/>
+                <w:sz w:val="24"/>
+                <w:szCs w:val="24"/>
+              </w:rPr>
+              <w:t>HR Lead menambahkan jabatan itu melalui revisi kedua dokumen (USULAN). HRGA Officer melanjutkan proses usulan setelah revisi itu disahkan Direktur Utama (USULAN).</w:t>
             </w:r>
           </w:p>
         </w:tc>
       </w:tr>
       <w:tr>
+        <w:trPr>
+          <w:cantSplit/>
+        </w:trPr>
         <w:tc>
           <w:tcPr>
             <w:tcW w:w="2745" w:type="dxa"/>
@@ -8534,7 +8723,7 @@
                 <w:sz w:val="24"/>
                 <w:szCs w:val="24"/>
               </w:rPr>
-              <w:t>Atasan Langsung Tujuan dan Atasan Langsung Asal adalah jabatan yang sama, mis. pada mutasi yang hanya mengubah lokasi operasional</w:t>
+              <w:t>Atasan Langsung Tujuan dan Atasan Langsung Asal adalah jabatan yang sama, misalnya pada mutasi yang hanya mengubah lokasi operasional</w:t>
             </w:r>
           </w:p>
         </w:tc>
@@ -8551,24 +8740,27 @@
           <w:p>
             <w:pPr>
               <w:spacing w:after="120" w:line="252" w:lineRule="auto"/>
-              <w:jc w:val="both"/>
-              <w:rPr>
-                <w:sz w:val="24"/>
-                <w:szCs w:val="24"/>
-              </w:rPr>
-            </w:pPr>
-            <w:r>
-              <w:rPr>
-                <w:b w:val="0"/>
-                <w:sz w:val="24"/>
-                <w:szCs w:val="24"/>
-              </w:rPr>
-              <w:t>HRGA Officer mengirim usulan ke Penanggap alternatif pada butir 6.2 nomor 2, dan Penanggap alternatif menanggapi usulan pada nomor 3 dalam batas waktu bagian 8 (USULAN). Bila jabatan yang sama itu Direktur Utama, Direktur Utama menanggapi sendiri usulan itu sesuai pengecualian di butir 4.3 (USULAN).</w:t>
+              <w:jc w:val="left"/>
+              <w:rPr>
+                <w:sz w:val="24"/>
+                <w:szCs w:val="24"/>
+              </w:rPr>
+            </w:pPr>
+            <w:r>
+              <w:rPr>
+                <w:b w:val="0"/>
+                <w:sz w:val="24"/>
+                <w:szCs w:val="24"/>
+              </w:rPr>
+              <w:t>HRGA Officer mengirim usulan lengkap ke Penanggap alternatif, bukan ke Atasan Langsung Asal, dan Penanggap alternatif menanggapinya dalam 3 hari kerja sejak usulan lengkap diterima (USULAN). Jika jabatan yang sama itu Direktur Utama, Direktur Utama menanggapi sendiri usulan itu sesuai pengecualian di butir 4.3 (USULAN).</w:t>
             </w:r>
           </w:p>
         </w:tc>
       </w:tr>
       <w:tr>
+        <w:trPr>
+          <w:cantSplit/>
+        </w:trPr>
         <w:tc>
           <w:tcPr>
             <w:tcW w:w="2745" w:type="dxa"/>
@@ -8610,7 +8802,7 @@
           <w:p>
             <w:pPr>
               <w:spacing w:after="120" w:line="252" w:lineRule="auto"/>
-              <w:jc w:val="both"/>
+              <w:jc w:val="left"/>
               <w:rPr>
                 <w:sz w:val="24"/>
                 <w:szCs w:val="24"/>
@@ -8628,6 +8820,9 @@
         </w:tc>
       </w:tr>
       <w:tr>
+        <w:trPr>
+          <w:cantSplit/>
+        </w:trPr>
         <w:tc>
           <w:tcPr>
             <w:tcW w:w="2745" w:type="dxa"/>
@@ -8669,24 +8864,27 @@
           <w:p>
             <w:pPr>
               <w:spacing w:after="120" w:line="252" w:lineRule="auto"/>
-              <w:jc w:val="both"/>
-              <w:rPr>
-                <w:sz w:val="24"/>
-                <w:szCs w:val="24"/>
-              </w:rPr>
-            </w:pPr>
-            <w:r>
-              <w:rPr>
-                <w:b w:val="0"/>
-                <w:sz w:val="24"/>
-                <w:szCs w:val="24"/>
-              </w:rPr>
-              <w:t>HR Lead mengalihkan usulan ke SNX-HR-SOP-10 bila tingkatan jabatan tujuan lebih tinggi, atau ke SNX-HR-SOP-11 bila lebih rendah (USULAN).</w:t>
+              <w:jc w:val="left"/>
+              <w:rPr>
+                <w:sz w:val="24"/>
+                <w:szCs w:val="24"/>
+              </w:rPr>
+            </w:pPr>
+            <w:r>
+              <w:rPr>
+                <w:b w:val="0"/>
+                <w:sz w:val="24"/>
+                <w:szCs w:val="24"/>
+              </w:rPr>
+              <w:t>HR Lead mengalihkan usulan ke SNX-HR-SOP-10 jika tingkatan jabatan tujuan lebih tinggi, atau ke SNX-HR-SOP-11 jika lebih rendah (USULAN).</w:t>
             </w:r>
           </w:p>
         </w:tc>
       </w:tr>
       <w:tr>
+        <w:trPr>
+          <w:cantSplit/>
+        </w:trPr>
         <w:tc>
           <w:tcPr>
             <w:tcW w:w="2745" w:type="dxa"/>
@@ -8728,24 +8926,27 @@
           <w:p>
             <w:pPr>
               <w:spacing w:after="120" w:line="252" w:lineRule="auto"/>
-              <w:jc w:val="both"/>
-              <w:rPr>
-                <w:sz w:val="24"/>
-                <w:szCs w:val="24"/>
-              </w:rPr>
-            </w:pPr>
-            <w:r>
-              <w:rPr>
-                <w:b w:val="0"/>
-                <w:sz w:val="24"/>
-                <w:szCs w:val="24"/>
-              </w:rPr>
-              <w:t>HR Lead memuat keberatan itu dalam rekomendasi ke Direktur Utama, yang memutuskan (USULAN).</w:t>
+              <w:jc w:val="left"/>
+              <w:rPr>
+                <w:sz w:val="24"/>
+                <w:szCs w:val="24"/>
+              </w:rPr>
+            </w:pPr>
+            <w:r>
+              <w:rPr>
+                <w:b w:val="0"/>
+                <w:sz w:val="24"/>
+                <w:szCs w:val="24"/>
+              </w:rPr>
+              <w:t>HR Lead mencantumkan keberatan itu dalam rekomendasi kepada Direktur Utama, dan Direktur Utama yang memutuskan (USULAN).</w:t>
             </w:r>
           </w:p>
         </w:tc>
       </w:tr>
       <w:tr>
+        <w:trPr>
+          <w:cantSplit/>
+        </w:trPr>
         <w:tc>
           <w:tcPr>
             <w:tcW w:w="2745" w:type="dxa"/>
@@ -8787,7 +8988,7 @@
           <w:p>
             <w:pPr>
               <w:spacing w:after="120" w:line="252" w:lineRule="auto"/>
-              <w:jc w:val="both"/>
+              <w:jc w:val="left"/>
               <w:rPr>
                 <w:sz w:val="24"/>
                 <w:szCs w:val="24"/>
@@ -8805,6 +9006,9 @@
         </w:tc>
       </w:tr>
       <w:tr>
+        <w:trPr>
+          <w:cantSplit/>
+        </w:trPr>
         <w:tc>
           <w:tcPr>
             <w:tcW w:w="2745" w:type="dxa"/>
@@ -8846,24 +9050,27 @@
           <w:p>
             <w:pPr>
               <w:spacing w:after="120" w:line="252" w:lineRule="auto"/>
-              <w:jc w:val="both"/>
-              <w:rPr>
-                <w:sz w:val="24"/>
-                <w:szCs w:val="24"/>
-              </w:rPr>
-            </w:pPr>
-            <w:r>
-              <w:rPr>
-                <w:b w:val="0"/>
-                <w:sz w:val="24"/>
-                <w:szCs w:val="24"/>
-              </w:rPr>
-              <w:t>HR Lead mencatat tindakan pemenuhan syarat dan melapor ke Direktur Utama saat syarat terpenuhi (USULAN). HRGA Officer memperbarui data kepegawaian sesudah laporan itu (USULAN).</w:t>
+              <w:jc w:val="left"/>
+              <w:rPr>
+                <w:sz w:val="24"/>
+                <w:szCs w:val="24"/>
+              </w:rPr>
+            </w:pPr>
+            <w:r>
+              <w:rPr>
+                <w:b w:val="0"/>
+                <w:sz w:val="24"/>
+                <w:szCs w:val="24"/>
+              </w:rPr>
+              <w:t>HR Lead mencatat tindakan pemenuhan syarat dan melapor ke Direktur Utama saat syarat terpenuhi (USULAN). HRGA Officer memperbarui data kepegawaian setelah laporan itu disampaikan (USULAN).</w:t>
             </w:r>
           </w:p>
         </w:tc>
       </w:tr>
       <w:tr>
+        <w:trPr>
+          <w:cantSplit/>
+        </w:trPr>
         <w:tc>
           <w:tcPr>
             <w:tcW w:w="2745" w:type="dxa"/>
@@ -8905,7 +9112,7 @@
           <w:p>
             <w:pPr>
               <w:spacing w:after="120" w:line="252" w:lineRule="auto"/>
-              <w:jc w:val="both"/>
+              <w:jc w:val="left"/>
               <w:rPr>
                 <w:sz w:val="24"/>
                 <w:szCs w:val="24"/>
@@ -8923,6 +9130,9 @@
         </w:tc>
       </w:tr>
       <w:tr>
+        <w:trPr>
+          <w:cantSplit/>
+        </w:trPr>
         <w:tc>
           <w:tcPr>
             <w:tcW w:w="2745" w:type="dxa"/>
@@ -8964,7 +9174,7 @@
           <w:p>
             <w:pPr>
               <w:spacing w:after="120" w:line="252" w:lineRule="auto"/>
-              <w:jc w:val="both"/>
+              <w:jc w:val="left"/>
               <w:rPr>
                 <w:sz w:val="24"/>
                 <w:szCs w:val="24"/>
@@ -8982,6 +9192,9 @@
         </w:tc>
       </w:tr>
       <w:tr>
+        <w:trPr>
+          <w:cantSplit/>
+        </w:trPr>
         <w:tc>
           <w:tcPr>
             <w:tcW w:w="2745" w:type="dxa"/>
@@ -9006,7 +9219,7 @@
                 <w:sz w:val="24"/>
                 <w:szCs w:val="24"/>
               </w:rPr>
-              <w:t>Karyawan yang dimutasi belum mengonfirmasi informasi jabatan baru pada tanggal berlaku</w:t>
+              <w:t>Karyawan yang dimutasi belum mengonfirmasi informasi jabatan baru hingga tanggal berlaku</w:t>
             </w:r>
           </w:p>
         </w:tc>
@@ -9023,7 +9236,7 @@
           <w:p>
             <w:pPr>
               <w:spacing w:after="120" w:line="252" w:lineRule="auto"/>
-              <w:jc w:val="both"/>
+              <w:jc w:val="left"/>
               <w:rPr>
                 <w:sz w:val="24"/>
                 <w:szCs w:val="24"/>
@@ -9094,7 +9307,7 @@
           <w:sz w:val="24"/>
           <w:szCs w:val="24"/>
         </w:rPr>
-        <w:t xml:space="preserve">HR Lead selaku pemilik SOP memeriksa kepatuhan terhadap SOP ini dengan membandingkan rekaman di bagian 11 dengan langkah di bagian 6 dan batas waktu di bagian 8 (USULAN).</w:t>
+        <w:t xml:space="preserve">HR Lead selaku pemilik SOP memeriksa kepatuhan dengan mencocokkan record mutasi terhadap langkah prosedur dan batas waktunya (USULAN).</w:t>
       </w:r>
     </w:p>
     <w:p>
@@ -9118,7 +9331,7 @@
           <w:sz w:val="24"/>
           <w:szCs w:val="24"/>
         </w:rPr>
-        <w:t xml:space="preserve">HR Lead meninjau SOP ini setiap tahun, dan lebih awal bila Direktur Utama mengubah penetap keputusan di butir 4.6 atau revisi SNX-HR-ORG-01 menambah atau menghapus unit kerja atau divisi.</w:t>
+        <w:t xml:space="preserve">HR Lead meninjau SOP ini setiap tahun. Review dilakukan lebih awal jika Direktur Utama mengubah penetap keputusan di butir 4.6, atau jika revisi SNX-HR-ORG-01 menambah atau menghapus unit kerja atau divisi.</w:t>
       </w:r>
     </w:p>
     <w:p>
@@ -9170,6 +9383,7 @@
     </w:p>
     <w:p>
       <w:pPr>
+        <w:keepNext/>
         <w:pBdr>
           <w:top w:val="nil"/>
           <w:left w:val="nil"/>
@@ -9216,6 +9430,8 @@
       </w:tblGrid>
       <w:tr>
         <w:trPr>
+          <w:cantSplit/>
+          <w:tblHeader/>
           <w:jc w:val="center"/>
         </w:trPr>
         <w:tc>
@@ -9225,6 +9441,7 @@
           </w:tcPr>
           <w:p>
             <w:pPr>
+              <w:keepNext/>
               <w:jc w:val="center"/>
               <w:rPr>
                 <w:sz w:val="24"/>
@@ -9249,6 +9466,7 @@
           </w:tcPr>
           <w:p>
             <w:pPr>
+              <w:keepNext/>
               <w:jc w:val="center"/>
               <w:rPr>
                 <w:sz w:val="24"/>
@@ -9269,6 +9487,7 @@
       </w:tr>
       <w:tr>
         <w:trPr>
+          <w:cantSplit/>
           <w:jc w:val="center"/>
         </w:trPr>
         <w:tc>
@@ -9318,6 +9537,7 @@
       </w:tr>
       <w:tr>
         <w:trPr>
+          <w:cantSplit/>
           <w:jc w:val="center"/>
         </w:trPr>
         <w:tc>
@@ -9360,13 +9580,14 @@
                 <w:sz w:val="24"/>
                 <w:szCs w:val="24"/>
               </w:rPr>
-              <w:t>Struktur Organisasi SINUX: daftar jabatan, unit, garis lapor yang menentukan Atasan Langsung Asal, Atasan Langsung Tujuan, dan Penanggap alternatif, dan nama peran di bagian 5.</w:t>
+              <w:t>Struktur Organisasi SINUX: daftar jabatan, unit, dan garis lapor yang menentukan Atasan Langsung Asal, Atasan Langsung Tujuan, dan Penanggap alternatif, serta nama peran di bagian 5.</w:t>
             </w:r>
           </w:p>
         </w:tc>
       </w:tr>
       <w:tr>
         <w:trPr>
+          <w:cantSplit/>
           <w:jc w:val="center"/>
         </w:trPr>
         <w:tc>
@@ -9416,6 +9637,7 @@
       </w:tr>
       <w:tr>
         <w:trPr>
+          <w:cantSplit/>
           <w:jc w:val="center"/>
         </w:trPr>
         <w:tc>
@@ -9465,6 +9687,7 @@
       </w:tr>
       <w:tr>
         <w:trPr>
+          <w:cantSplit/>
           <w:jc w:val="center"/>
         </w:trPr>
         <w:tc>
@@ -9514,6 +9737,7 @@
       </w:tr>
       <w:tr>
         <w:trPr>
+          <w:cantSplit/>
           <w:jc w:val="center"/>
         </w:trPr>
         <w:tc>
@@ -9563,6 +9787,7 @@
       </w:tr>
       <w:tr>
         <w:trPr>
+          <w:cantSplit/>
           <w:jc w:val="center"/>
         </w:trPr>
         <w:tc>
@@ -9605,13 +9830,14 @@
                 <w:sz w:val="24"/>
                 <w:szCs w:val="24"/>
               </w:rPr>
-              <w:t>Information Classification &amp; Handling Procedure: tingkat klasifikasi rekaman mutasi (butir 4.11).</w:t>
+              <w:t>Information Classification &amp; Handling Procedure: tingkat klasifikasi record mutasi (butir 4.11).</w:t>
             </w:r>
           </w:p>
         </w:tc>
       </w:tr>
       <w:tr>
         <w:trPr>
+          <w:cantSplit/>
           <w:jc w:val="center"/>
         </w:trPr>
         <w:tc>
@@ -9662,6 +9888,7 @@
     </w:tbl>
     <w:p>
       <w:pPr>
+        <w:keepNext/>
         <w:pBdr>
           <w:top w:val="nil"/>
           <w:left w:val="nil"/>
@@ -9701,6 +9928,8 @@
       </w:tblGrid>
       <w:tr>
         <w:trPr>
+          <w:cantSplit/>
+          <w:tblHeader/>
           <w:jc w:val="center"/>
         </w:trPr>
         <w:tc>
@@ -9716,6 +9945,7 @@
           </w:tcPr>
           <w:p>
             <w:pPr>
+              <w:keepNext/>
               <w:jc w:val="center"/>
               <w:rPr>
                 <w:sz w:val="24"/>
@@ -9746,6 +9976,7 @@
           </w:tcPr>
           <w:p>
             <w:pPr>
+              <w:keepNext/>
               <w:jc w:val="center"/>
               <w:rPr>
                 <w:sz w:val="24"/>
@@ -9776,6 +10007,7 @@
           </w:tcPr>
           <w:p>
             <w:pPr>
+              <w:keepNext/>
               <w:jc w:val="center"/>
               <w:rPr>
                 <w:sz w:val="24"/>
@@ -9796,6 +10028,7 @@
       </w:tr>
       <w:tr>
         <w:trPr>
+          <w:cantSplit/>
           <w:jc w:val="center"/>
         </w:trPr>
         <w:tc>
@@ -9867,7 +10100,7 @@
           </w:tcPr>
           <w:p>
             <w:pPr>
-              <w:jc w:val="both"/>
+              <w:jc w:val="left"/>
               <w:rPr>
                 <w:sz w:val="24"/>
                 <w:szCs w:val="24"/>
@@ -9886,6 +10119,7 @@
       </w:tr>
       <w:tr>
         <w:trPr>
+          <w:cantSplit/>
           <w:jc w:val="center"/>
         </w:trPr>
         <w:tc>
@@ -9957,7 +10191,7 @@
           </w:tcPr>
           <w:p>
             <w:pPr>
-              <w:jc w:val="both"/>
+              <w:jc w:val="left"/>
               <w:rPr>
                 <w:sz w:val="24"/>
                 <w:szCs w:val="24"/>
@@ -9976,6 +10210,7 @@
       </w:tr>
       <w:tr>
         <w:trPr>
+          <w:cantSplit/>
           <w:jc w:val="center"/>
         </w:trPr>
         <w:tc>
@@ -10047,7 +10282,7 @@
           </w:tcPr>
           <w:p>
             <w:pPr>
-              <w:jc w:val="both"/>
+              <w:jc w:val="left"/>
               <w:rPr>
                 <w:sz w:val="24"/>
                 <w:szCs w:val="24"/>
@@ -10066,6 +10301,7 @@
       </w:tr>
       <w:tr>
         <w:trPr>
+          <w:cantSplit/>
           <w:jc w:val="center"/>
         </w:trPr>
         <w:tc>
@@ -10137,7 +10373,7 @@
           </w:tcPr>
           <w:p>
             <w:pPr>
-              <w:jc w:val="both"/>
+              <w:jc w:val="left"/>
               <w:rPr>
                 <w:sz w:val="24"/>
                 <w:szCs w:val="24"/>
@@ -10156,6 +10392,7 @@
       </w:tr>
       <w:tr>
         <w:trPr>
+          <w:cantSplit/>
           <w:jc w:val="center"/>
         </w:trPr>
         <w:tc>
@@ -10182,7 +10419,7 @@
                 <w:sz w:val="24"/>
                 <w:szCs w:val="24"/>
               </w:rPr>
-              <w:t>Tiket perubahan akses karena mutasi</w:t>
+              <w:t>Ticket perubahan akses karena mutasi</w:t>
             </w:r>
           </w:p>
         </w:tc>
@@ -10227,7 +10464,7 @@
           </w:tcPr>
           <w:p>
             <w:pPr>
-              <w:jc w:val="both"/>
+              <w:jc w:val="left"/>
               <w:rPr>
                 <w:sz w:val="24"/>
                 <w:szCs w:val="24"/>

--- a/out/02_HR/SNX-HR-SOP-13 Mutation (Rev00 DRAFT).docx
+++ b/out/02_HR/SNX-HR-SOP-13 Mutation (Rev00 DRAFT).docx
@@ -3851,7 +3851,7 @@
           <w:sz w:val="24"/>
           <w:szCs w:val="24"/>
         </w:rPr>
-        <w:t xml:space="preserve">4.3 Pemisahan peran (ISO 9001:2015 5.3): jabatan yang mengusulkan, menanggapi, menyimpulkan kualifikasi, menetapkan keputusan, dan mencatat mutasi berbeda satu sama lain. Jika Atasan Langsung Tujuan dan Atasan Langsung Asal adalah jabatan yang sama, usulan ditanggapi Penanggap alternatif (USULAN). Pengecualian berlaku untuk Direktur Utama: jika ia Atasan Langsung Tujuan, ia mengusulkan sekaligus memutuskan, dan jika ia juga Atasan Langsung Asal, ia menanggapi sendiri. Dalam pengecualian ini, pemeriksa yang terpisah dari Direktur Utama adalah HR Lead, melalui kesimpulan kualifikasi dan rekomendasi di butir 6.2 dan 6.3 (USULAN).</w:t>
+        <w:t xml:space="preserve">4.3 Pemisahan peran (ISO 9001:2015 5.3): jabatan yang mengusulkan, menanggapi, menyimpulkan kualifikasi, menetapkan keputusan, dan mencatat mutasi berbeda satu sama lain. Jika Atasan Langsung Tujuan dan Atasan Langsung Asal adalah jabatan yang sama, usulan ditanggapi Penanggap alternatif sesuai bagian 9 (USULAN). Pengecualian berlaku untuk Direktur Utama: jika ia Atasan Langsung Tujuan, ia mengusulkan sekaligus memutuskan, dan jika ia juga Atasan Langsung Asal, ia menanggapi sendiri. Dalam pengecualian ini, pemeriksa yang terpisah dari Direktur Utama adalah HR Lead, melalui kesimpulan kualifikasi dan rekomendasi di butir 6.2 dan 6.3 (USULAN).</w:t>
       </w:r>
     </w:p>
     <w:p>

--- a/out/02_HR/SNX-HR-SOP-13 Mutation (Rev00 DRAFT).docx
+++ b/out/02_HR/SNX-HR-SOP-13 Mutation (Rev00 DRAFT).docx
@@ -3827,7 +3827,7 @@
           <w:sz w:val="24"/>
           <w:szCs w:val="24"/>
         </w:rPr>
-        <w:t xml:space="preserve">4.2 Tujuan mutasi: usulan menyebut satu tujuan atau lebih, yaitu unit kerja, divisi, atau lokasi operasional. Untuk mutasi ke unit kerja atau divisi lain, usulan menyebut jabatan tujuan di SNX-HR-ORG-01 dan Atasan Langsung Tujuan menurut kolom Melapor ke. Untuk mutasi yang hanya mengubah lokasi operasional, usulan menyebut lokasi tujuan, dan jabatan tujuan sama dengan jabatan asal (USULAN).</w:t>
+        <w:t xml:space="preserve">4.2 Tujuan mutasi: usulan menyebut satu tujuan atau lebih, yaitu unit kerja, divisi, atau lokasi operasional. Untuk mutasi ke unit kerja atau divisi lain, usulan menyebut jabatan tujuan di SNX-HR-ORG-01 dan Atasan Langsung Tujuan menurut kolom Melapor ke (USULAN). Untuk mutasi yang hanya mengubah lokasi operasional, usulan menyebut lokasi tujuan, dan jabatan tujuan sama dengan jabatan asal (USULAN).</w:t>
       </w:r>
     </w:p>
     <w:p>
@@ -4268,7 +4268,7 @@
                 <w:sz w:val="24"/>
                 <w:szCs w:val="24"/>
               </w:rPr>
-              <w:t>Merekomendasikan keputusan kepada Direktur Utama, tetapi tidak memutuskan mutasi. Batas ini mengikuti wewenang JA-14 di SNX-HR-JA-01 untuk hiring, salary action, dan disciplinary action (USULAN).</w:t>
+              <w:t>Merekomendasikan keputusan kepada Direktur Utama, tetapi tidak memutuskan mutasi; batas ini mengikuti wewenang JA-14 di SNX-HR-JA-01 untuk hiring, salary action, dan disciplinary action (USULAN).</w:t>
             </w:r>
           </w:p>
         </w:tc>
@@ -4523,7 +4523,7 @@
                 <w:sz w:val="24"/>
                 <w:szCs w:val="24"/>
               </w:rPr>
-              <w:t>Bertindak sebagai pengusul: menulis kebutuhan organisasi, mengisi dan mengirim usulan, menerima keputusan, dan mengajukan perubahan hak akses menurut SNX-ISMS-SOP-02 (butir 6.1, 6.3, dan 6.4) (USULAN).</w:t>
+              <w:t>Bertindak sebagai pengusul (USULAN). Menulis kebutuhan organisasi, mengisi dan mengirim usulan, menerima keputusan, dan mengajukan perubahan hak akses menurut SNX-ISMS-SOP-02 (butir 6.1, 6.3, dan 6.4).</w:t>
             </w:r>
           </w:p>
         </w:tc>
@@ -4618,7 +4618,7 @@
                 <w:sz w:val="24"/>
                 <w:szCs w:val="24"/>
               </w:rPr>
-              <w:t>Bertindak sebagai penanggap: menanggapi usulan, menunjuk pengganti, dan mencatat serah terima pekerjaan karyawan yang dimutasi (butir 6.2 dan 6.4) (USULAN).</w:t>
+              <w:t>Bertindak sebagai penanggap (USULAN). Menanggapi usulan, menunjuk pengganti, dan mencatat serah terima pekerjaan karyawan yang dimutasi (butir 6.2 dan 6.4).</w:t>
             </w:r>
           </w:p>
         </w:tc>

--- a/out/02_HR/SNX-HR-SOP-13 Mutation (Rev00 DRAFT).docx
+++ b/out/02_HR/SNX-HR-SOP-13 Mutation (Rev00 DRAFT).docx
@@ -2580,7 +2580,7 @@
           <w:sz w:val="24"/>
           <w:szCs w:val="24"/>
         </w:rPr>
-        <w:t xml:space="preserve">Dikecualikan dari SOP ini: kenaikan jabatan (SNX-HR-SOP-10), penurunan jabatan (SNX-HR-SOP-11), dan rotasi menurut batas di bawah (SNX-HR-SOP-12). Juga dikecualikan: perpindahan sementara di luar batas rotasi; pemindahan atas permintaan karyawan dan pemindahan sebagai sanksi disiplin; penetapan gaji, tunjangan, dan biaya yang timbul karena mutasi; serta mutasi Direktur Utama (JA-01), karena menurut SNX-HR-JA-01 atasan jabatan itu adalah organ perusahaan sesuai anggaran dasar (USULAN).</w:t>
+        <w:t xml:space="preserve">Dikecualikan dari SOP ini: kenaikan jabatan (SNX-HR-SOP-10), penurunan jabatan (SNX-HR-SOP-11), dan rotasi menurut batas di bawah (SNX-HR-SOP-12). Juga dikecualikan: perpindahan sementara di luar batas rotasi (USULAN); pemindahan atas permintaan karyawan dan pemindahan sebagai sanksi disiplin (USULAN); penetapan gaji, tunjangan, dan biaya yang timbul karena mutasi (USULAN); serta mutasi Direktur Utama (JA-01), karena menurut SNX-HR-JA-01 atasan jabatan itu adalah organ perusahaan sesuai anggaran dasar (USULAN).</w:t>
       </w:r>
     </w:p>
     <w:p>
@@ -3803,7 +3803,7 @@
           <w:sz w:val="24"/>
           <w:szCs w:val="24"/>
         </w:rPr>
-        <w:t xml:space="preserve">4.1 Dasar mutasi (ISO 9001:2015 7.1.2): Atasan Langsung Tujuan mengusulkan mutasi hanya jika ada kebutuhan organisasi, dan menuliskan kebutuhan itu di usulan mutasi (USULAN).</w:t>
+        <w:t xml:space="preserve">4.1 Dasar mutasi (ISO 9001:2015 7.1.2): Atasan Langsung Tujuan mengusulkan mutasi hanya karena kebutuhan organisasi, dan menuliskan kebutuhan itu di usulan mutasi (butir 6.1) (USULAN).</w:t>
       </w:r>
     </w:p>
     <w:p>
